--- a/docs/manual/Postvak-User-Guide.docx
+++ b/docs/manual/Postvak-User-Guide.docx
@@ -70,7 +70,7 @@
         <w:pStyle w:val="Author"/>
       </w:pPr>
       <w:r>
-        <w:t xml:space="preserve">Version 1.6.4 · October 2026 · PeopleDisplay</w:t>
+        <w:t xml:space="preserve">Version 1.7.0 · October 2026 · PeopleDisplay</w:t>
       </w:r>
     </w:p>
     <w:p>
@@ -1208,8 +1208,86 @@
         <w:br/>
       </w:r>
     </w:p>
+    <w:p>
+      <w:pPr>
+        <w:pStyle w:val="BodyText"/>
+      </w:pPr>
+      <w:r>
+        <w:rPr>
+          <w:bCs/>
+          <w:b/>
+        </w:rPr>
+        <w:t xml:space="preserve">Offline reading</w:t>
+      </w:r>
+      <w:r>
+        <w:t xml:space="preserve">: switch on</w:t>
+      </w:r>
+      <w:r>
+        <w:t xml:space="preserve"> </w:t>
+      </w:r>
+      <w:r>
+        <w:rPr>
+          <w:bCs/>
+          <w:b/>
+        </w:rPr>
+        <w:t xml:space="preserve">Offline reading on this device</w:t>
+      </w:r>
+      <w:r>
+        <w:t xml:space="preserve"> </w:t>
+      </w:r>
+      <w:r>
+        <w:t xml:space="preserve">under</w:t>
+      </w:r>
+      <w:r>
+        <w:t xml:space="preserve"> </w:t>
+      </w:r>
+      <w:r>
+        <w:rPr>
+          <w:bCs/>
+          <w:b/>
+        </w:rPr>
+        <w:t xml:space="preserve">Settings → General</w:t>
+      </w:r>
+      <w:r>
+        <w:t xml:space="preserve">. Postvak then keeps</w:t>
+      </w:r>
+      <w:r>
+        <w:t xml:space="preserve"> </w:t>
+      </w:r>
+      <w:r>
+        <w:t xml:space="preserve">the messages you open and the newest messages of your lists on that device. Without internet (on a train, on a</w:t>
+      </w:r>
+      <w:r>
+        <w:t xml:space="preserve"> </w:t>
+      </w:r>
+      <w:r>
+        <w:t xml:space="preserve">plane) you can still read them;</w:t>
+      </w:r>
+      <w:r>
+        <w:t xml:space="preserve"> </w:t>
+      </w:r>
+      <w:r>
+        <w:rPr>
+          <w:bCs/>
+          <w:b/>
+        </w:rPr>
+        <w:t xml:space="preserve">You are offline</w:t>
+      </w:r>
+      <w:r>
+        <w:t xml:space="preserve"> </w:t>
+      </w:r>
+      <w:r>
+        <w:t xml:space="preserve">shows at the top. Switching it off deletes the saved</w:t>
+      </w:r>
+      <w:r>
+        <w:t xml:space="preserve"> </w:t>
+      </w:r>
+      <w:r>
+        <w:t xml:space="preserve">messages, and so does logging out. Only switch it on for a device that is yours.</w:t>
+      </w:r>
+    </w:p>
     <w:bookmarkEnd w:id="42"/>
-    <w:bookmarkStart w:id="43" w:name="h-3-the-screen"/>
+    <w:bookmarkStart w:id="47" w:name="h-3-the-screen"/>
     <w:p>
       <w:pPr>
         <w:pStyle w:val="Heading1"/>
@@ -1280,7 +1358,7 @@
         <w:t xml:space="preserve"> </w:t>
       </w:r>
       <w:r>
-        <w:t xml:space="preserve">labels and at the bottom Calendar, Tasks, Contacts, Settings and Log out.</w:t>
+        <w:t xml:space="preserve">labels and at the bottom how full your mailbox is, Calendar, Attachments, Tasks, Contacts, Settings and Log out.</w:t>
       </w:r>
     </w:p>
     <w:p>
@@ -1460,8 +1538,266 @@
         <w:t xml:space="preserve">: Postvak checks for new mail every minute by itself. On a phone you can also pull the list down.</w:t>
       </w:r>
     </w:p>
-    <w:bookmarkEnd w:id="43"/>
-    <w:bookmarkStart w:id="44" w:name="h-4-reading-mail"/>
+    <w:p>
+      <w:pPr>
+        <w:pStyle w:val="BodyText"/>
+      </w:pPr>
+      <w:r>
+        <w:rPr>
+          <w:bCs/>
+          <w:b/>
+        </w:rPr>
+        <w:t xml:space="preserve">Storage</w:t>
+      </w:r>
+      <w:r>
+        <w:t xml:space="preserve">: below your folders you see how much space your mailbox uses, for example</w:t>
+      </w:r>
+      <w:r>
+        <w:t xml:space="preserve"> </w:t>
+      </w:r>
+      <w:r>
+        <w:rPr>
+          <w:iCs/>
+          <w:i/>
+        </w:rPr>
+        <w:t xml:space="preserve">470 kB of 50 MB used</w:t>
+      </w:r>
+      <w:r>
+        <w:t xml:space="preserve">.</w:t>
+      </w:r>
+      <w:r>
+        <w:t xml:space="preserve"> </w:t>
+      </w:r>
+      <w:r>
+        <w:t xml:space="preserve">When it is nearly full (90% or more) the bar turns red. Then empty the trash and spam and clear out old mail with</w:t>
+      </w:r>
+      <w:r>
+        <w:t xml:space="preserve"> </w:t>
+      </w:r>
+      <w:r>
+        <w:t xml:space="preserve">large attachments (see</w:t>
+      </w:r>
+      <w:r>
+        <w:t xml:space="preserve"> </w:t>
+      </w:r>
+      <w:hyperlink w:anchor="h-all-attachments-at-a-glance">
+        <w:r>
+          <w:rPr>
+            <w:rStyle w:val="Hyperlink"/>
+          </w:rPr>
+          <w:t xml:space="preserve">All attachments at a glance</w:t>
+        </w:r>
+      </w:hyperlink>
+      <w:r>
+        <w:t xml:space="preserve">). Not every mail server</w:t>
+      </w:r>
+      <w:r>
+        <w:t xml:space="preserve"> </w:t>
+      </w:r>
+      <w:r>
+        <w:t xml:space="preserve">reports this; then there is no bar.</w:t>
+      </w:r>
+    </w:p>
+    <w:bookmarkStart w:id="46" w:name="h-inbox-tabs"/>
+    <w:p>
+      <w:pPr>
+        <w:pStyle w:val="Heading2"/>
+      </w:pPr>
+      <w:r>
+        <w:t xml:space="preserve">Inbox tabs</w:t>
+      </w:r>
+    </w:p>
+    <w:p>
+      <w:pPr>
+        <w:pStyle w:val="CaptionedFigure"/>
+      </w:pPr>
+      <w:r>
+        <w:drawing>
+          <wp:inline>
+            <wp:extent cx="4139999" cy="2557058"/>
+            <wp:effectExtent b="0" l="0" r="0" t="0"/>
+            <wp:docPr descr="The inbox with the tabs Primary, Promotions, Social and Updates" title="" id="44" name="Picture"/>
+            <a:graphic>
+              <a:graphicData uri="http://schemas.openxmlformats.org/drawingml/2006/picture">
+                <pic:pic>
+                  <pic:nvPicPr>
+                    <pic:cNvPr descr="/home/claude/postvak/docs/user-guide/inbox-tabs.png" id="45" name="Picture"/>
+                    <pic:cNvPicPr>
+                      <a:picLocks noChangeArrowheads="1" noChangeAspect="1"/>
+                    </pic:cNvPicPr>
+                  </pic:nvPicPr>
+                  <pic:blipFill>
+                    <a:blip r:embed="rId43"/>
+                    <a:stretch>
+                      <a:fillRect/>
+                    </a:stretch>
+                  </pic:blipFill>
+                  <pic:spPr bwMode="auto">
+                    <a:xfrm>
+                      <a:off x="0" y="0"/>
+                      <a:ext cx="4139999" cy="2557058"/>
+                    </a:xfrm>
+                    <a:prstGeom prst="rect">
+                      <a:avLst/>
+                    </a:prstGeom>
+                    <a:noFill/>
+                    <a:ln w="9525">
+                      <a:noFill/>
+                      <a:headEnd/>
+                      <a:tailEnd/>
+                    </a:ln>
+                  </pic:spPr>
+                </pic:pic>
+              </a:graphicData>
+            </a:graphic>
+          </wp:inline>
+        </w:drawing>
+      </w:r>
+    </w:p>
+    <w:p>
+      <w:pPr>
+        <w:pStyle w:val="ImageCaption"/>
+      </w:pPr>
+      <w:r>
+        <w:t xml:space="preserve">The inbox with the tabs Primary, Promotions, Social and Updates</w:t>
+      </w:r>
+    </w:p>
+    <w:p>
+      <w:pPr>
+        <w:pStyle w:val="BodyText"/>
+      </w:pPr>
+      <w:r>
+        <w:t xml:space="preserve">Would you like your inbox split up, as in Gmail? Switch on</w:t>
+      </w:r>
+      <w:r>
+        <w:t xml:space="preserve"> </w:t>
+      </w:r>
+      <w:r>
+        <w:rPr>
+          <w:bCs/>
+          <w:b/>
+        </w:rPr>
+        <w:t xml:space="preserve">Inbox tabs</w:t>
+      </w:r>
+      <w:r>
+        <w:t xml:space="preserve"> </w:t>
+      </w:r>
+      <w:r>
+        <w:t xml:space="preserve">under</w:t>
+      </w:r>
+      <w:r>
+        <w:t xml:space="preserve"> </w:t>
+      </w:r>
+      <w:r>
+        <w:rPr>
+          <w:bCs/>
+          <w:b/>
+        </w:rPr>
+        <w:t xml:space="preserve">Settings → General</w:t>
+      </w:r>
+      <w:r>
+        <w:t xml:space="preserve">. Four tabs</w:t>
+      </w:r>
+      <w:r>
+        <w:t xml:space="preserve"> </w:t>
+      </w:r>
+      <w:r>
+        <w:t xml:space="preserve">appear at the top of the inbox:</w:t>
+      </w:r>
+    </w:p>
+    <w:p>
+      <w:pPr>
+        <w:numPr>
+          <w:ilvl w:val="0"/>
+          <w:numId w:val="1004"/>
+        </w:numPr>
+        <w:pStyle w:val="Compact"/>
+      </w:pPr>
+      <w:r>
+        <w:rPr>
+          <w:bCs/>
+          <w:b/>
+        </w:rPr>
+        <w:t xml:space="preserve">Primary</w:t>
+      </w:r>
+      <w:r>
+        <w:t xml:space="preserve">: mail from people, and everything that does not belong in another tab;</w:t>
+      </w:r>
+    </w:p>
+    <w:p>
+      <w:pPr>
+        <w:numPr>
+          <w:ilvl w:val="0"/>
+          <w:numId w:val="1004"/>
+        </w:numPr>
+        <w:pStyle w:val="Compact"/>
+      </w:pPr>
+      <w:r>
+        <w:rPr>
+          <w:bCs/>
+          <w:b/>
+        </w:rPr>
+        <w:t xml:space="preserve">Promotions</w:t>
+      </w:r>
+      <w:r>
+        <w:t xml:space="preserve">: newsletters and offers (mail with an unsubscribe link);</w:t>
+      </w:r>
+    </w:p>
+    <w:p>
+      <w:pPr>
+        <w:numPr>
+          <w:ilvl w:val="0"/>
+          <w:numId w:val="1004"/>
+        </w:numPr>
+        <w:pStyle w:val="Compact"/>
+      </w:pPr>
+      <w:r>
+        <w:rPr>
+          <w:bCs/>
+          <w:b/>
+        </w:rPr>
+        <w:t xml:space="preserve">Social</w:t>
+      </w:r>
+      <w:r>
+        <w:t xml:space="preserve">: notifications from Facebook, LinkedIn, Instagram and the like;</w:t>
+      </w:r>
+    </w:p>
+    <w:p>
+      <w:pPr>
+        <w:numPr>
+          <w:ilvl w:val="0"/>
+          <w:numId w:val="1004"/>
+        </w:numPr>
+        <w:pStyle w:val="Compact"/>
+      </w:pPr>
+      <w:r>
+        <w:rPr>
+          <w:bCs/>
+          <w:b/>
+        </w:rPr>
+        <w:t xml:space="preserve">Updates</w:t>
+      </w:r>
+      <w:r>
+        <w:t xml:space="preserve">: automatic messages such as order confirmations, invoices and system notifications.</w:t>
+      </w:r>
+    </w:p>
+    <w:p>
+      <w:pPr>
+        <w:pStyle w:val="FirstParagraph"/>
+      </w:pPr>
+      <w:r>
+        <w:t xml:space="preserve">The mail stays in your inbox: the tabs are only a way of looking at it. When you search, Postvak searches the</w:t>
+      </w:r>
+      <w:r>
+        <w:t xml:space="preserve"> </w:t>
+      </w:r>
+      <w:r>
+        <w:t xml:space="preserve">whole inbox.</w:t>
+      </w:r>
+    </w:p>
+    <w:bookmarkEnd w:id="46"/>
+    <w:bookmarkEnd w:id="47"/>
+    <w:bookmarkStart w:id="63" w:name="h-4-reading-mail"/>
     <w:p>
       <w:pPr>
         <w:pStyle w:val="Heading1"/>
@@ -1486,9 +1822,146 @@
     </w:p>
     <w:p>
       <w:pPr>
-        <w:numPr>
-          <w:ilvl w:val="0"/>
-          <w:numId w:val="1004"/>
+        <w:pStyle w:val="BodyText"/>
+      </w:pPr>
+      <w:r>
+        <w:t xml:space="preserve">On a</w:t>
+      </w:r>
+      <w:r>
+        <w:t xml:space="preserve"> </w:t>
+      </w:r>
+      <w:r>
+        <w:rPr>
+          <w:bCs/>
+          <w:b/>
+        </w:rPr>
+        <w:t xml:space="preserve">phone</w:t>
+      </w:r>
+      <w:r>
+        <w:t xml:space="preserve"> </w:t>
+      </w:r>
+      <w:r>
+        <w:t xml:space="preserve">only the three most used buttons are at the top, extra large:</w:t>
+      </w:r>
+      <w:r>
+        <w:t xml:space="preserve"> </w:t>
+      </w:r>
+      <w:r>
+        <w:rPr>
+          <w:bCs/>
+          <w:b/>
+        </w:rPr>
+        <w:t xml:space="preserve">archive</w:t>
+      </w:r>
+      <w:r>
+        <w:t xml:space="preserve">,</w:t>
+      </w:r>
+      <w:r>
+        <w:t xml:space="preserve"> </w:t>
+      </w:r>
+      <w:r>
+        <w:rPr>
+          <w:bCs/>
+          <w:b/>
+        </w:rPr>
+        <w:t xml:space="preserve">delete</w:t>
+      </w:r>
+      <w:r>
+        <w:t xml:space="preserve"> </w:t>
+      </w:r>
+      <w:r>
+        <w:t xml:space="preserve">and</w:t>
+      </w:r>
+      <w:r>
+        <w:t xml:space="preserve"> </w:t>
+      </w:r>
+      <w:r>
+        <w:rPr>
+          <w:bCs/>
+          <w:b/>
+        </w:rPr>
+        <w:t xml:space="preserve">unread</w:t>
+      </w:r>
+      <w:r>
+        <w:t xml:space="preserve">. All other actions are under</w:t>
+      </w:r>
+      <w:r>
+        <w:t xml:space="preserve"> </w:t>
+      </w:r>
+      <w:r>
+        <w:rPr>
+          <w:bCs/>
+          <w:b/>
+        </w:rPr>
+        <w:t xml:space="preserve">⋮</w:t>
+      </w:r>
+      <w:r>
+        <w:t xml:space="preserve"> </w:t>
+      </w:r>
+      <w:r>
+        <w:t xml:space="preserve">(more actions), as in Gmail.</w:t>
+      </w:r>
+    </w:p>
+    <w:p>
+      <w:pPr>
+        <w:pStyle w:val="CaptionedFigure"/>
+      </w:pPr>
+      <w:r>
+        <w:drawing>
+          <wp:inline>
+            <wp:extent cx="2231999" cy="4830276"/>
+            <wp:effectExtent b="0" l="0" r="0" t="0"/>
+            <wp:docPr descr="The more-actions menu on a phone" title="" id="49" name="Picture"/>
+            <a:graphic>
+              <a:graphicData uri="http://schemas.openxmlformats.org/drawingml/2006/picture">
+                <pic:pic>
+                  <pic:nvPicPr>
+                    <pic:cNvPr descr="/home/claude/postvak/docs/user-guide/phone-message-menu.png" id="50" name="Picture"/>
+                    <pic:cNvPicPr>
+                      <a:picLocks noChangeArrowheads="1" noChangeAspect="1"/>
+                    </pic:cNvPicPr>
+                  </pic:nvPicPr>
+                  <pic:blipFill>
+                    <a:blip r:embed="rId48"/>
+                    <a:stretch>
+                      <a:fillRect/>
+                    </a:stretch>
+                  </pic:blipFill>
+                  <pic:spPr bwMode="auto">
+                    <a:xfrm>
+                      <a:off x="0" y="0"/>
+                      <a:ext cx="2231999" cy="4830276"/>
+                    </a:xfrm>
+                    <a:prstGeom prst="rect">
+                      <a:avLst/>
+                    </a:prstGeom>
+                    <a:noFill/>
+                    <a:ln w="9525">
+                      <a:noFill/>
+                      <a:headEnd/>
+                      <a:tailEnd/>
+                    </a:ln>
+                  </pic:spPr>
+                </pic:pic>
+              </a:graphicData>
+            </a:graphic>
+          </wp:inline>
+        </w:drawing>
+      </w:r>
+    </w:p>
+    <w:p>
+      <w:pPr>
+        <w:pStyle w:val="ImageCaption"/>
+      </w:pPr>
+      <w:r>
+        <w:t xml:space="preserve">The more-actions menu on a phone</w:t>
+      </w:r>
+    </w:p>
+    <w:p>
+      <w:pPr>
+        <w:numPr>
+          <w:ilvl w:val="0"/>
+          <w:numId w:val="1005"/>
         </w:numPr>
         <w:pStyle w:val="Compact"/>
       </w:pPr>
@@ -1513,7 +1986,7 @@
       <w:pPr>
         <w:numPr>
           <w:ilvl w:val="0"/>
-          <w:numId w:val="1004"/>
+          <w:numId w:val="1005"/>
         </w:numPr>
         <w:pStyle w:val="Compact"/>
       </w:pPr>
@@ -1567,7 +2040,7 @@
       <w:pPr>
         <w:numPr>
           <w:ilvl w:val="0"/>
-          <w:numId w:val="1004"/>
+          <w:numId w:val="1005"/>
         </w:numPr>
         <w:pStyle w:val="Compact"/>
       </w:pPr>
@@ -1586,7 +2059,7 @@
       <w:pPr>
         <w:numPr>
           <w:ilvl w:val="0"/>
-          <w:numId w:val="1004"/>
+          <w:numId w:val="1005"/>
         </w:numPr>
         <w:pStyle w:val="Compact"/>
       </w:pPr>
@@ -1653,7 +2126,7 @@
       <w:pPr>
         <w:numPr>
           <w:ilvl w:val="0"/>
-          <w:numId w:val="1004"/>
+          <w:numId w:val="1005"/>
         </w:numPr>
         <w:pStyle w:val="Compact"/>
       </w:pPr>
@@ -1723,7 +2196,7 @@
       <w:pPr>
         <w:numPr>
           <w:ilvl w:val="0"/>
-          <w:numId w:val="1004"/>
+          <w:numId w:val="1005"/>
         </w:numPr>
         <w:pStyle w:val="Compact"/>
       </w:pPr>
@@ -1738,8 +2211,440 @@
         <w:t xml:space="preserve">: the printer icon below the message.</w:t>
       </w:r>
     </w:p>
-    <w:bookmarkEnd w:id="44"/>
-    <w:bookmarkStart w:id="45" w:name="h-5-tidying-up"/>
+    <w:p>
+      <w:pPr>
+        <w:numPr>
+          <w:ilvl w:val="0"/>
+          <w:numId w:val="1005"/>
+        </w:numPr>
+        <w:pStyle w:val="Compact"/>
+      </w:pPr>
+      <w:r>
+        <w:rPr>
+          <w:bCs/>
+          <w:b/>
+        </w:rPr>
+        <w:t xml:space="preserve">Show original</w:t>
+      </w:r>
+      <w:r>
+        <w:t xml:space="preserve">: under</w:t>
+      </w:r>
+      <w:r>
+        <w:t xml:space="preserve"> </w:t>
+      </w:r>
+      <w:r>
+        <w:rPr>
+          <w:bCs/>
+          <w:b/>
+        </w:rPr>
+        <w:t xml:space="preserve">⋮</w:t>
+      </w:r>
+      <w:r>
+        <w:t xml:space="preserve"> </w:t>
+      </w:r>
+      <w:r>
+        <w:t xml:space="preserve">(more actions) you see the message as it arrived, with all technical headers.</w:t>
+      </w:r>
+      <w:r>
+        <w:t xml:space="preserve"> </w:t>
+      </w:r>
+      <w:r>
+        <w:rPr>
+          <w:bCs/>
+          <w:b/>
+        </w:rPr>
+        <w:t xml:space="preserve">Download as .eml</w:t>
+      </w:r>
+      <w:r>
+        <w:t xml:space="preserve"> </w:t>
+      </w:r>
+      <w:r>
+        <w:t xml:space="preserve">saves it as a file, for example to send to your administrator or a help desk.</w:t>
+      </w:r>
+    </w:p>
+    <w:bookmarkStart w:id="54" w:name="h-warning-for-suspicious-mail"/>
+    <w:p>
+      <w:pPr>
+        <w:pStyle w:val="Heading2"/>
+      </w:pPr>
+      <w:r>
+        <w:t xml:space="preserve">Warning for suspicious mail</w:t>
+      </w:r>
+    </w:p>
+    <w:p>
+      <w:pPr>
+        <w:pStyle w:val="CaptionedFigure"/>
+      </w:pPr>
+      <w:r>
+        <w:drawing>
+          <wp:inline>
+            <wp:extent cx="4139999" cy="2587499"/>
+            <wp:effectExtent b="0" l="0" r="0" t="0"/>
+            <wp:docPr descr="An amber warning above a message" title="" id="52" name="Picture"/>
+            <a:graphic>
+              <a:graphicData uri="http://schemas.openxmlformats.org/drawingml/2006/picture">
+                <pic:pic>
+                  <pic:nvPicPr>
+                    <pic:cNvPr descr="/home/claude/postvak/docs/user-guide/warning.png" id="53" name="Picture"/>
+                    <pic:cNvPicPr>
+                      <a:picLocks noChangeArrowheads="1" noChangeAspect="1"/>
+                    </pic:cNvPicPr>
+                  </pic:nvPicPr>
+                  <pic:blipFill>
+                    <a:blip r:embed="rId51"/>
+                    <a:stretch>
+                      <a:fillRect/>
+                    </a:stretch>
+                  </pic:blipFill>
+                  <pic:spPr bwMode="auto">
+                    <a:xfrm>
+                      <a:off x="0" y="0"/>
+                      <a:ext cx="4139999" cy="2587499"/>
+                    </a:xfrm>
+                    <a:prstGeom prst="rect">
+                      <a:avLst/>
+                    </a:prstGeom>
+                    <a:noFill/>
+                    <a:ln w="9525">
+                      <a:noFill/>
+                      <a:headEnd/>
+                      <a:tailEnd/>
+                    </a:ln>
+                  </pic:spPr>
+                </pic:pic>
+              </a:graphicData>
+            </a:graphic>
+          </wp:inline>
+        </w:drawing>
+      </w:r>
+    </w:p>
+    <w:p>
+      <w:pPr>
+        <w:pStyle w:val="ImageCaption"/>
+      </w:pPr>
+      <w:r>
+        <w:t xml:space="preserve">An amber warning above a message</w:t>
+      </w:r>
+    </w:p>
+    <w:p>
+      <w:pPr>
+        <w:pStyle w:val="BodyText"/>
+      </w:pPr>
+      <w:r>
+        <w:t xml:space="preserve">For every message Postvak checks whether the sender is who they claim to be. If something is off, a bar appears</w:t>
+      </w:r>
+      <w:r>
+        <w:t xml:space="preserve"> </w:t>
+      </w:r>
+      <w:r>
+        <w:t xml:space="preserve">above the message:</w:t>
+      </w:r>
+    </w:p>
+    <w:p>
+      <w:pPr>
+        <w:numPr>
+          <w:ilvl w:val="0"/>
+          <w:numId w:val="1006"/>
+        </w:numPr>
+        <w:pStyle w:val="Compact"/>
+      </w:pPr>
+      <w:r>
+        <w:rPr>
+          <w:bCs/>
+          <w:b/>
+        </w:rPr>
+        <w:t xml:space="preserve">Red – Careful: this message may be forged</w:t>
+      </w:r>
+      <w:r>
+        <w:t xml:space="preserve">: the mail server could not verify the sender, or the sender’s</w:t>
+      </w:r>
+      <w:r>
+        <w:t xml:space="preserve"> </w:t>
+      </w:r>
+      <w:r>
+        <w:t xml:space="preserve">domain itself says this message did not come from them. Do not click links, do not open attachments and never</w:t>
+      </w:r>
+      <w:r>
+        <w:t xml:space="preserve"> </w:t>
+      </w:r>
+      <w:r>
+        <w:t xml:space="preserve">give passwords or bank details.</w:t>
+      </w:r>
+    </w:p>
+    <w:p>
+      <w:pPr>
+        <w:numPr>
+          <w:ilvl w:val="0"/>
+          <w:numId w:val="1006"/>
+        </w:numPr>
+        <w:pStyle w:val="Compact"/>
+      </w:pPr>
+      <w:r>
+        <w:rPr>
+          <w:bCs/>
+          <w:b/>
+        </w:rPr>
+        <w:t xml:space="preserve">Amber – Be careful</w:t>
+      </w:r>
+      <w:r>
+        <w:t xml:space="preserve">: for example when the sender name shows a different e-mail address than the one the</w:t>
+      </w:r>
+      <w:r>
+        <w:t xml:space="preserve"> </w:t>
+      </w:r>
+      <w:r>
+        <w:t xml:space="preserve">message really came from (such as</w:t>
+      </w:r>
+      <w:r>
+        <w:t xml:space="preserve"> </w:t>
+      </w:r>
+      <w:r>
+        <w:rPr>
+          <w:iCs/>
+          <w:i/>
+        </w:rPr>
+        <w:t xml:space="preserve">service@bank.com</w:t>
+      </w:r>
+      <w:r>
+        <w:t xml:space="preserve"> </w:t>
+      </w:r>
+      <w:r>
+        <w:t xml:space="preserve">&lt;someone@gmail.com&gt;), or when a reply would go to a</w:t>
+      </w:r>
+      <w:r>
+        <w:t xml:space="preserve"> </w:t>
+      </w:r>
+      <w:r>
+        <w:t xml:space="preserve">completely different domain.</w:t>
+      </w:r>
+    </w:p>
+    <w:p>
+      <w:pPr>
+        <w:pStyle w:val="FirstParagraph"/>
+      </w:pPr>
+      <w:r>
+        <w:t xml:space="preserve">In doubt? Contact the sender through an address or phone number you already had.</w:t>
+      </w:r>
+    </w:p>
+    <w:bookmarkEnd w:id="54"/>
+    <w:bookmarkStart w:id="58" w:name="h-unsubscribing-from-newsletters"/>
+    <w:p>
+      <w:pPr>
+        <w:pStyle w:val="Heading2"/>
+      </w:pPr>
+      <w:r>
+        <w:t xml:space="preserve">Unsubscribing from newsletters</w:t>
+      </w:r>
+    </w:p>
+    <w:p>
+      <w:pPr>
+        <w:pStyle w:val="CaptionedFigure"/>
+      </w:pPr>
+      <w:r>
+        <w:drawing>
+          <wp:inline>
+            <wp:extent cx="4139999" cy="2587499"/>
+            <wp:effectExtent b="0" l="0" r="0" t="0"/>
+            <wp:docPr descr="The Unsubscribe button on a newsletter" title="" id="56" name="Picture"/>
+            <a:graphic>
+              <a:graphicData uri="http://schemas.openxmlformats.org/drawingml/2006/picture">
+                <pic:pic>
+                  <pic:nvPicPr>
+                    <pic:cNvPr descr="/home/claude/postvak/docs/user-guide/unsubscribe.png" id="57" name="Picture"/>
+                    <pic:cNvPicPr>
+                      <a:picLocks noChangeArrowheads="1" noChangeAspect="1"/>
+                    </pic:cNvPicPr>
+                  </pic:nvPicPr>
+                  <pic:blipFill>
+                    <a:blip r:embed="rId55"/>
+                    <a:stretch>
+                      <a:fillRect/>
+                    </a:stretch>
+                  </pic:blipFill>
+                  <pic:spPr bwMode="auto">
+                    <a:xfrm>
+                      <a:off x="0" y="0"/>
+                      <a:ext cx="4139999" cy="2587499"/>
+                    </a:xfrm>
+                    <a:prstGeom prst="rect">
+                      <a:avLst/>
+                    </a:prstGeom>
+                    <a:noFill/>
+                    <a:ln w="9525">
+                      <a:noFill/>
+                      <a:headEnd/>
+                      <a:tailEnd/>
+                    </a:ln>
+                  </pic:spPr>
+                </pic:pic>
+              </a:graphicData>
+            </a:graphic>
+          </wp:inline>
+        </w:drawing>
+      </w:r>
+    </w:p>
+    <w:p>
+      <w:pPr>
+        <w:pStyle w:val="ImageCaption"/>
+      </w:pPr>
+      <w:r>
+        <w:t xml:space="preserve">The Unsubscribe button on a newsletter</w:t>
+      </w:r>
+    </w:p>
+    <w:p>
+      <w:pPr>
+        <w:pStyle w:val="BodyText"/>
+      </w:pPr>
+      <w:r>
+        <w:t xml:space="preserve">Newsletters and promotional mail have an</w:t>
+      </w:r>
+      <w:r>
+        <w:t xml:space="preserve"> </w:t>
+      </w:r>
+      <w:r>
+        <w:rPr>
+          <w:bCs/>
+          <w:b/>
+        </w:rPr>
+        <w:t xml:space="preserve">Unsubscribe</w:t>
+      </w:r>
+      <w:r>
+        <w:t xml:space="preserve"> </w:t>
+      </w:r>
+      <w:r>
+        <w:t xml:space="preserve">button next to the sender. Postvak unsubscribes you with</w:t>
+      </w:r>
+      <w:r>
+        <w:t xml:space="preserve"> </w:t>
+      </w:r>
+      <w:r>
+        <w:t xml:space="preserve">one click (with most senders without opening a website). If that is not possible, Postvak opens the sender’s</w:t>
+      </w:r>
+      <w:r>
+        <w:t xml:space="preserve"> </w:t>
+      </w:r>
+      <w:r>
+        <w:t xml:space="preserve">unsubscribe page in a new tab.</w:t>
+      </w:r>
+    </w:p>
+    <w:bookmarkEnd w:id="58"/>
+    <w:bookmarkStart w:id="62" w:name="h-reminder-no-reply-yet"/>
+    <w:p>
+      <w:pPr>
+        <w:pStyle w:val="Heading2"/>
+      </w:pPr>
+      <w:r>
+        <w:t xml:space="preserve">Reminder: no reply yet</w:t>
+      </w:r>
+    </w:p>
+    <w:p>
+      <w:pPr>
+        <w:pStyle w:val="CaptionedFigure"/>
+      </w:pPr>
+      <w:r>
+        <w:drawing>
+          <wp:inline>
+            <wp:extent cx="4139999" cy="2587499"/>
+            <wp:effectExtent b="0" l="0" r="0" t="0"/>
+            <wp:docPr descr="A message that comes back because nobody replied" title="" id="60" name="Picture"/>
+            <a:graphic>
+              <a:graphicData uri="http://schemas.openxmlformats.org/drawingml/2006/picture">
+                <pic:pic>
+                  <pic:nvPicPr>
+                    <pic:cNvPr descr="/home/claude/postvak/docs/user-guide/follow-up.png" id="61" name="Picture"/>
+                    <pic:cNvPicPr>
+                      <a:picLocks noChangeArrowheads="1" noChangeAspect="1"/>
+                    </pic:cNvPicPr>
+                  </pic:nvPicPr>
+                  <pic:blipFill>
+                    <a:blip r:embed="rId59"/>
+                    <a:stretch>
+                      <a:fillRect/>
+                    </a:stretch>
+                  </pic:blipFill>
+                  <pic:spPr bwMode="auto">
+                    <a:xfrm>
+                      <a:off x="0" y="0"/>
+                      <a:ext cx="4139999" cy="2587499"/>
+                    </a:xfrm>
+                    <a:prstGeom prst="rect">
+                      <a:avLst/>
+                    </a:prstGeom>
+                    <a:noFill/>
+                    <a:ln w="9525">
+                      <a:noFill/>
+                      <a:headEnd/>
+                      <a:tailEnd/>
+                    </a:ln>
+                  </pic:spPr>
+                </pic:pic>
+              </a:graphicData>
+            </a:graphic>
+          </wp:inline>
+        </w:drawing>
+      </w:r>
+    </w:p>
+    <w:p>
+      <w:pPr>
+        <w:pStyle w:val="ImageCaption"/>
+      </w:pPr>
+      <w:r>
+        <w:t xml:space="preserve">A message that comes back because nobody replied</w:t>
+      </w:r>
+    </w:p>
+    <w:p>
+      <w:pPr>
+        <w:pStyle w:val="BodyText"/>
+      </w:pPr>
+      <w:r>
+        <w:t xml:space="preserve">If you asked for a reminder when sending (see</w:t>
+      </w:r>
+      <w:r>
+        <w:t xml:space="preserve"> </w:t>
+      </w:r>
+      <w:hyperlink w:anchor="h-8-writing-mail">
+        <w:r>
+          <w:rPr>
+            <w:rStyle w:val="Hyperlink"/>
+          </w:rPr>
+          <w:t xml:space="preserve">Writing mail</w:t>
+        </w:r>
+      </w:hyperlink>
+      <w:r>
+        <w:t xml:space="preserve">) and no reply came, your message is</w:t>
+      </w:r>
+      <w:r>
+        <w:t xml:space="preserve"> </w:t>
+      </w:r>
+      <w:r>
+        <w:t xml:space="preserve">back at the top of your inbox, starred. At the top it says when you sent it, with a</w:t>
+      </w:r>
+      <w:r>
+        <w:t xml:space="preserve"> </w:t>
+      </w:r>
+      <w:r>
+        <w:rPr>
+          <w:bCs/>
+          <w:b/>
+        </w:rPr>
+        <w:t xml:space="preserve">Follow up</w:t>
+      </w:r>
+      <w:r>
+        <w:t xml:space="preserve"> </w:t>
+      </w:r>
+      <w:r>
+        <w:t xml:space="preserve">button to send a</w:t>
+      </w:r>
+      <w:r>
+        <w:t xml:space="preserve"> </w:t>
+      </w:r>
+      <w:r>
+        <w:t xml:space="preserve">friendly reminder straight away.</w:t>
+      </w:r>
+    </w:p>
+    <w:bookmarkEnd w:id="62"/>
+    <w:bookmarkEnd w:id="63"/>
+    <w:bookmarkStart w:id="67" w:name="h-5-tidying-up"/>
     <w:p>
       <w:pPr>
         <w:pStyle w:val="Heading1"/>
@@ -2047,7 +2952,7 @@
       <w:pPr>
         <w:numPr>
           <w:ilvl w:val="0"/>
-          <w:numId w:val="1005"/>
+          <w:numId w:val="1007"/>
         </w:numPr>
         <w:pStyle w:val="Compact"/>
       </w:pPr>
@@ -2095,7 +3000,7 @@
       <w:pPr>
         <w:numPr>
           <w:ilvl w:val="0"/>
-          <w:numId w:val="1005"/>
+          <w:numId w:val="1007"/>
         </w:numPr>
         <w:pStyle w:val="Compact"/>
       </w:pPr>
@@ -2120,7 +3025,7 @@
       <w:pPr>
         <w:numPr>
           <w:ilvl w:val="0"/>
-          <w:numId w:val="1005"/>
+          <w:numId w:val="1007"/>
         </w:numPr>
         <w:pStyle w:val="Compact"/>
       </w:pPr>
@@ -2158,7 +3063,7 @@
       <w:pPr>
         <w:numPr>
           <w:ilvl w:val="0"/>
-          <w:numId w:val="1005"/>
+          <w:numId w:val="1007"/>
         </w:numPr>
         <w:pStyle w:val="Compact"/>
       </w:pPr>
@@ -2199,7 +3104,7 @@
       <w:pPr>
         <w:numPr>
           <w:ilvl w:val="0"/>
-          <w:numId w:val="1005"/>
+          <w:numId w:val="1007"/>
         </w:numPr>
         <w:pStyle w:val="Compact"/>
       </w:pPr>
@@ -2234,7 +3139,7 @@
       <w:pPr>
         <w:numPr>
           <w:ilvl w:val="0"/>
-          <w:numId w:val="1005"/>
+          <w:numId w:val="1007"/>
         </w:numPr>
         <w:pStyle w:val="Compact"/>
       </w:pPr>
@@ -2262,14 +3167,273 @@
         <w:t xml:space="preserve">.</w:t>
       </w:r>
     </w:p>
-    <w:bookmarkEnd w:id="45"/>
-    <w:bookmarkStart w:id="49" w:name="h-6-searching-and-filtering"/>
-    <w:p>
-      <w:pPr>
-        <w:pStyle w:val="Heading1"/>
-      </w:pPr>
-      <w:r>
-        <w:t xml:space="preserve">6. Searching and filtering</w:t>
+    <w:p>
+      <w:pPr>
+        <w:numPr>
+          <w:ilvl w:val="0"/>
+          <w:numId w:val="1007"/>
+        </w:numPr>
+        <w:pStyle w:val="Compact"/>
+      </w:pPr>
+      <w:r>
+        <w:rPr>
+          <w:bCs/>
+          <w:b/>
+        </w:rPr>
+        <w:t xml:space="preserve">Right-click</w:t>
+      </w:r>
+      <w:r>
+        <w:t xml:space="preserve">: on a computer, right-click a message in the list for a menu with open, reply, reply all,</w:t>
+      </w:r>
+      <w:r>
+        <w:t xml:space="preserve"> </w:t>
+      </w:r>
+      <w:r>
+        <w:t xml:space="preserve">forward, archive, delete, spam, (un)read, star, snooze, move, labels, make a task or rule and more from this</w:t>
+      </w:r>
+      <w:r>
+        <w:t xml:space="preserve"> </w:t>
+      </w:r>
+      <w:r>
+        <w:t xml:space="preserve">sender. With several messages selected, the menu works on all of them.</w:t>
+      </w:r>
+    </w:p>
+    <w:p>
+      <w:pPr>
+        <w:numPr>
+          <w:ilvl w:val="0"/>
+          <w:numId w:val="1007"/>
+        </w:numPr>
+        <w:pStyle w:val="Compact"/>
+      </w:pPr>
+      <w:r>
+        <w:rPr>
+          <w:bCs/>
+          <w:b/>
+        </w:rPr>
+        <w:t xml:space="preserve">After deleting or archiving</w:t>
+      </w:r>
+      <w:r>
+        <w:t xml:space="preserve">: by default you go back to the list. Under</w:t>
+      </w:r>
+      <w:r>
+        <w:t xml:space="preserve"> </w:t>
+      </w:r>
+      <w:r>
+        <w:rPr>
+          <w:bCs/>
+          <w:b/>
+        </w:rPr>
+        <w:t xml:space="preserve">Settings → General</w:t>
+      </w:r>
+      <w:r>
+        <w:t xml:space="preserve"> </w:t>
+      </w:r>
+      <w:r>
+        <w:t xml:space="preserve">you can have</w:t>
+      </w:r>
+      <w:r>
+        <w:t xml:space="preserve"> </w:t>
+      </w:r>
+      <w:r>
+        <w:t xml:space="preserve">Postvak open the</w:t>
+      </w:r>
+      <w:r>
+        <w:t xml:space="preserve"> </w:t>
+      </w:r>
+      <w:r>
+        <w:rPr>
+          <w:bCs/>
+          <w:b/>
+        </w:rPr>
+        <w:t xml:space="preserve">next</w:t>
+      </w:r>
+      <w:r>
+        <w:t xml:space="preserve"> </w:t>
+      </w:r>
+      <w:r>
+        <w:t xml:space="preserve">(newer) or</w:t>
+      </w:r>
+      <w:r>
+        <w:t xml:space="preserve"> </w:t>
+      </w:r>
+      <w:r>
+        <w:rPr>
+          <w:bCs/>
+          <w:b/>
+        </w:rPr>
+        <w:t xml:space="preserve">previous</w:t>
+      </w:r>
+      <w:r>
+        <w:t xml:space="preserve"> </w:t>
+      </w:r>
+      <w:r>
+        <w:t xml:space="preserve">(older) message straight away, handy when working through a</w:t>
+      </w:r>
+      <w:r>
+        <w:t xml:space="preserve"> </w:t>
+      </w:r>
+      <w:r>
+        <w:t xml:space="preserve">pile of mail.</w:t>
+      </w:r>
+    </w:p>
+    <w:p>
+      <w:pPr>
+        <w:numPr>
+          <w:ilvl w:val="0"/>
+          <w:numId w:val="1007"/>
+        </w:numPr>
+        <w:pStyle w:val="Compact"/>
+      </w:pPr>
+      <w:r>
+        <w:rPr>
+          <w:bCs/>
+          <w:b/>
+        </w:rPr>
+        <w:t xml:space="preserve">Mute conversation</w:t>
+      </w:r>
+      <w:r>
+        <w:t xml:space="preserve">: in a group mail you no longer want to follow? Choose</w:t>
+      </w:r>
+      <w:r>
+        <w:t xml:space="preserve"> </w:t>
+      </w:r>
+      <w:r>
+        <w:rPr>
+          <w:bCs/>
+          <w:b/>
+        </w:rPr>
+        <w:t xml:space="preserve">Mute conversation</w:t>
+      </w:r>
+      <w:r>
+        <w:t xml:space="preserve"> </w:t>
+      </w:r>
+      <w:r>
+        <w:t xml:space="preserve">under</w:t>
+      </w:r>
+      <w:r>
+        <w:t xml:space="preserve"> </w:t>
+      </w:r>
+      <w:r>
+        <w:rPr>
+          <w:bCs/>
+          <w:b/>
+        </w:rPr>
+        <w:t xml:space="preserve">⋮</w:t>
+      </w:r>
+      <w:r>
+        <w:t xml:space="preserve">.</w:t>
+      </w:r>
+      <w:r>
+        <w:t xml:space="preserve"> </w:t>
+      </w:r>
+      <w:r>
+        <w:t xml:space="preserve">The conversation goes to the archive and new replies skip your inbox: they go to the archive, marked as read.</w:t>
+      </w:r>
+      <w:r>
+        <w:t xml:space="preserve"> </w:t>
+      </w:r>
+      <w:r>
+        <w:t xml:space="preserve">To undo: open the conversation in the archive and choose</w:t>
+      </w:r>
+      <w:r>
+        <w:t xml:space="preserve"> </w:t>
+      </w:r>
+      <w:r>
+        <w:rPr>
+          <w:bCs/>
+          <w:b/>
+        </w:rPr>
+        <w:t xml:space="preserve">Unmute conversation</w:t>
+      </w:r>
+      <w:r>
+        <w:t xml:space="preserve">.</w:t>
+      </w:r>
+    </w:p>
+    <w:p>
+      <w:pPr>
+        <w:numPr>
+          <w:ilvl w:val="0"/>
+          <w:numId w:val="1007"/>
+        </w:numPr>
+        <w:pStyle w:val="Compact"/>
+      </w:pPr>
+      <w:r>
+        <w:rPr>
+          <w:bCs/>
+          <w:b/>
+        </w:rPr>
+        <w:t xml:space="preserve">Block sender</w:t>
+      </w:r>
+      <w:r>
+        <w:t xml:space="preserve">: choose</w:t>
+      </w:r>
+      <w:r>
+        <w:t xml:space="preserve"> </w:t>
+      </w:r>
+      <w:r>
+        <w:rPr>
+          <w:bCs/>
+          <w:b/>
+        </w:rPr>
+        <w:t xml:space="preserve">Block sender</w:t>
+      </w:r>
+      <w:r>
+        <w:t xml:space="preserve"> </w:t>
+      </w:r>
+      <w:r>
+        <w:t xml:space="preserve">under</w:t>
+      </w:r>
+      <w:r>
+        <w:t xml:space="preserve"> </w:t>
+      </w:r>
+      <w:r>
+        <w:rPr>
+          <w:bCs/>
+          <w:b/>
+        </w:rPr>
+        <w:t xml:space="preserve">⋮</w:t>
+      </w:r>
+      <w:r>
+        <w:t xml:space="preserve">. The message goes to the trash and Postvak makes a rule so</w:t>
+      </w:r>
+      <w:r>
+        <w:t xml:space="preserve"> </w:t>
+      </w:r>
+      <w:r>
+        <w:t xml:space="preserve">future mail from that address goes straight to the trash too. Changed your mind? Click</w:t>
+      </w:r>
+      <w:r>
+        <w:t xml:space="preserve"> </w:t>
+      </w:r>
+      <w:r>
+        <w:rPr>
+          <w:bCs/>
+          <w:b/>
+        </w:rPr>
+        <w:t xml:space="preserve">Undo</w:t>
+      </w:r>
+      <w:r>
+        <w:t xml:space="preserve">, or delete the</w:t>
+      </w:r>
+      <w:r>
+        <w:t xml:space="preserve"> </w:t>
+      </w:r>
+      <w:r>
+        <w:t xml:space="preserve">rule under</w:t>
+      </w:r>
+      <w:r>
+        <w:t xml:space="preserve"> </w:t>
+      </w:r>
+      <w:r>
+        <w:rPr>
+          <w:bCs/>
+          <w:b/>
+        </w:rPr>
+        <w:t xml:space="preserve">Settings → Rules &amp; away</w:t>
+      </w:r>
+      <w:r>
+        <w:t xml:space="preserve">.</w:t>
       </w:r>
     </w:p>
     <w:p>
@@ -2279,20 +3443,85 @@
       <w:r>
         <w:drawing>
           <wp:inline>
-            <wp:extent cx="4139999" cy="2720571"/>
+            <wp:extent cx="4139999" cy="5027142"/>
             <wp:effectExtent b="0" l="0" r="0" t="0"/>
-            <wp:docPr descr="Searching with filters" title="" id="47" name="Picture"/>
+            <wp:docPr descr="The right-click menu" title="" id="65" name="Picture"/>
             <a:graphic>
               <a:graphicData uri="http://schemas.openxmlformats.org/drawingml/2006/picture">
                 <pic:pic>
                   <pic:nvPicPr>
-                    <pic:cNvPr descr="/home/claude/postvak/docs/user-guide/search.png" id="48" name="Picture"/>
+                    <pic:cNvPr descr="/home/claude/postvak/docs/user-guide/right-click.png" id="66" name="Picture"/>
                     <pic:cNvPicPr>
                       <a:picLocks noChangeArrowheads="1" noChangeAspect="1"/>
                     </pic:cNvPicPr>
                   </pic:nvPicPr>
                   <pic:blipFill>
-                    <a:blip r:embed="rId46"/>
+                    <a:blip r:embed="rId64"/>
+                    <a:stretch>
+                      <a:fillRect/>
+                    </a:stretch>
+                  </pic:blipFill>
+                  <pic:spPr bwMode="auto">
+                    <a:xfrm>
+                      <a:off x="0" y="0"/>
+                      <a:ext cx="4139999" cy="5027142"/>
+                    </a:xfrm>
+                    <a:prstGeom prst="rect">
+                      <a:avLst/>
+                    </a:prstGeom>
+                    <a:noFill/>
+                    <a:ln w="9525">
+                      <a:noFill/>
+                      <a:headEnd/>
+                      <a:tailEnd/>
+                    </a:ln>
+                  </pic:spPr>
+                </pic:pic>
+              </a:graphicData>
+            </a:graphic>
+          </wp:inline>
+        </w:drawing>
+      </w:r>
+    </w:p>
+    <w:p>
+      <w:pPr>
+        <w:pStyle w:val="ImageCaption"/>
+      </w:pPr>
+      <w:r>
+        <w:t xml:space="preserve">The right-click menu</w:t>
+      </w:r>
+    </w:p>
+    <w:bookmarkEnd w:id="67"/>
+    <w:bookmarkStart w:id="75" w:name="h-6-searching-and-filtering"/>
+    <w:p>
+      <w:pPr>
+        <w:pStyle w:val="Heading1"/>
+      </w:pPr>
+      <w:r>
+        <w:t xml:space="preserve">6. Searching and filtering</w:t>
+      </w:r>
+    </w:p>
+    <w:p>
+      <w:pPr>
+        <w:pStyle w:val="CaptionedFigure"/>
+      </w:pPr>
+      <w:r>
+        <w:drawing>
+          <wp:inline>
+            <wp:extent cx="4139999" cy="2720571"/>
+            <wp:effectExtent b="0" l="0" r="0" t="0"/>
+            <wp:docPr descr="Searching with filters" title="" id="69" name="Picture"/>
+            <a:graphic>
+              <a:graphicData uri="http://schemas.openxmlformats.org/drawingml/2006/picture">
+                <pic:pic>
+                  <pic:nvPicPr>
+                    <pic:cNvPr descr="/home/claude/postvak/docs/user-guide/search.png" id="70" name="Picture"/>
+                    <pic:cNvPicPr>
+                      <a:picLocks noChangeArrowheads="1" noChangeAspect="1"/>
+                    </pic:cNvPicPr>
+                  </pic:nvPicPr>
+                  <pic:blipFill>
+                    <a:blip r:embed="rId68"/>
                     <a:stretch>
                       <a:fillRect/>
                     </a:stretch>
@@ -2381,7 +3610,7 @@
       <w:pPr>
         <w:numPr>
           <w:ilvl w:val="0"/>
-          <w:numId w:val="1006"/>
+          <w:numId w:val="1008"/>
         </w:numPr>
         <w:pStyle w:val="Compact"/>
       </w:pPr>
@@ -2423,7 +3652,7 @@
       <w:pPr>
         <w:numPr>
           <w:ilvl w:val="0"/>
-          <w:numId w:val="1006"/>
+          <w:numId w:val="1008"/>
         </w:numPr>
         <w:pStyle w:val="Compact"/>
       </w:pPr>
@@ -2442,7 +3671,7 @@
       <w:pPr>
         <w:numPr>
           <w:ilvl w:val="0"/>
-          <w:numId w:val="1006"/>
+          <w:numId w:val="1008"/>
         </w:numPr>
         <w:pStyle w:val="Compact"/>
       </w:pPr>
@@ -2491,14 +3720,13 @@
         <w:t xml:space="preserve">switches all filters off; the back arrow closes the search.</w:t>
       </w:r>
     </w:p>
-    <w:bookmarkEnd w:id="49"/>
-    <w:bookmarkStart w:id="53" w:name="h-7-labels"/>
-    <w:p>
-      <w:pPr>
-        <w:pStyle w:val="Heading1"/>
-      </w:pPr>
-      <w:r>
-        <w:t xml:space="preserve">7. Labels</w:t>
+    <w:bookmarkStart w:id="74" w:name="h-all-attachments-at-a-glance"/>
+    <w:p>
+      <w:pPr>
+        <w:pStyle w:val="Heading2"/>
+      </w:pPr>
+      <w:r>
+        <w:t xml:space="preserve">All attachments at a glance</w:t>
       </w:r>
     </w:p>
     <w:p>
@@ -2508,20 +3736,262 @@
       <w:r>
         <w:drawing>
           <wp:inline>
-            <wp:extent cx="3563999" cy="2338874"/>
+            <wp:extent cx="5939999" cy="3712499"/>
             <wp:effectExtent b="0" l="0" r="0" t="0"/>
-            <wp:docPr descr="Giving a message a label" title="" id="51" name="Picture"/>
+            <wp:docPr descr="The overview of all attachments" title="" id="72" name="Picture"/>
             <a:graphic>
               <a:graphicData uri="http://schemas.openxmlformats.org/drawingml/2006/picture">
                 <pic:pic>
                   <pic:nvPicPr>
-                    <pic:cNvPr descr="/home/claude/postvak/docs/user-guide/labels.png" id="52" name="Picture"/>
+                    <pic:cNvPr descr="/home/claude/postvak/docs/user-guide/attachments.png" id="73" name="Picture"/>
                     <pic:cNvPicPr>
                       <a:picLocks noChangeArrowheads="1" noChangeAspect="1"/>
                     </pic:cNvPicPr>
                   </pic:nvPicPr>
                   <pic:blipFill>
-                    <a:blip r:embed="rId50"/>
+                    <a:blip r:embed="rId71"/>
+                    <a:stretch>
+                      <a:fillRect/>
+                    </a:stretch>
+                  </pic:blipFill>
+                  <pic:spPr bwMode="auto">
+                    <a:xfrm>
+                      <a:off x="0" y="0"/>
+                      <a:ext cx="5939999" cy="3712499"/>
+                    </a:xfrm>
+                    <a:prstGeom prst="rect">
+                      <a:avLst/>
+                    </a:prstGeom>
+                    <a:noFill/>
+                    <a:ln w="9525">
+                      <a:noFill/>
+                      <a:headEnd/>
+                      <a:tailEnd/>
+                    </a:ln>
+                  </pic:spPr>
+                </pic:pic>
+              </a:graphicData>
+            </a:graphic>
+          </wp:inline>
+        </w:drawing>
+      </w:r>
+    </w:p>
+    <w:p>
+      <w:pPr>
+        <w:pStyle w:val="ImageCaption"/>
+      </w:pPr>
+      <w:r>
+        <w:t xml:space="preserve">The overview of all attachments</w:t>
+      </w:r>
+    </w:p>
+    <w:p>
+      <w:pPr>
+        <w:pStyle w:val="BodyText"/>
+      </w:pPr>
+      <w:r>
+        <w:t xml:space="preserve">Looking for that one PDF or photo? Choose</w:t>
+      </w:r>
+      <w:r>
+        <w:t xml:space="preserve"> </w:t>
+      </w:r>
+      <w:r>
+        <w:rPr>
+          <w:bCs/>
+          <w:b/>
+        </w:rPr>
+        <w:t xml:space="preserve">Attachments</w:t>
+      </w:r>
+      <w:r>
+        <w:t xml:space="preserve"> </w:t>
+      </w:r>
+      <w:r>
+        <w:t xml:space="preserve">on the left. You see every file in a folder, newest</w:t>
+      </w:r>
+      <w:r>
+        <w:t xml:space="preserve"> </w:t>
+      </w:r>
+      <w:r>
+        <w:t xml:space="preserve">first, with the sender, subject, date and size.</w:t>
+      </w:r>
+    </w:p>
+    <w:p>
+      <w:pPr>
+        <w:numPr>
+          <w:ilvl w:val="0"/>
+          <w:numId w:val="1009"/>
+        </w:numPr>
+        <w:pStyle w:val="Compact"/>
+      </w:pPr>
+      <w:r>
+        <w:t xml:space="preserve">Choose the</w:t>
+      </w:r>
+      <w:r>
+        <w:t xml:space="preserve"> </w:t>
+      </w:r>
+      <w:r>
+        <w:rPr>
+          <w:bCs/>
+          <w:b/>
+        </w:rPr>
+        <w:t xml:space="preserve">account</w:t>
+      </w:r>
+      <w:r>
+        <w:t xml:space="preserve"> </w:t>
+      </w:r>
+      <w:r>
+        <w:t xml:space="preserve">and</w:t>
+      </w:r>
+      <w:r>
+        <w:t xml:space="preserve"> </w:t>
+      </w:r>
+      <w:r>
+        <w:rPr>
+          <w:bCs/>
+          <w:b/>
+        </w:rPr>
+        <w:t xml:space="preserve">folder</w:t>
+      </w:r>
+      <w:r>
+        <w:t xml:space="preserve"> </w:t>
+      </w:r>
+      <w:r>
+        <w:t xml:space="preserve">at the top.</w:t>
+      </w:r>
+    </w:p>
+    <w:p>
+      <w:pPr>
+        <w:numPr>
+          <w:ilvl w:val="0"/>
+          <w:numId w:val="1009"/>
+        </w:numPr>
+        <w:pStyle w:val="Compact"/>
+      </w:pPr>
+      <w:r>
+        <w:rPr>
+          <w:bCs/>
+          <w:b/>
+        </w:rPr>
+        <w:t xml:space="preserve">Documents</w:t>
+      </w:r>
+      <w:r>
+        <w:t xml:space="preserve">,</w:t>
+      </w:r>
+      <w:r>
+        <w:t xml:space="preserve"> </w:t>
+      </w:r>
+      <w:r>
+        <w:rPr>
+          <w:bCs/>
+          <w:b/>
+        </w:rPr>
+        <w:t xml:space="preserve">Images</w:t>
+      </w:r>
+      <w:r>
+        <w:t xml:space="preserve"> </w:t>
+      </w:r>
+      <w:r>
+        <w:t xml:space="preserve">and</w:t>
+      </w:r>
+      <w:r>
+        <w:t xml:space="preserve"> </w:t>
+      </w:r>
+      <w:r>
+        <w:rPr>
+          <w:bCs/>
+          <w:b/>
+        </w:rPr>
+        <w:t xml:space="preserve">Other</w:t>
+      </w:r>
+      <w:r>
+        <w:t xml:space="preserve"> </w:t>
+      </w:r>
+      <w:r>
+        <w:t xml:space="preserve">show only that kind of file.</w:t>
+      </w:r>
+    </w:p>
+    <w:p>
+      <w:pPr>
+        <w:numPr>
+          <w:ilvl w:val="0"/>
+          <w:numId w:val="1009"/>
+        </w:numPr>
+        <w:pStyle w:val="Compact"/>
+      </w:pPr>
+      <w:r>
+        <w:t xml:space="preserve">The search field searches</w:t>
+      </w:r>
+      <w:r>
+        <w:t xml:space="preserve"> </w:t>
+      </w:r>
+      <w:r>
+        <w:rPr>
+          <w:bCs/>
+          <w:b/>
+        </w:rPr>
+        <w:t xml:space="preserve">sender or subject</w:t>
+      </w:r>
+      <w:r>
+        <w:t xml:space="preserve">.</w:t>
+      </w:r>
+    </w:p>
+    <w:p>
+      <w:pPr>
+        <w:numPr>
+          <w:ilvl w:val="0"/>
+          <w:numId w:val="1009"/>
+        </w:numPr>
+        <w:pStyle w:val="Compact"/>
+      </w:pPr>
+      <w:r>
+        <w:t xml:space="preserve">Click a file to open the message; open or download the attachment from there.</w:t>
+      </w:r>
+    </w:p>
+    <w:p>
+      <w:pPr>
+        <w:pStyle w:val="FirstParagraph"/>
+      </w:pPr>
+      <w:r>
+        <w:t xml:space="preserve">For this overview Postvak only fetches the names and sizes, not the files themselves, so it is quick and uses no</w:t>
+      </w:r>
+      <w:r>
+        <w:t xml:space="preserve"> </w:t>
+      </w:r>
+      <w:r>
+        <w:t xml:space="preserve">extra data.</w:t>
+      </w:r>
+    </w:p>
+    <w:bookmarkEnd w:id="74"/>
+    <w:bookmarkEnd w:id="75"/>
+    <w:bookmarkStart w:id="79" w:name="h-7-labels"/>
+    <w:p>
+      <w:pPr>
+        <w:pStyle w:val="Heading1"/>
+      </w:pPr>
+      <w:r>
+        <w:t xml:space="preserve">7. Labels</w:t>
+      </w:r>
+    </w:p>
+    <w:p>
+      <w:pPr>
+        <w:pStyle w:val="CaptionedFigure"/>
+      </w:pPr>
+      <w:r>
+        <w:drawing>
+          <wp:inline>
+            <wp:extent cx="3563999" cy="2338874"/>
+            <wp:effectExtent b="0" l="0" r="0" t="0"/>
+            <wp:docPr descr="Giving a message a label" title="" id="77" name="Picture"/>
+            <a:graphic>
+              <a:graphicData uri="http://schemas.openxmlformats.org/drawingml/2006/picture">
+                <pic:pic>
+                  <pic:nvPicPr>
+                    <pic:cNvPr descr="/home/claude/postvak/docs/user-guide/labels.png" id="78" name="Picture"/>
+                    <pic:cNvPicPr>
+                      <a:picLocks noChangeArrowheads="1" noChangeAspect="1"/>
+                    </pic:cNvPicPr>
+                  </pic:nvPicPr>
+                  <pic:blipFill>
+                    <a:blip r:embed="rId76"/>
                     <a:stretch>
                       <a:fillRect/>
                     </a:stretch>
@@ -2616,7 +4086,7 @@
       <w:pPr>
         <w:numPr>
           <w:ilvl w:val="0"/>
-          <w:numId w:val="1007"/>
+          <w:numId w:val="1010"/>
         </w:numPr>
         <w:pStyle w:val="Compact"/>
       </w:pPr>
@@ -2628,7 +4098,7 @@
       <w:pPr>
         <w:numPr>
           <w:ilvl w:val="0"/>
-          <w:numId w:val="1007"/>
+          <w:numId w:val="1010"/>
         </w:numPr>
         <w:pStyle w:val="Compact"/>
       </w:pPr>
@@ -2640,7 +4110,7 @@
       <w:pPr>
         <w:numPr>
           <w:ilvl w:val="0"/>
-          <w:numId w:val="1007"/>
+          <w:numId w:val="1010"/>
         </w:numPr>
         <w:pStyle w:val="Compact"/>
       </w:pPr>
@@ -2665,7 +4135,7 @@
       <w:pPr>
         <w:numPr>
           <w:ilvl w:val="0"/>
-          <w:numId w:val="1007"/>
+          <w:numId w:val="1010"/>
         </w:numPr>
         <w:pStyle w:val="Compact"/>
       </w:pPr>
@@ -2686,8 +4156,8 @@
         <w:t xml:space="preserve">, so you see them in both programs.</w:t>
       </w:r>
     </w:p>
-    <w:bookmarkEnd w:id="53"/>
-    <w:bookmarkStart w:id="62" w:name="h-8-writing-mail"/>
+    <w:bookmarkEnd w:id="79"/>
+    <w:bookmarkStart w:id="88" w:name="h-8-writing-mail"/>
     <w:p>
       <w:pPr>
         <w:pStyle w:val="Heading1"/>
@@ -2705,18 +4175,18 @@
           <wp:inline>
             <wp:extent cx="3851999" cy="4402285"/>
             <wp:effectExtent b="0" l="0" r="0" t="0"/>
-            <wp:docPr descr="The compose window" title="" id="55" name="Picture"/>
+            <wp:docPr descr="The compose window" title="" id="81" name="Picture"/>
             <a:graphic>
               <a:graphicData uri="http://schemas.openxmlformats.org/drawingml/2006/picture">
                 <pic:pic>
                   <pic:nvPicPr>
-                    <pic:cNvPr descr="/home/claude/postvak/docs/user-guide/compose.png" id="56" name="Picture"/>
+                    <pic:cNvPr descr="/home/claude/postvak/docs/user-guide/compose.png" id="82" name="Picture"/>
                     <pic:cNvPicPr>
                       <a:picLocks noChangeArrowheads="1" noChangeAspect="1"/>
                     </pic:cNvPicPr>
                   </pic:nvPicPr>
                   <pic:blipFill>
-                    <a:blip r:embed="rId54"/>
+                    <a:blip r:embed="rId80"/>
                     <a:stretch>
                       <a:fillRect/>
                     </a:stretch>
@@ -2808,9 +4278,104 @@
     </w:p>
     <w:p>
       <w:pPr>
-        <w:numPr>
-          <w:ilvl w:val="0"/>
-          <w:numId w:val="1008"/>
+        <w:pStyle w:val="BodyText"/>
+      </w:pPr>
+      <w:r>
+        <w:rPr>
+          <w:bCs/>
+          <w:b/>
+        </w:rPr>
+        <w:t xml:space="preserve">Mailing a whole group</w:t>
+      </w:r>
+      <w:r>
+        <w:t xml:space="preserve">: type the name of a group from your contacts (for example</w:t>
+      </w:r>
+      <w:r>
+        <w:t xml:space="preserve"> </w:t>
+      </w:r>
+      <w:r>
+        <w:rPr>
+          <w:iCs/>
+          <w:i/>
+        </w:rPr>
+        <w:t xml:space="preserve">Work</w:t>
+      </w:r>
+      <w:r>
+        <w:t xml:space="preserve"> </w:t>
+      </w:r>
+      <w:r>
+        <w:t xml:space="preserve">or</w:t>
+      </w:r>
+      <w:r>
+        <w:t xml:space="preserve"> </w:t>
+      </w:r>
+      <w:r>
+        <w:rPr>
+          <w:iCs/>
+          <w:i/>
+        </w:rPr>
+        <w:t xml:space="preserve">Band</w:t>
+      </w:r>
+      <w:r>
+        <w:t xml:space="preserve">). The group</w:t>
+      </w:r>
+      <w:r>
+        <w:t xml:space="preserve"> </w:t>
+      </w:r>
+      <w:r>
+        <w:t xml:space="preserve">is at the top of the suggestions with 👥 and the number of people; pick it and everyone in it is added. Works in</w:t>
+      </w:r>
+      <w:r>
+        <w:t xml:space="preserve"> </w:t>
+      </w:r>
+      <w:r>
+        <w:rPr>
+          <w:bCs/>
+          <w:b/>
+        </w:rPr>
+        <w:t xml:space="preserve">To</w:t>
+      </w:r>
+      <w:r>
+        <w:t xml:space="preserve">,</w:t>
+      </w:r>
+      <w:r>
+        <w:t xml:space="preserve"> </w:t>
+      </w:r>
+      <w:r>
+        <w:rPr>
+          <w:bCs/>
+          <w:b/>
+        </w:rPr>
+        <w:t xml:space="preserve">Cc</w:t>
+      </w:r>
+      <w:r>
+        <w:t xml:space="preserve"> </w:t>
+      </w:r>
+      <w:r>
+        <w:t xml:space="preserve">and</w:t>
+      </w:r>
+      <w:r>
+        <w:t xml:space="preserve"> </w:t>
+      </w:r>
+      <w:r>
+        <w:rPr>
+          <w:bCs/>
+          <w:b/>
+        </w:rPr>
+        <w:t xml:space="preserve">Bcc</w:t>
+      </w:r>
+      <w:r>
+        <w:t xml:space="preserve"> </w:t>
+      </w:r>
+      <w:r>
+        <w:t xml:space="preserve">(handy for a group that need not see each other’s addresses).</w:t>
+      </w:r>
+    </w:p>
+    <w:p>
+      <w:pPr>
+        <w:numPr>
+          <w:ilvl w:val="0"/>
+          <w:numId w:val="1011"/>
         </w:numPr>
         <w:pStyle w:val="Compact"/>
       </w:pPr>
@@ -2835,7 +4400,7 @@
       <w:pPr>
         <w:numPr>
           <w:ilvl w:val="0"/>
-          <w:numId w:val="1008"/>
+          <w:numId w:val="1011"/>
         </w:numPr>
         <w:pStyle w:val="Compact"/>
       </w:pPr>
@@ -2854,7 +4419,7 @@
       <w:pPr>
         <w:numPr>
           <w:ilvl w:val="0"/>
-          <w:numId w:val="1008"/>
+          <w:numId w:val="1011"/>
         </w:numPr>
         <w:pStyle w:val="Compact"/>
       </w:pPr>
@@ -2879,7 +4444,7 @@
       <w:pPr>
         <w:numPr>
           <w:ilvl w:val="0"/>
-          <w:numId w:val="1008"/>
+          <w:numId w:val="1011"/>
         </w:numPr>
         <w:pStyle w:val="Compact"/>
       </w:pPr>
@@ -2901,7 +4466,7 @@
       <w:pPr>
         <w:numPr>
           <w:ilvl w:val="0"/>
-          <w:numId w:val="1008"/>
+          <w:numId w:val="1011"/>
         </w:numPr>
         <w:pStyle w:val="Compact"/>
       </w:pPr>
@@ -2936,7 +4501,7 @@
       <w:pPr>
         <w:numPr>
           <w:ilvl w:val="0"/>
-          <w:numId w:val="1008"/>
+          <w:numId w:val="1011"/>
         </w:numPr>
         <w:pStyle w:val="Compact"/>
       </w:pPr>
@@ -2987,7 +4552,97 @@
       <w:pPr>
         <w:numPr>
           <w:ilvl w:val="0"/>
-          <w:numId w:val="1008"/>
+          <w:numId w:val="1011"/>
+        </w:numPr>
+        <w:pStyle w:val="Compact"/>
+      </w:pPr>
+      <w:r>
+        <w:rPr>
+          <w:bCs/>
+          <w:b/>
+        </w:rPr>
+        <w:t xml:space="preserve">Remind me if nobody replies</w:t>
+      </w:r>
+      <w:r>
+        <w:t xml:space="preserve">: the arrow next to</w:t>
+      </w:r>
+      <w:r>
+        <w:t xml:space="preserve"> </w:t>
+      </w:r>
+      <w:r>
+        <w:rPr>
+          <w:bCs/>
+          <w:b/>
+        </w:rPr>
+        <w:t xml:space="preserve">Send</w:t>
+      </w:r>
+      <w:r>
+        <w:t xml:space="preserve"> </w:t>
+      </w:r>
+      <w:r>
+        <w:t xml:space="preserve">→ under</w:t>
+      </w:r>
+      <w:r>
+        <w:t xml:space="preserve"> </w:t>
+      </w:r>
+      <w:r>
+        <w:rPr>
+          <w:iCs/>
+          <w:i/>
+        </w:rPr>
+        <w:t xml:space="preserve">Remind me if nobody replies</w:t>
+      </w:r>
+      <w:r>
+        <w:t xml:space="preserve"> </w:t>
+      </w:r>
+      <w:r>
+        <w:t xml:space="preserve">choose after</w:t>
+      </w:r>
+      <w:r>
+        <w:t xml:space="preserve"> </w:t>
+      </w:r>
+      <w:r>
+        <w:t xml:space="preserve">how many days (1, 3 or 7). Next to the button it then says</w:t>
+      </w:r>
+      <w:r>
+        <w:t xml:space="preserve"> </w:t>
+      </w:r>
+      <w:r>
+        <w:rPr>
+          <w:iCs/>
+          <w:i/>
+        </w:rPr>
+        <w:t xml:space="preserve">Reminder after … day(s)</w:t>
+      </w:r>
+      <w:r>
+        <w:t xml:space="preserve">. If no reply comes in that</w:t>
+      </w:r>
+      <w:r>
+        <w:t xml:space="preserve"> </w:t>
+      </w:r>
+      <w:r>
+        <w:t xml:space="preserve">time, Postvak puts your message back at the top of your inbox (see</w:t>
+      </w:r>
+      <w:r>
+        <w:t xml:space="preserve"> </w:t>
+      </w:r>
+      <w:hyperlink w:anchor="h-reminder-no-reply-yet">
+        <w:r>
+          <w:rPr>
+            <w:rStyle w:val="Hyperlink"/>
+          </w:rPr>
+          <w:t xml:space="preserve">Reading mail</w:t>
+        </w:r>
+      </w:hyperlink>
+      <w:r>
+        <w:t xml:space="preserve">). If a reply does come, nothing happens.</w:t>
+      </w:r>
+    </w:p>
+    <w:p>
+      <w:pPr>
+        <w:numPr>
+          <w:ilvl w:val="0"/>
+          <w:numId w:val="1011"/>
         </w:numPr>
         <w:pStyle w:val="Compact"/>
       </w:pPr>
@@ -3012,7 +4667,7 @@
       <w:pPr>
         <w:numPr>
           <w:ilvl w:val="0"/>
-          <w:numId w:val="1008"/>
+          <w:numId w:val="1011"/>
         </w:numPr>
         <w:pStyle w:val="Compact"/>
       </w:pPr>
@@ -3030,7 +4685,7 @@
         <w:t xml:space="preserve">sends the message.</w:t>
       </w:r>
     </w:p>
-    <w:bookmarkStart w:id="60" w:name="h-quick-reply"/>
+    <w:bookmarkStart w:id="86" w:name="h-quick-reply"/>
     <w:p>
       <w:pPr>
         <w:pStyle w:val="Heading2"/>
@@ -3048,18 +4703,18 @@
           <wp:inline>
             <wp:extent cx="4139999" cy="5174999"/>
             <wp:effectExtent b="0" l="0" r="0" t="0"/>
-            <wp:docPr descr="Quick reply below a message" title="" id="58" name="Picture"/>
+            <wp:docPr descr="Quick reply below a message" title="" id="84" name="Picture"/>
             <a:graphic>
               <a:graphicData uri="http://schemas.openxmlformats.org/drawingml/2006/picture">
                 <pic:pic>
                   <pic:nvPicPr>
-                    <pic:cNvPr descr="/home/claude/postvak/docs/user-guide/quick-reply.png" id="59" name="Picture"/>
+                    <pic:cNvPr descr="/home/claude/postvak/docs/user-guide/quick-reply.png" id="85" name="Picture"/>
                     <pic:cNvPicPr>
                       <a:picLocks noChangeArrowheads="1" noChangeAspect="1"/>
                     </pic:cNvPicPr>
                   </pic:nvPicPr>
                   <pic:blipFill>
-                    <a:blip r:embed="rId57"/>
+                    <a:blip r:embed="rId83"/>
                     <a:stretch>
                       <a:fillRect/>
                     </a:stretch>
@@ -3141,7 +4796,7 @@
       <w:pPr>
         <w:numPr>
           <w:ilvl w:val="0"/>
-          <w:numId w:val="1009"/>
+          <w:numId w:val="1012"/>
         </w:numPr>
         <w:pStyle w:val="Compact"/>
       </w:pPr>
@@ -3166,7 +4821,7 @@
       <w:pPr>
         <w:numPr>
           <w:ilvl w:val="0"/>
-          <w:numId w:val="1009"/>
+          <w:numId w:val="1012"/>
         </w:numPr>
         <w:pStyle w:val="Compact"/>
       </w:pPr>
@@ -3190,14 +4845,14 @@
         <w:t xml:space="preserve">opens the normal compose window with your text in it.</w:t>
       </w:r>
     </w:p>
-    <w:bookmarkEnd w:id="60"/>
-    <w:bookmarkStart w:id="61" w:name="h-signature-with-a-logo"/>
+    <w:bookmarkEnd w:id="86"/>
+    <w:bookmarkStart w:id="87" w:name="h-signatures"/>
     <w:p>
       <w:pPr>
         <w:pStyle w:val="Heading2"/>
       </w:pPr>
       <w:r>
-        <w:t xml:space="preserve">Signature with a logo</w:t>
+        <w:t xml:space="preserve">Signatures</w:t>
       </w:r>
     </w:p>
     <w:p>
@@ -3221,18 +4876,153 @@
         <w:t xml:space="preserve"> </w:t>
       </w:r>
       <w:r>
-        <w:t xml:space="preserve">you set a signature for each address, with formatting and an image (your</w:t>
-      </w:r>
-      <w:r>
-        <w:t xml:space="preserve"> </w:t>
-      </w:r>
-      <w:r>
-        <w:t xml:space="preserve">company logo, for example). The logo is sent inside the mail itself, so the recipient sees it straight away.</w:t>
-      </w:r>
-    </w:p>
-    <w:bookmarkEnd w:id="61"/>
-    <w:bookmarkEnd w:id="62"/>
-    <w:bookmarkStart w:id="66" w:name="h-9-sending-large-files"/>
+        <w:t xml:space="preserve">you set one or more signatures for each address, with formatting and an</w:t>
+      </w:r>
+      <w:r>
+        <w:t xml:space="preserve"> </w:t>
+      </w:r>
+      <w:r>
+        <w:t xml:space="preserve">image (your company logo, for example). The logo is sent inside the mail itself, so the recipient sees it</w:t>
+      </w:r>
+      <w:r>
+        <w:t xml:space="preserve"> </w:t>
+      </w:r>
+      <w:r>
+        <w:t xml:space="preserve">straight away.</w:t>
+      </w:r>
+    </w:p>
+    <w:p>
+      <w:pPr>
+        <w:numPr>
+          <w:ilvl w:val="0"/>
+          <w:numId w:val="1013"/>
+        </w:numPr>
+        <w:pStyle w:val="Compact"/>
+      </w:pPr>
+      <w:r>
+        <w:rPr>
+          <w:bCs/>
+          <w:b/>
+        </w:rPr>
+        <w:t xml:space="preserve">Add signature</w:t>
+      </w:r>
+      <w:r>
+        <w:t xml:space="preserve"> </w:t>
+      </w:r>
+      <w:r>
+        <w:t xml:space="preserve">makes another one, for example a full</w:t>
+      </w:r>
+      <w:r>
+        <w:t xml:space="preserve"> </w:t>
+      </w:r>
+      <w:r>
+        <w:rPr>
+          <w:bCs/>
+          <w:b/>
+        </w:rPr>
+        <w:t xml:space="preserve">Business</w:t>
+      </w:r>
+      <w:r>
+        <w:t xml:space="preserve"> </w:t>
+      </w:r>
+      <w:r>
+        <w:t xml:space="preserve">one and a</w:t>
+      </w:r>
+      <w:r>
+        <w:t xml:space="preserve"> </w:t>
+      </w:r>
+      <w:r>
+        <w:rPr>
+          <w:bCs/>
+          <w:b/>
+        </w:rPr>
+        <w:t xml:space="preserve">Short</w:t>
+      </w:r>
+      <w:r>
+        <w:t xml:space="preserve"> </w:t>
+      </w:r>
+      <w:r>
+        <w:t xml:space="preserve">one for quick replies.</w:t>
+      </w:r>
+      <w:r>
+        <w:t xml:space="preserve"> </w:t>
+      </w:r>
+      <w:r>
+        <w:t xml:space="preserve">Give them a name so you recognise them.</w:t>
+      </w:r>
+    </w:p>
+    <w:p>
+      <w:pPr>
+        <w:numPr>
+          <w:ilvl w:val="0"/>
+          <w:numId w:val="1013"/>
+        </w:numPr>
+        <w:pStyle w:val="Compact"/>
+      </w:pPr>
+      <w:r>
+        <w:t xml:space="preserve">Choose which signature is the</w:t>
+      </w:r>
+      <w:r>
+        <w:t xml:space="preserve"> </w:t>
+      </w:r>
+      <w:r>
+        <w:rPr>
+          <w:bCs/>
+          <w:b/>
+        </w:rPr>
+        <w:t xml:space="preserve">default for new messages</w:t>
+      </w:r>
+      <w:r>
+        <w:t xml:space="preserve"> </w:t>
+      </w:r>
+      <w:r>
+        <w:t xml:space="preserve">and which</w:t>
+      </w:r>
+      <w:r>
+        <w:t xml:space="preserve"> </w:t>
+      </w:r>
+      <w:r>
+        <w:rPr>
+          <w:bCs/>
+          <w:b/>
+        </w:rPr>
+        <w:t xml:space="preserve">for replies and forwards</w:t>
+      </w:r>
+      <w:r>
+        <w:t xml:space="preserve"> </w:t>
+      </w:r>
+      <w:r>
+        <w:t xml:space="preserve">(or</w:t>
+      </w:r>
+      <w:r>
+        <w:t xml:space="preserve"> </w:t>
+      </w:r>
+      <w:r>
+        <w:rPr>
+          <w:bCs/>
+          <w:b/>
+        </w:rPr>
+        <w:t xml:space="preserve">No signature</w:t>
+      </w:r>
+      <w:r>
+        <w:t xml:space="preserve">).</w:t>
+      </w:r>
+    </w:p>
+    <w:p>
+      <w:pPr>
+        <w:numPr>
+          <w:ilvl w:val="0"/>
+          <w:numId w:val="1013"/>
+        </w:numPr>
+        <w:pStyle w:val="Compact"/>
+      </w:pPr>
+      <w:r>
+        <w:t xml:space="preserve">In the compose window, the signature icon at the top switches to another signature; the old one is replaced.</w:t>
+      </w:r>
+    </w:p>
+    <w:bookmarkEnd w:id="87"/>
+    <w:bookmarkEnd w:id="88"/>
+    <w:bookmarkStart w:id="92" w:name="h-9-sending-large-files"/>
     <w:p>
       <w:pPr>
         <w:pStyle w:val="Heading1"/>
@@ -3250,18 +5040,18 @@
           <wp:inline>
             <wp:extent cx="3851999" cy="4402285"/>
             <wp:effectExtent b="0" l="0" r="0" t="0"/>
-            <wp:docPr descr="A large file as a download link" title="" id="64" name="Picture"/>
+            <wp:docPr descr="A large file as a download link" title="" id="90" name="Picture"/>
             <a:graphic>
               <a:graphicData uri="http://schemas.openxmlformats.org/drawingml/2006/picture">
                 <pic:pic>
                   <pic:nvPicPr>
-                    <pic:cNvPr descr="/home/claude/postvak/docs/user-guide/large-file.png" id="65" name="Picture"/>
+                    <pic:cNvPr descr="/home/claude/postvak/docs/user-guide/large-file.png" id="91" name="Picture"/>
                     <pic:cNvPicPr>
                       <a:picLocks noChangeArrowheads="1" noChangeAspect="1"/>
                     </pic:cNvPicPr>
                   </pic:nvPicPr>
                   <pic:blipFill>
-                    <a:blip r:embed="rId63"/>
+                    <a:blip r:embed="rId89"/>
                     <a:stretch>
                       <a:fillRect/>
                     </a:stretch>
@@ -3321,7 +5111,7 @@
       <w:pPr>
         <w:numPr>
           <w:ilvl w:val="0"/>
-          <w:numId w:val="1010"/>
+          <w:numId w:val="1014"/>
         </w:numPr>
         <w:pStyle w:val="Compact"/>
       </w:pPr>
@@ -3333,7 +5123,7 @@
       <w:pPr>
         <w:numPr>
           <w:ilvl w:val="0"/>
-          <w:numId w:val="1010"/>
+          <w:numId w:val="1014"/>
         </w:numPr>
         <w:pStyle w:val="Compact"/>
       </w:pPr>
@@ -3345,7 +5135,7 @@
       <w:pPr>
         <w:numPr>
           <w:ilvl w:val="0"/>
-          <w:numId w:val="1010"/>
+          <w:numId w:val="1014"/>
         </w:numPr>
         <w:pStyle w:val="Compact"/>
       </w:pPr>
@@ -3418,8 +5208,8 @@
         <w:t xml:space="preserve">were downloaded, and you can copy the link or remove the file earlier. A file can be at most 2 GB.</w:t>
       </w:r>
     </w:p>
-    <w:bookmarkEnd w:id="66"/>
-    <w:bookmarkStart w:id="67" w:name="h-10-several-mail-addresses"/>
+    <w:bookmarkEnd w:id="92"/>
+    <w:bookmarkStart w:id="93" w:name="h-10-several-mail-addresses"/>
     <w:p>
       <w:pPr>
         <w:pStyle w:val="Heading1"/>
@@ -3462,7 +5252,7 @@
       <w:pPr>
         <w:numPr>
           <w:ilvl w:val="0"/>
-          <w:numId w:val="1011"/>
+          <w:numId w:val="1015"/>
         </w:numPr>
         <w:pStyle w:val="Compact"/>
       </w:pPr>
@@ -3490,7 +5280,7 @@
       <w:pPr>
         <w:numPr>
           <w:ilvl w:val="0"/>
-          <w:numId w:val="1011"/>
+          <w:numId w:val="1015"/>
         </w:numPr>
         <w:pStyle w:val="Compact"/>
       </w:pPr>
@@ -3518,7 +5308,7 @@
       <w:pPr>
         <w:numPr>
           <w:ilvl w:val="0"/>
-          <w:numId w:val="1011"/>
+          <w:numId w:val="1015"/>
         </w:numPr>
         <w:pStyle w:val="Compact"/>
       </w:pPr>
@@ -3526,8 +5316,8 @@
         <w:t xml:space="preserve">For each account you choose a name, colour, signature and whether you want notifications for it.</w:t>
       </w:r>
     </w:p>
-    <w:bookmarkEnd w:id="67"/>
-    <w:bookmarkStart w:id="71" w:name="h-11-rules-and-out-of-office-reply"/>
+    <w:bookmarkEnd w:id="93"/>
+    <w:bookmarkStart w:id="97" w:name="h-11-rules-and-out-of-office-reply"/>
     <w:p>
       <w:pPr>
         <w:pStyle w:val="Heading1"/>
@@ -3545,18 +5335,18 @@
           <wp:inline>
             <wp:extent cx="4751999" cy="2969999"/>
             <wp:effectExtent b="0" l="0" r="0" t="0"/>
-            <wp:docPr descr="Rules and out-of-office reply" title="" id="69" name="Picture"/>
+            <wp:docPr descr="Rules and out-of-office reply" title="" id="95" name="Picture"/>
             <a:graphic>
               <a:graphicData uri="http://schemas.openxmlformats.org/drawingml/2006/picture">
                 <pic:pic>
                   <pic:nvPicPr>
-                    <pic:cNvPr descr="/home/claude/postvak/docs/user-guide/settings-rules.png" id="70" name="Picture"/>
+                    <pic:cNvPr descr="/home/claude/postvak/docs/user-guide/settings-rules.png" id="96" name="Picture"/>
                     <pic:cNvPicPr>
                       <a:picLocks noChangeArrowheads="1" noChangeAspect="1"/>
                     </pic:cNvPicPr>
                   </pic:nvPicPr>
                   <pic:blipFill>
-                    <a:blip r:embed="rId68"/>
+                    <a:blip r:embed="rId94"/>
                     <a:stretch>
                       <a:fillRect/>
                     </a:stretch>
@@ -3705,8 +5495,8 @@
         <w:t xml:space="preserve">same time, or people get two.</w:t>
       </w:r>
     </w:p>
-    <w:bookmarkEnd w:id="71"/>
-    <w:bookmarkStart w:id="75" w:name="h-12-calendar"/>
+    <w:bookmarkEnd w:id="97"/>
+    <w:bookmarkStart w:id="104" w:name="h-12-calendar"/>
     <w:p>
       <w:pPr>
         <w:pStyle w:val="Heading1"/>
@@ -3724,18 +5514,18 @@
           <wp:inline>
             <wp:extent cx="5939999" cy="3712499"/>
             <wp:effectExtent b="0" l="0" r="0" t="0"/>
-            <wp:docPr descr="The calendar in week view" title="" id="73" name="Picture"/>
+            <wp:docPr descr="The calendar in week view" title="" id="99" name="Picture"/>
             <a:graphic>
               <a:graphicData uri="http://schemas.openxmlformats.org/drawingml/2006/picture">
                 <pic:pic>
                   <pic:nvPicPr>
-                    <pic:cNvPr descr="/home/claude/postvak/docs/user-guide/calendar.png" id="74" name="Picture"/>
+                    <pic:cNvPr descr="/home/claude/postvak/docs/user-guide/calendar.png" id="100" name="Picture"/>
                     <pic:cNvPicPr>
                       <a:picLocks noChangeArrowheads="1" noChangeAspect="1"/>
                     </pic:cNvPicPr>
                   </pic:nvPicPr>
                   <pic:blipFill>
-                    <a:blip r:embed="rId72"/>
+                    <a:blip r:embed="rId98"/>
                     <a:stretch>
                       <a:fillRect/>
                     </a:stretch>
@@ -3798,7 +5588,7 @@
       <w:pPr>
         <w:numPr>
           <w:ilvl w:val="0"/>
-          <w:numId w:val="1012"/>
+          <w:numId w:val="1016"/>
         </w:numPr>
         <w:pStyle w:val="Compact"/>
       </w:pPr>
@@ -3836,7 +5626,7 @@
       <w:pPr>
         <w:numPr>
           <w:ilvl w:val="0"/>
-          <w:numId w:val="1012"/>
+          <w:numId w:val="1016"/>
         </w:numPr>
         <w:pStyle w:val="Compact"/>
       </w:pPr>
@@ -3868,183 +5658,83 @@
       <w:pPr>
         <w:numPr>
           <w:ilvl w:val="0"/>
-          <w:numId w:val="1012"/>
-        </w:numPr>
-        <w:pStyle w:val="Compact"/>
-      </w:pPr>
-      <w:r>
-        <w:rPr>
-          <w:bCs/>
-          <w:b/>
-        </w:rPr>
-        <w:t xml:space="preserve">Invitations</w:t>
-      </w:r>
-      <w:r>
-        <w:t xml:space="preserve"> </w:t>
-      </w:r>
-      <w:r>
-        <w:t xml:space="preserve">you get by mail are answered from the message (see</w:t>
-      </w:r>
-      <w:r>
-        <w:t xml:space="preserve"> </w:t>
-      </w:r>
-      <w:hyperlink w:anchor="h-4-reading-mail">
-        <w:r>
-          <w:rPr>
-            <w:rStyle w:val="Hyperlink"/>
-          </w:rPr>
-          <w:t xml:space="preserve">Reading mail</w:t>
-        </w:r>
-      </w:hyperlink>
-      <w:r>
-        <w:t xml:space="preserve">).</w:t>
-      </w:r>
-    </w:p>
-    <w:p>
-      <w:pPr>
-        <w:numPr>
-          <w:ilvl w:val="0"/>
-          <w:numId w:val="1012"/>
-        </w:numPr>
-        <w:pStyle w:val="Compact"/>
-      </w:pPr>
-      <w:r>
-        <w:rPr>
-          <w:bCs/>
-          <w:b/>
-        </w:rPr>
-        <w:t xml:space="preserve">A calendar from elsewhere</w:t>
-      </w:r>
-      <w:r>
-        <w:t xml:space="preserve"> </w:t>
-      </w:r>
-      <w:r>
-        <w:t xml:space="preserve">(Google, Outlook, your sports club or public holidays): paste its iCal address</w:t>
-      </w:r>
-      <w:r>
-        <w:t xml:space="preserve"> </w:t>
-      </w:r>
-      <w:r>
-        <w:t xml:space="preserve">under Settings → Calendar &amp; tasks →</w:t>
-      </w:r>
-      <w:r>
-        <w:t xml:space="preserve"> </w:t>
-      </w:r>
-      <w:r>
-        <w:rPr>
-          <w:bCs/>
-          <w:b/>
-        </w:rPr>
-        <w:t xml:space="preserve">Add a calendar from elsewhere</w:t>
-      </w:r>
-      <w:r>
-        <w:t xml:space="preserve">. Postvak fetches it every half hour; it is</w:t>
-      </w:r>
-      <w:r>
-        <w:t xml:space="preserve"> </w:t>
-      </w:r>
-      <w:r>
-        <w:t xml:space="preserve">read-only. For a Google calendar use the</w:t>
-      </w:r>
-      <w:r>
-        <w:t xml:space="preserve"> </w:t>
-      </w:r>
-      <w:r>
-        <w:rPr>
-          <w:bCs/>
-          <w:b/>
-        </w:rPr>
-        <w:t xml:space="preserve">Secret address in iCal format</w:t>
-      </w:r>
-      <w:r>
-        <w:t xml:space="preserve">; the steps are on that page.</w:t>
-      </w:r>
-    </w:p>
-    <w:p>
-      <w:pPr>
-        <w:numPr>
-          <w:ilvl w:val="0"/>
-          <w:numId w:val="1012"/>
-        </w:numPr>
-        <w:pStyle w:val="Compact"/>
-      </w:pPr>
-      <w:r>
-        <w:rPr>
-          <w:bCs/>
-          <w:b/>
-        </w:rPr>
-        <w:t xml:space="preserve">See your Postvak calendar in Google or Outlook</w:t>
-      </w:r>
-      <w:r>
-        <w:t xml:space="preserve">: make a</w:t>
-      </w:r>
-      <w:r>
-        <w:t xml:space="preserve"> </w:t>
-      </w:r>
-      <w:r>
-        <w:rPr>
-          <w:bCs/>
-          <w:b/>
-        </w:rPr>
-        <w:t xml:space="preserve">Share link</w:t>
-      </w:r>
-      <w:r>
-        <w:t xml:space="preserve"> </w:t>
-      </w:r>
-      <w:r>
-        <w:t xml:space="preserve">for the calendar and add it in Google</w:t>
-      </w:r>
-      <w:r>
-        <w:t xml:space="preserve"> </w:t>
-      </w:r>
-      <w:r>
-        <w:t xml:space="preserve">under</w:t>
-      </w:r>
-      <w:r>
-        <w:t xml:space="preserve"> </w:t>
-      </w:r>
-      <w:r>
-        <w:rPr>
-          <w:bCs/>
-          <w:b/>
-        </w:rPr>
-        <w:t xml:space="preserve">Other calendars → + → From URL</w:t>
+          <w:numId w:val="1016"/>
+        </w:numPr>
+        <w:pStyle w:val="Compact"/>
+      </w:pPr>
+      <w:r>
+        <w:rPr>
+          <w:bCs/>
+          <w:b/>
+        </w:rPr>
+        <w:t xml:space="preserve">Birthdays</w:t>
+      </w:r>
+      <w:r>
+        <w:t xml:space="preserve">: your contacts’ birthdays appear in the calendar by themselves, as all-day items (with the age</w:t>
+      </w:r>
+      <w:r>
+        <w:t xml:space="preserve"> </w:t>
+      </w:r>
+      <w:r>
+        <w:t xml:space="preserve">when the year of birth is known). Click one to open the contact. The</w:t>
+      </w:r>
+      <w:r>
+        <w:t xml:space="preserve"> </w:t>
+      </w:r>
+      <w:r>
+        <w:rPr>
+          <w:bCs/>
+          <w:b/>
+        </w:rPr>
+        <w:t xml:space="preserve">Birthdays</w:t>
+      </w:r>
+      <w:r>
+        <w:t xml:space="preserve"> </w:t>
+      </w:r>
+      <w:r>
+        <w:t xml:space="preserve">button at the top hides them</w:t>
+      </w:r>
+      <w:r>
+        <w:t xml:space="preserve"> </w:t>
+      </w:r>
+      <w:r>
+        <w:t xml:space="preserve">for a moment; switch them off completely under</w:t>
+      </w:r>
+      <w:r>
+        <w:t xml:space="preserve"> </w:t>
+      </w:r>
+      <w:r>
+        <w:rPr>
+          <w:bCs/>
+          <w:b/>
+        </w:rPr>
+        <w:t xml:space="preserve">Settings → Calendar &amp; tasks</w:t>
       </w:r>
       <w:r>
         <w:t xml:space="preserve">.</w:t>
       </w:r>
     </w:p>
-    <w:bookmarkEnd w:id="75"/>
-    <w:bookmarkStart w:id="79" w:name="h-13-tasks"/>
-    <w:p>
-      <w:pPr>
-        <w:pStyle w:val="Heading1"/>
-      </w:pPr>
-      <w:r>
-        <w:t xml:space="preserve">13. Tasks</w:t>
-      </w:r>
-    </w:p>
-    <w:p>
-      <w:pPr>
-        <w:pStyle w:val="CaptionedFigure"/>
+    <w:p>
+      <w:pPr>
+        <w:pStyle w:val="FirstParagraph"/>
       </w:pPr>
       <w:r>
         <w:drawing>
           <wp:inline>
             <wp:extent cx="5939999" cy="3712499"/>
             <wp:effectExtent b="0" l="0" r="0" t="0"/>
-            <wp:docPr descr="Task lists" title="" id="77" name="Picture"/>
+            <wp:docPr descr="Month view with a birthday" title="" id="102" name="Picture"/>
             <a:graphic>
               <a:graphicData uri="http://schemas.openxmlformats.org/drawingml/2006/picture">
                 <pic:pic>
                   <pic:nvPicPr>
-                    <pic:cNvPr descr="/home/claude/postvak/docs/user-guide/tasks.png" id="78" name="Picture"/>
+                    <pic:cNvPr descr="/home/claude/postvak/docs/user-guide/birthdays.png" id="103" name="Picture"/>
                     <pic:cNvPicPr>
                       <a:picLocks noChangeArrowheads="1" noChangeAspect="1"/>
                     </pic:cNvPicPr>
                   </pic:nvPicPr>
                   <pic:blipFill>
-                    <a:blip r:embed="rId76"/>
+                    <a:blip r:embed="rId101"/>
                     <a:stretch>
                       <a:fillRect/>
                     </a:stretch>
@@ -4070,53 +5760,165 @@
           </wp:inline>
         </w:drawing>
       </w:r>
-    </w:p>
-    <w:p>
-      <w:pPr>
-        <w:pStyle w:val="ImageCaption"/>
-      </w:pPr>
-      <w:r>
-        <w:t xml:space="preserve">Task lists</w:t>
-      </w:r>
-    </w:p>
-    <w:p>
-      <w:pPr>
-        <w:pStyle w:val="BodyText"/>
-      </w:pPr>
-      <w:r>
-        <w:t xml:space="preserve">Choose</w:t>
-      </w:r>
-      <w:r>
-        <w:t xml:space="preserve"> </w:t>
-      </w:r>
-      <w:r>
-        <w:rPr>
-          <w:bCs/>
-          <w:b/>
-        </w:rPr>
-        <w:t xml:space="preserve">Tasks</w:t>
-      </w:r>
-      <w:r>
-        <w:t xml:space="preserve"> </w:t>
-      </w:r>
-      <w:r>
-        <w:t xml:space="preserve">on the left. You can have several task lists, with a due date, priority and reminder per task.</w:t>
-      </w:r>
-      <w:r>
-        <w:t xml:space="preserve"> </w:t>
-      </w:r>
-      <w:r>
-        <w:t xml:space="preserve">Turn a mail into a task with one click: the check-mark icon at the top of an open message.</w:t>
-      </w:r>
-    </w:p>
-    <w:bookmarkEnd w:id="79"/>
-    <w:bookmarkStart w:id="83" w:name="h-14-contacts"/>
+      <w:r>
+        <w:t xml:space="preserve"> </w:t>
+      </w:r>
+      <w:r>
+        <w:t xml:space="preserve">-</w:t>
+      </w:r>
+      <w:r>
+        <w:t xml:space="preserve"> </w:t>
+      </w:r>
+      <w:r>
+        <w:rPr>
+          <w:bCs/>
+          <w:b/>
+        </w:rPr>
+        <w:t xml:space="preserve">Invitations</w:t>
+      </w:r>
+      <w:r>
+        <w:t xml:space="preserve"> </w:t>
+      </w:r>
+      <w:r>
+        <w:t xml:space="preserve">you get by mail are answered from the message (see</w:t>
+      </w:r>
+      <w:r>
+        <w:t xml:space="preserve"> </w:t>
+      </w:r>
+      <w:hyperlink w:anchor="h-4-reading-mail">
+        <w:r>
+          <w:rPr>
+            <w:rStyle w:val="Hyperlink"/>
+          </w:rPr>
+          <w:t xml:space="preserve">Reading mail</w:t>
+        </w:r>
+      </w:hyperlink>
+      <w:r>
+        <w:t xml:space="preserve">).</w:t>
+      </w:r>
+      <w:r>
+        <w:t xml:space="preserve"> </w:t>
+      </w:r>
+      <w:r>
+        <w:t xml:space="preserve">-</w:t>
+      </w:r>
+      <w:r>
+        <w:t xml:space="preserve"> </w:t>
+      </w:r>
+      <w:r>
+        <w:rPr>
+          <w:bCs/>
+          <w:b/>
+        </w:rPr>
+        <w:t xml:space="preserve">A calendar from elsewhere</w:t>
+      </w:r>
+      <w:r>
+        <w:t xml:space="preserve"> </w:t>
+      </w:r>
+      <w:r>
+        <w:t xml:space="preserve">(Google, Outlook, your sports club or public holidays): paste its iCal address</w:t>
+      </w:r>
+      <w:r>
+        <w:t xml:space="preserve"> </w:t>
+      </w:r>
+      <w:r>
+        <w:t xml:space="preserve">under Settings → Calendar &amp; tasks →</w:t>
+      </w:r>
+      <w:r>
+        <w:t xml:space="preserve"> </w:t>
+      </w:r>
+      <w:r>
+        <w:rPr>
+          <w:bCs/>
+          <w:b/>
+        </w:rPr>
+        <w:t xml:space="preserve">Add a calendar from elsewhere</w:t>
+      </w:r>
+      <w:r>
+        <w:t xml:space="preserve">. Postvak fetches it every half hour; it is</w:t>
+      </w:r>
+      <w:r>
+        <w:t xml:space="preserve"> </w:t>
+      </w:r>
+      <w:r>
+        <w:t xml:space="preserve">read-only. For a Google calendar use the</w:t>
+      </w:r>
+      <w:r>
+        <w:t xml:space="preserve"> </w:t>
+      </w:r>
+      <w:r>
+        <w:rPr>
+          <w:bCs/>
+          <w:b/>
+        </w:rPr>
+        <w:t xml:space="preserve">Secret address in iCal format</w:t>
+      </w:r>
+      <w:r>
+        <w:t xml:space="preserve">; the steps are on that page.</w:t>
+      </w:r>
+      <w:r>
+        <w:t xml:space="preserve"> </w:t>
+      </w:r>
+      <w:r>
+        <w:t xml:space="preserve">-</w:t>
+      </w:r>
+      <w:r>
+        <w:t xml:space="preserve"> </w:t>
+      </w:r>
+      <w:r>
+        <w:rPr>
+          <w:bCs/>
+          <w:b/>
+        </w:rPr>
+        <w:t xml:space="preserve">See your Postvak calendar in Google or Outlook</w:t>
+      </w:r>
+      <w:r>
+        <w:t xml:space="preserve">: make a</w:t>
+      </w:r>
+      <w:r>
+        <w:t xml:space="preserve"> </w:t>
+      </w:r>
+      <w:r>
+        <w:rPr>
+          <w:bCs/>
+          <w:b/>
+        </w:rPr>
+        <w:t xml:space="preserve">Share link</w:t>
+      </w:r>
+      <w:r>
+        <w:t xml:space="preserve"> </w:t>
+      </w:r>
+      <w:r>
+        <w:t xml:space="preserve">for the calendar and add it in Google</w:t>
+      </w:r>
+      <w:r>
+        <w:t xml:space="preserve"> </w:t>
+      </w:r>
+      <w:r>
+        <w:t xml:space="preserve">under</w:t>
+      </w:r>
+      <w:r>
+        <w:t xml:space="preserve"> </w:t>
+      </w:r>
+      <w:r>
+        <w:rPr>
+          <w:bCs/>
+          <w:b/>
+        </w:rPr>
+        <w:t xml:space="preserve">Other calendars → + → From URL</w:t>
+      </w:r>
+      <w:r>
+        <w:t xml:space="preserve">.</w:t>
+      </w:r>
+    </w:p>
+    <w:bookmarkEnd w:id="104"/>
+    <w:bookmarkStart w:id="108" w:name="h-13-tasks"/>
     <w:p>
       <w:pPr>
         <w:pStyle w:val="Heading1"/>
       </w:pPr>
       <w:r>
-        <w:t xml:space="preserve">14. Contacts</w:t>
+        <w:t xml:space="preserve">13. Tasks</w:t>
       </w:r>
     </w:p>
     <w:p>
@@ -4128,18 +5930,18 @@
           <wp:inline>
             <wp:extent cx="5939999" cy="3712499"/>
             <wp:effectExtent b="0" l="0" r="0" t="0"/>
-            <wp:docPr descr="Contacts" title="" id="81" name="Picture"/>
+            <wp:docPr descr="Task lists" title="" id="106" name="Picture"/>
             <a:graphic>
               <a:graphicData uri="http://schemas.openxmlformats.org/drawingml/2006/picture">
                 <pic:pic>
                   <pic:nvPicPr>
-                    <pic:cNvPr descr="/home/claude/postvak/docs/user-guide/contacts.png" id="82" name="Picture"/>
+                    <pic:cNvPr descr="/home/claude/postvak/docs/user-guide/tasks.png" id="107" name="Picture"/>
                     <pic:cNvPicPr>
                       <a:picLocks noChangeArrowheads="1" noChangeAspect="1"/>
                     </pic:cNvPicPr>
                   </pic:nvPicPr>
                   <pic:blipFill>
-                    <a:blip r:embed="rId80"/>
+                    <a:blip r:embed="rId105"/>
                     <a:stretch>
                       <a:fillRect/>
                     </a:stretch>
@@ -4171,7 +5973,7 @@
         <w:pStyle w:val="ImageCaption"/>
       </w:pPr>
       <w:r>
-        <w:t xml:space="preserve">Contacts</w:t>
+        <w:t xml:space="preserve">Task lists</w:t>
       </w:r>
     </w:p>
     <w:p>
@@ -4189,79 +5991,29 @@
           <w:bCs/>
           <w:b/>
         </w:rPr>
-        <w:t xml:space="preserve">Contacts</w:t>
-      </w:r>
-      <w:r>
-        <w:t xml:space="preserve"> </w:t>
-      </w:r>
-      <w:r>
-        <w:t xml:space="preserve">on the left. You can add, edit, favourite and search contacts.</w:t>
-      </w:r>
-    </w:p>
-    <w:p>
-      <w:pPr>
-        <w:numPr>
-          <w:ilvl w:val="0"/>
-          <w:numId w:val="1013"/>
-        </w:numPr>
-        <w:pStyle w:val="Compact"/>
-      </w:pPr>
-      <w:r>
-        <w:rPr>
-          <w:bCs/>
-          <w:b/>
-        </w:rPr>
-        <w:t xml:space="preserve">Import and export</w:t>
-      </w:r>
-      <w:r>
-        <w:t xml:space="preserve"> </w:t>
-      </w:r>
-      <w:r>
-        <w:t xml:space="preserve">with vCard files (.vcf), for example from Google Contacts, Outlook or your phone.</w:t>
-      </w:r>
-    </w:p>
-    <w:p>
-      <w:pPr>
-        <w:numPr>
-          <w:ilvl w:val="0"/>
-          <w:numId w:val="1013"/>
-        </w:numPr>
-        <w:pStyle w:val="Compact"/>
-      </w:pPr>
-      <w:r>
-        <w:rPr>
-          <w:bCs/>
-          <w:b/>
-        </w:rPr>
-        <w:t xml:space="preserve">All addresses</w:t>
-      </w:r>
-      <w:r>
-        <w:t xml:space="preserve"> </w:t>
-      </w:r>
-      <w:r>
-        <w:t xml:space="preserve">also shows people Postvak remembered automatically when you mailed them.</w:t>
-      </w:r>
-    </w:p>
-    <w:p>
-      <w:pPr>
-        <w:numPr>
-          <w:ilvl w:val="0"/>
-          <w:numId w:val="1013"/>
-        </w:numPr>
-        <w:pStyle w:val="Compact"/>
-      </w:pPr>
-      <w:r>
-        <w:t xml:space="preserve">From a contact you start a new message with one click.</w:t>
-      </w:r>
-    </w:p>
-    <w:bookmarkEnd w:id="83"/>
-    <w:bookmarkStart w:id="87" w:name="X673c97e110e5dd617b1340a3333126be38536be"/>
+        <w:t xml:space="preserve">Tasks</w:t>
+      </w:r>
+      <w:r>
+        <w:t xml:space="preserve"> </w:t>
+      </w:r>
+      <w:r>
+        <w:t xml:space="preserve">on the left. You can have several task lists, with a due date, priority and reminder per task.</w:t>
+      </w:r>
+      <w:r>
+        <w:t xml:space="preserve"> </w:t>
+      </w:r>
+      <w:r>
+        <w:t xml:space="preserve">Turn a mail into a task with one click: the check-mark icon at the top of an open message.</w:t>
+      </w:r>
+    </w:p>
+    <w:bookmarkEnd w:id="108"/>
+    <w:bookmarkStart w:id="115" w:name="h-14-contacts"/>
     <w:p>
       <w:pPr>
         <w:pStyle w:val="Heading1"/>
       </w:pPr>
       <w:r>
-        <w:t xml:space="preserve">15. Calendar, tasks and contacts on your phone</w:t>
+        <w:t xml:space="preserve">14. Contacts</w:t>
       </w:r>
     </w:p>
     <w:p>
@@ -4271,20 +6023,557 @@
       <w:r>
         <w:drawing>
           <wp:inline>
-            <wp:extent cx="4751999" cy="2969999"/>
+            <wp:extent cx="5939999" cy="3712499"/>
             <wp:effectExtent b="0" l="0" r="0" t="0"/>
-            <wp:docPr descr="Setting up sync" title="" id="85" name="Picture"/>
+            <wp:docPr descr="Contacts" title="" id="110" name="Picture"/>
             <a:graphic>
               <a:graphicData uri="http://schemas.openxmlformats.org/drawingml/2006/picture">
                 <pic:pic>
                   <pic:nvPicPr>
-                    <pic:cNvPr descr="/home/claude/postvak/docs/user-guide/settings-calendar.png" id="86" name="Picture"/>
+                    <pic:cNvPr descr="/home/claude/postvak/docs/user-guide/contacts.png" id="111" name="Picture"/>
                     <pic:cNvPicPr>
                       <a:picLocks noChangeArrowheads="1" noChangeAspect="1"/>
                     </pic:cNvPicPr>
                   </pic:nvPicPr>
                   <pic:blipFill>
-                    <a:blip r:embed="rId84"/>
+                    <a:blip r:embed="rId109"/>
+                    <a:stretch>
+                      <a:fillRect/>
+                    </a:stretch>
+                  </pic:blipFill>
+                  <pic:spPr bwMode="auto">
+                    <a:xfrm>
+                      <a:off x="0" y="0"/>
+                      <a:ext cx="5939999" cy="3712499"/>
+                    </a:xfrm>
+                    <a:prstGeom prst="rect">
+                      <a:avLst/>
+                    </a:prstGeom>
+                    <a:noFill/>
+                    <a:ln w="9525">
+                      <a:noFill/>
+                      <a:headEnd/>
+                      <a:tailEnd/>
+                    </a:ln>
+                  </pic:spPr>
+                </pic:pic>
+              </a:graphicData>
+            </a:graphic>
+          </wp:inline>
+        </w:drawing>
+      </w:r>
+    </w:p>
+    <w:p>
+      <w:pPr>
+        <w:pStyle w:val="ImageCaption"/>
+      </w:pPr>
+      <w:r>
+        <w:t xml:space="preserve">Contacts</w:t>
+      </w:r>
+    </w:p>
+    <w:p>
+      <w:pPr>
+        <w:pStyle w:val="BodyText"/>
+      </w:pPr>
+      <w:r>
+        <w:t xml:space="preserve">Choose</w:t>
+      </w:r>
+      <w:r>
+        <w:t xml:space="preserve"> </w:t>
+      </w:r>
+      <w:r>
+        <w:rPr>
+          <w:bCs/>
+          <w:b/>
+        </w:rPr>
+        <w:t xml:space="preserve">Contacts</w:t>
+      </w:r>
+      <w:r>
+        <w:t xml:space="preserve"> </w:t>
+      </w:r>
+      <w:r>
+        <w:t xml:space="preserve">on the left. As in Google Contacts, every contact has its own card with:</w:t>
+      </w:r>
+    </w:p>
+    <w:p>
+      <w:pPr>
+        <w:numPr>
+          <w:ilvl w:val="0"/>
+          <w:numId w:val="1017"/>
+        </w:numPr>
+        <w:pStyle w:val="Compact"/>
+      </w:pPr>
+      <w:r>
+        <w:t xml:space="preserve">a</w:t>
+      </w:r>
+      <w:r>
+        <w:t xml:space="preserve"> </w:t>
+      </w:r>
+      <w:r>
+        <w:rPr>
+          <w:bCs/>
+          <w:b/>
+        </w:rPr>
+        <w:t xml:space="preserve">photo</w:t>
+      </w:r>
+      <w:r>
+        <w:t xml:space="preserve">,</w:t>
+      </w:r>
+      <w:r>
+        <w:t xml:space="preserve"> </w:t>
+      </w:r>
+      <w:r>
+        <w:rPr>
+          <w:bCs/>
+          <w:b/>
+        </w:rPr>
+        <w:t xml:space="preserve">first and last name</w:t>
+      </w:r>
+      <w:r>
+        <w:t xml:space="preserve">, nickname,</w:t>
+      </w:r>
+      <w:r>
+        <w:t xml:space="preserve"> </w:t>
+      </w:r>
+      <w:r>
+        <w:rPr>
+          <w:bCs/>
+          <w:b/>
+        </w:rPr>
+        <w:t xml:space="preserve">company, job title and department</w:t>
+      </w:r>
+      <w:r>
+        <w:t xml:space="preserve">;</w:t>
+      </w:r>
+    </w:p>
+    <w:p>
+      <w:pPr>
+        <w:numPr>
+          <w:ilvl w:val="0"/>
+          <w:numId w:val="1017"/>
+        </w:numPr>
+        <w:pStyle w:val="Compact"/>
+      </w:pPr>
+      <w:r>
+        <w:t xml:space="preserve">several</w:t>
+      </w:r>
+      <w:r>
+        <w:t xml:space="preserve"> </w:t>
+      </w:r>
+      <w:r>
+        <w:rPr>
+          <w:bCs/>
+          <w:b/>
+        </w:rPr>
+        <w:t xml:space="preserve">email addresses</w:t>
+      </w:r>
+      <w:r>
+        <w:t xml:space="preserve"> </w:t>
+      </w:r>
+      <w:r>
+        <w:t xml:space="preserve">and</w:t>
+      </w:r>
+      <w:r>
+        <w:t xml:space="preserve"> </w:t>
+      </w:r>
+      <w:r>
+        <w:rPr>
+          <w:bCs/>
+          <w:b/>
+        </w:rPr>
+        <w:t xml:space="preserve">phone numbers</w:t>
+      </w:r>
+      <w:r>
+        <w:t xml:space="preserve">, each with a type (home, work, mobile, …);</w:t>
+      </w:r>
+    </w:p>
+    <w:p>
+      <w:pPr>
+        <w:numPr>
+          <w:ilvl w:val="0"/>
+          <w:numId w:val="1017"/>
+        </w:numPr>
+        <w:pStyle w:val="Compact"/>
+      </w:pPr>
+      <w:r>
+        <w:rPr>
+          <w:bCs/>
+          <w:b/>
+        </w:rPr>
+        <w:t xml:space="preserve">addresses</w:t>
+      </w:r>
+      <w:r>
+        <w:t xml:space="preserve"> </w:t>
+      </w:r>
+      <w:r>
+        <w:t xml:space="preserve">(with a link to the map), a</w:t>
+      </w:r>
+      <w:r>
+        <w:t xml:space="preserve"> </w:t>
+      </w:r>
+      <w:r>
+        <w:rPr>
+          <w:bCs/>
+          <w:b/>
+        </w:rPr>
+        <w:t xml:space="preserve">birthday</w:t>
+      </w:r>
+      <w:r>
+        <w:t xml:space="preserve"> </w:t>
+      </w:r>
+      <w:r>
+        <w:t xml:space="preserve">(also without a year),</w:t>
+      </w:r>
+      <w:r>
+        <w:t xml:space="preserve"> </w:t>
+      </w:r>
+      <w:r>
+        <w:rPr>
+          <w:bCs/>
+          <w:b/>
+        </w:rPr>
+        <w:t xml:space="preserve">websites</w:t>
+      </w:r>
+      <w:r>
+        <w:t xml:space="preserve"> </w:t>
+      </w:r>
+      <w:r>
+        <w:t xml:space="preserve">and</w:t>
+      </w:r>
+      <w:r>
+        <w:t xml:space="preserve"> </w:t>
+      </w:r>
+      <w:r>
+        <w:rPr>
+          <w:bCs/>
+          <w:b/>
+        </w:rPr>
+        <w:t xml:space="preserve">notes</w:t>
+      </w:r>
+      <w:r>
+        <w:t xml:space="preserve">;</w:t>
+      </w:r>
+    </w:p>
+    <w:p>
+      <w:pPr>
+        <w:numPr>
+          <w:ilvl w:val="0"/>
+          <w:numId w:val="1017"/>
+        </w:numPr>
+        <w:pStyle w:val="Compact"/>
+      </w:pPr>
+      <w:r>
+        <w:rPr>
+          <w:bCs/>
+          <w:b/>
+        </w:rPr>
+        <w:t xml:space="preserve">groups</w:t>
+      </w:r>
+      <w:r>
+        <w:t xml:space="preserve">, such as Family, Work or Band. Click a group at the top of the list to see only those contacts.</w:t>
+      </w:r>
+    </w:p>
+    <w:p>
+      <w:pPr>
+        <w:pStyle w:val="FirstParagraph"/>
+      </w:pPr>
+      <w:r>
+        <w:rPr>
+          <w:bCs/>
+          <w:b/>
+        </w:rPr>
+        <w:t xml:space="preserve">Send mail</w:t>
+      </w:r>
+      <w:r>
+        <w:t xml:space="preserve"> </w:t>
+      </w:r>
+      <w:r>
+        <w:t xml:space="preserve">and</w:t>
+      </w:r>
+      <w:r>
+        <w:t xml:space="preserve"> </w:t>
+      </w:r>
+      <w:r>
+        <w:rPr>
+          <w:bCs/>
+          <w:b/>
+        </w:rPr>
+        <w:t xml:space="preserve">Call</w:t>
+      </w:r>
+      <w:r>
+        <w:t xml:space="preserve"> </w:t>
+      </w:r>
+      <w:r>
+        <w:t xml:space="preserve">get in touch straight away. Birthdays in the coming week are at the top of the list</w:t>
+      </w:r>
+      <w:r>
+        <w:t xml:space="preserve"> </w:t>
+      </w:r>
+      <w:r>
+        <w:t xml:space="preserve">under</w:t>
+      </w:r>
+      <w:r>
+        <w:t xml:space="preserve"> </w:t>
+      </w:r>
+      <w:r>
+        <w:rPr>
+          <w:bCs/>
+          <w:b/>
+        </w:rPr>
+        <w:t xml:space="preserve">Birthdays coming up</w:t>
+      </w:r>
+      <w:r>
+        <w:t xml:space="preserve">. Search looks at names, addresses, phone numbers, companies, cities and groups.</w:t>
+      </w:r>
+    </w:p>
+    <w:p>
+      <w:pPr>
+        <w:pStyle w:val="CaptionedFigure"/>
+      </w:pPr>
+      <w:r>
+        <w:drawing>
+          <wp:inline>
+            <wp:extent cx="4751999" cy="4319999"/>
+            <wp:effectExtent b="0" l="0" r="0" t="0"/>
+            <wp:docPr descr="Editing a contact" title="" id="113" name="Picture"/>
+            <a:graphic>
+              <a:graphicData uri="http://schemas.openxmlformats.org/drawingml/2006/picture">
+                <pic:pic>
+                  <pic:nvPicPr>
+                    <pic:cNvPr descr="/home/claude/postvak/docs/user-guide/contact-edit.png" id="114" name="Picture"/>
+                    <pic:cNvPicPr>
+                      <a:picLocks noChangeArrowheads="1" noChangeAspect="1"/>
+                    </pic:cNvPicPr>
+                  </pic:nvPicPr>
+                  <pic:blipFill>
+                    <a:blip r:embed="rId112"/>
+                    <a:stretch>
+                      <a:fillRect/>
+                    </a:stretch>
+                  </pic:blipFill>
+                  <pic:spPr bwMode="auto">
+                    <a:xfrm>
+                      <a:off x="0" y="0"/>
+                      <a:ext cx="4751999" cy="4319999"/>
+                    </a:xfrm>
+                    <a:prstGeom prst="rect">
+                      <a:avLst/>
+                    </a:prstGeom>
+                    <a:noFill/>
+                    <a:ln w="9525">
+                      <a:noFill/>
+                      <a:headEnd/>
+                      <a:tailEnd/>
+                    </a:ln>
+                  </pic:spPr>
+                </pic:pic>
+              </a:graphicData>
+            </a:graphic>
+          </wp:inline>
+        </w:drawing>
+      </w:r>
+    </w:p>
+    <w:p>
+      <w:pPr>
+        <w:pStyle w:val="ImageCaption"/>
+      </w:pPr>
+      <w:r>
+        <w:t xml:space="preserve">Editing a contact</w:t>
+      </w:r>
+    </w:p>
+    <w:p>
+      <w:pPr>
+        <w:numPr>
+          <w:ilvl w:val="0"/>
+          <w:numId w:val="1018"/>
+        </w:numPr>
+        <w:pStyle w:val="Compact"/>
+      </w:pPr>
+      <w:r>
+        <w:rPr>
+          <w:bCs/>
+          <w:b/>
+        </w:rPr>
+        <w:t xml:space="preserve">Edit</w:t>
+      </w:r>
+      <w:r>
+        <w:t xml:space="preserve">: click</w:t>
+      </w:r>
+      <w:r>
+        <w:t xml:space="preserve"> </w:t>
+      </w:r>
+      <w:r>
+        <w:rPr>
+          <w:bCs/>
+          <w:b/>
+        </w:rPr>
+        <w:t xml:space="preserve">Edit</w:t>
+      </w:r>
+      <w:r>
+        <w:t xml:space="preserve"> </w:t>
+      </w:r>
+      <w:r>
+        <w:t xml:space="preserve">on the card.</w:t>
+      </w:r>
+      <w:r>
+        <w:t xml:space="preserve"> </w:t>
+      </w:r>
+      <w:r>
+        <w:rPr>
+          <w:bCs/>
+          <w:b/>
+        </w:rPr>
+        <w:t xml:space="preserve">+ Add email address</w:t>
+      </w:r>
+      <w:r>
+        <w:t xml:space="preserve">,</w:t>
+      </w:r>
+      <w:r>
+        <w:t xml:space="preserve"> </w:t>
+      </w:r>
+      <w:r>
+        <w:rPr>
+          <w:bCs/>
+          <w:b/>
+        </w:rPr>
+        <w:t xml:space="preserve">+ Add phone number</w:t>
+      </w:r>
+      <w:r>
+        <w:t xml:space="preserve"> </w:t>
+      </w:r>
+      <w:r>
+        <w:t xml:space="preserve">and so on add extra</w:t>
+      </w:r>
+      <w:r>
+        <w:t xml:space="preserve"> </w:t>
+      </w:r>
+      <w:r>
+        <w:t xml:space="preserve">lines;</w:t>
+      </w:r>
+      <w:r>
+        <w:t xml:space="preserve"> </w:t>
+      </w:r>
+      <w:r>
+        <w:rPr>
+          <w:bCs/>
+          <w:b/>
+        </w:rPr>
+        <w:t xml:space="preserve">Add photo</w:t>
+      </w:r>
+      <w:r>
+        <w:t xml:space="preserve"> </w:t>
+      </w:r>
+      <w:r>
+        <w:t xml:space="preserve">picks a photo (Postvak makes it square and small).</w:t>
+      </w:r>
+    </w:p>
+    <w:p>
+      <w:pPr>
+        <w:numPr>
+          <w:ilvl w:val="0"/>
+          <w:numId w:val="1018"/>
+        </w:numPr>
+        <w:pStyle w:val="Compact"/>
+      </w:pPr>
+      <w:r>
+        <w:rPr>
+          <w:bCs/>
+          <w:b/>
+        </w:rPr>
+        <w:t xml:space="preserve">Import and export</w:t>
+      </w:r>
+      <w:r>
+        <w:t xml:space="preserve"> </w:t>
+      </w:r>
+      <w:r>
+        <w:t xml:space="preserve">with vCard files (.vcf), for example from Google Contacts, Outlook or your phone. Company,</w:t>
+      </w:r>
+      <w:r>
+        <w:t xml:space="preserve"> </w:t>
+      </w:r>
+      <w:r>
+        <w:t xml:space="preserve">addresses, birthday and groups come along.</w:t>
+      </w:r>
+    </w:p>
+    <w:p>
+      <w:pPr>
+        <w:numPr>
+          <w:ilvl w:val="0"/>
+          <w:numId w:val="1018"/>
+        </w:numPr>
+        <w:pStyle w:val="Compact"/>
+      </w:pPr>
+      <w:r>
+        <w:rPr>
+          <w:bCs/>
+          <w:b/>
+        </w:rPr>
+        <w:t xml:space="preserve">All addresses</w:t>
+      </w:r>
+      <w:r>
+        <w:t xml:space="preserve"> </w:t>
+      </w:r>
+      <w:r>
+        <w:t xml:space="preserve">also shows people Postvak remembered automatically when you mailed them.</w:t>
+      </w:r>
+    </w:p>
+    <w:p>
+      <w:pPr>
+        <w:numPr>
+          <w:ilvl w:val="0"/>
+          <w:numId w:val="1018"/>
+        </w:numPr>
+        <w:pStyle w:val="Compact"/>
+      </w:pPr>
+      <w:r>
+        <w:t xml:space="preserve">Everything, the photo too, syncs with the contacts app on your phone (see</w:t>
+      </w:r>
+      <w:r>
+        <w:t xml:space="preserve"> </w:t>
+      </w:r>
+      <w:hyperlink w:anchor="X673c97e110e5dd617b1340a3333126be38536be">
+        <w:r>
+          <w:rPr>
+            <w:rStyle w:val="Hyperlink"/>
+          </w:rPr>
+          <w:t xml:space="preserve">chapter 15</w:t>
+        </w:r>
+      </w:hyperlink>
+      <w:r>
+        <w:t xml:space="preserve">).</w:t>
+      </w:r>
+    </w:p>
+    <w:bookmarkEnd w:id="115"/>
+    <w:bookmarkStart w:id="119" w:name="X673c97e110e5dd617b1340a3333126be38536be"/>
+    <w:p>
+      <w:pPr>
+        <w:pStyle w:val="Heading1"/>
+      </w:pPr>
+      <w:r>
+        <w:t xml:space="preserve">15. Calendar, tasks and contacts on your phone</w:t>
+      </w:r>
+    </w:p>
+    <w:p>
+      <w:pPr>
+        <w:pStyle w:val="CaptionedFigure"/>
+      </w:pPr>
+      <w:r>
+        <w:drawing>
+          <wp:inline>
+            <wp:extent cx="4751999" cy="2969999"/>
+            <wp:effectExtent b="0" l="0" r="0" t="0"/>
+            <wp:docPr descr="Setting up sync" title="" id="117" name="Picture"/>
+            <a:graphic>
+              <a:graphicData uri="http://schemas.openxmlformats.org/drawingml/2006/picture">
+                <pic:pic>
+                  <pic:nvPicPr>
+                    <pic:cNvPr descr="/home/claude/postvak/docs/user-guide/settings-calendar.png" id="118" name="Picture"/>
+                    <pic:cNvPicPr>
+                      <a:picLocks noChangeArrowheads="1" noChangeAspect="1"/>
+                    </pic:cNvPicPr>
+                  </pic:nvPicPr>
+                  <pic:blipFill>
+                    <a:blip r:embed="rId116"/>
                     <a:stretch>
                       <a:fillRect/>
                     </a:stretch>
@@ -4337,7 +6626,7 @@
       <w:pPr>
         <w:numPr>
           <w:ilvl w:val="0"/>
-          <w:numId w:val="1014"/>
+          <w:numId w:val="1019"/>
         </w:numPr>
         <w:pStyle w:val="Compact"/>
       </w:pPr>
@@ -4375,7 +6664,7 @@
       <w:pPr>
         <w:numPr>
           <w:ilvl w:val="0"/>
-          <w:numId w:val="1014"/>
+          <w:numId w:val="1019"/>
         </w:numPr>
         <w:pStyle w:val="Compact"/>
       </w:pPr>
@@ -4437,7 +6726,7 @@
       <w:pPr>
         <w:numPr>
           <w:ilvl w:val="0"/>
-          <w:numId w:val="1014"/>
+          <w:numId w:val="1019"/>
         </w:numPr>
         <w:pStyle w:val="Compact"/>
       </w:pPr>
@@ -4449,7 +6738,7 @@
       <w:pPr>
         <w:numPr>
           <w:ilvl w:val="0"/>
-          <w:numId w:val="1014"/>
+          <w:numId w:val="1019"/>
         </w:numPr>
         <w:pStyle w:val="Compact"/>
       </w:pPr>
@@ -4471,7 +6760,7 @@
       <w:pPr>
         <w:numPr>
           <w:ilvl w:val="1"/>
-          <w:numId w:val="1015"/>
+          <w:numId w:val="1020"/>
         </w:numPr>
         <w:pStyle w:val="Compact"/>
       </w:pPr>
@@ -4496,7 +6785,7 @@
       <w:pPr>
         <w:numPr>
           <w:ilvl w:val="1"/>
-          <w:numId w:val="1015"/>
+          <w:numId w:val="1020"/>
         </w:numPr>
         <w:pStyle w:val="Compact"/>
       </w:pPr>
@@ -4537,7 +6826,7 @@
       <w:pPr>
         <w:numPr>
           <w:ilvl w:val="1"/>
-          <w:numId w:val="1015"/>
+          <w:numId w:val="1020"/>
         </w:numPr>
         <w:pStyle w:val="Compact"/>
       </w:pPr>
@@ -4556,7 +6845,7 @@
       <w:pPr>
         <w:numPr>
           <w:ilvl w:val="1"/>
-          <w:numId w:val="1015"/>
+          <w:numId w:val="1020"/>
         </w:numPr>
         <w:pStyle w:val="Compact"/>
       </w:pPr>
@@ -4579,8 +6868,8 @@
         <w:t xml:space="preserve">The server and your user name are on that page, ready to copy.</w:t>
       </w:r>
     </w:p>
-    <w:bookmarkEnd w:id="87"/>
-    <w:bookmarkStart w:id="88" w:name="h-16-notifications-for-new-mail"/>
+    <w:bookmarkEnd w:id="119"/>
+    <w:bookmarkStart w:id="120" w:name="h-16-notifications-for-new-mail"/>
     <w:p>
       <w:pPr>
         <w:pStyle w:val="Heading1"/>
@@ -4639,7 +6928,7 @@
       <w:pPr>
         <w:numPr>
           <w:ilvl w:val="0"/>
-          <w:numId w:val="1016"/>
+          <w:numId w:val="1021"/>
         </w:numPr>
         <w:pStyle w:val="Compact"/>
       </w:pPr>
@@ -4681,7 +6970,7 @@
       <w:pPr>
         <w:numPr>
           <w:ilvl w:val="0"/>
-          <w:numId w:val="1016"/>
+          <w:numId w:val="1021"/>
         </w:numPr>
         <w:pStyle w:val="Compact"/>
       </w:pPr>
@@ -4693,7 +6982,7 @@
       <w:pPr>
         <w:numPr>
           <w:ilvl w:val="0"/>
-          <w:numId w:val="1016"/>
+          <w:numId w:val="1021"/>
         </w:numPr>
         <w:pStyle w:val="Compact"/>
       </w:pPr>
@@ -4739,8 +7028,8 @@
         <w:t xml:space="preserve">and reload the page.</w:t>
       </w:r>
     </w:p>
-    <w:bookmarkEnd w:id="88"/>
-    <w:bookmarkStart w:id="98" w:name="h-17-settings"/>
+    <w:bookmarkEnd w:id="120"/>
+    <w:bookmarkStart w:id="130" w:name="h-17-settings"/>
     <w:p>
       <w:pPr>
         <w:pStyle w:val="Heading1"/>
@@ -4758,18 +7047,18 @@
           <wp:inline>
             <wp:extent cx="4751999" cy="2969999"/>
             <wp:effectExtent b="0" l="0" r="0" t="0"/>
-            <wp:docPr descr="Settings, General tab" title="" id="90" name="Picture"/>
+            <wp:docPr descr="Settings, General tab" title="" id="122" name="Picture"/>
             <a:graphic>
               <a:graphicData uri="http://schemas.openxmlformats.org/drawingml/2006/picture">
                 <pic:pic>
                   <pic:nvPicPr>
-                    <pic:cNvPr descr="/home/claude/postvak/docs/user-guide/settings-general.png" id="91" name="Picture"/>
+                    <pic:cNvPr descr="/home/claude/postvak/docs/user-guide/settings-general.png" id="123" name="Picture"/>
                     <pic:cNvPicPr>
                       <a:picLocks noChangeArrowheads="1" noChangeAspect="1"/>
                     </pic:cNvPicPr>
                   </pic:nvPicPr>
                   <pic:blipFill>
-                    <a:blip r:embed="rId89"/>
+                    <a:blip r:embed="rId121"/>
                     <a:stretch>
                       <a:fillRect/>
                     </a:stretch>
@@ -4893,7 +7182,7 @@
               <w:jc w:val="left"/>
             </w:pPr>
             <w:r>
-              <w:t xml:space="preserve">Language, how often Postvak checks for new mail, messages to load at a time (phone/tablet and computer), all inboxes together, conversations, undo send, mark as read when opened, version and updates, log out</w:t>
+              <w:t xml:space="preserve">Language, how often Postvak checks for new mail, messages to load at a time (phone/tablet and computer), offline reading, inbox tabs, what happens after deleting or archiving, all inboxes together, conversations, undo send, mark as read when opened, version and updates, log out</w:t>
             </w:r>
           </w:p>
         </w:tc>
@@ -5043,7 +7332,7 @@
               <w:jc w:val="left"/>
             </w:pPr>
             <w:r>
-              <w:t xml:space="preserve">Calendars and task lists, calendars from elsewhere, share links, syncing with your phone</w:t>
+              <w:t xml:space="preserve">Show birthdays, calendars and task lists, calendars from elsewhere, share links, syncing with your phone</w:t>
             </w:r>
           </w:p>
         </w:tc>
@@ -5163,7 +7452,7 @@
               <w:jc w:val="left"/>
             </w:pPr>
             <w:r>
-              <w:t xml:space="preserve">Add mail addresses, name, colour and signature</w:t>
+              <w:t xml:space="preserve">Add mail addresses, name, colour and signatures</w:t>
             </w:r>
           </w:p>
         </w:tc>
@@ -5208,18 +7497,18 @@
           <wp:inline>
             <wp:extent cx="2879999" cy="1799999"/>
             <wp:effectExtent b="0" l="0" r="0" t="0"/>
-            <wp:docPr descr="" title="" id="93" name="Picture"/>
+            <wp:docPr descr="" title="" id="125" name="Picture"/>
             <a:graphic>
               <a:graphicData uri="http://schemas.openxmlformats.org/drawingml/2006/picture">
                 <pic:pic>
                   <pic:nvPicPr>
-                    <pic:cNvPr descr="/home/claude/postvak/docs/user-guide/settings-appearance.png" id="94" name="Picture"/>
+                    <pic:cNvPr descr="/home/claude/postvak/docs/user-guide/settings-appearance.png" id="126" name="Picture"/>
                     <pic:cNvPicPr>
                       <a:picLocks noChangeArrowheads="1" noChangeAspect="1"/>
                     </pic:cNvPicPr>
                   </pic:nvPicPr>
                   <pic:blipFill>
-                    <a:blip r:embed="rId92"/>
+                    <a:blip r:embed="rId124"/>
                     <a:stretch>
                       <a:fillRect/>
                     </a:stretch>
@@ -5253,18 +7542,18 @@
           <wp:inline>
             <wp:extent cx="2879999" cy="1799999"/>
             <wp:effectExtent b="0" l="0" r="0" t="0"/>
-            <wp:docPr descr="" title="" id="96" name="Picture"/>
+            <wp:docPr descr="" title="" id="128" name="Picture"/>
             <a:graphic>
               <a:graphicData uri="http://schemas.openxmlformats.org/drawingml/2006/picture">
                 <pic:pic>
                   <pic:nvPicPr>
-                    <pic:cNvPr descr="/home/claude/postvak/docs/user-guide/settings-privacy.png" id="97" name="Picture"/>
+                    <pic:cNvPr descr="/home/claude/postvak/docs/user-guide/settings-privacy.png" id="129" name="Picture"/>
                     <pic:cNvPicPr>
                       <a:picLocks noChangeArrowheads="1" noChangeAspect="1"/>
                     </pic:cNvPicPr>
                   </pic:nvPicPr>
                   <pic:blipFill>
-                    <a:blip r:embed="rId95"/>
+                    <a:blip r:embed="rId127"/>
                     <a:stretch>
                       <a:fillRect/>
                     </a:stretch>
@@ -5294,8 +7583,8 @@
         <w:br/>
       </w:r>
     </w:p>
-    <w:bookmarkEnd w:id="98"/>
-    <w:bookmarkStart w:id="99" w:name="h-18-keyboard-shortcuts"/>
+    <w:bookmarkEnd w:id="130"/>
+    <w:bookmarkStart w:id="131" w:name="h-18-keyboard-shortcuts"/>
     <w:p>
       <w:pPr>
         <w:pStyle w:val="Heading1"/>
@@ -5804,8 +8093,8 @@
         </w:tc>
       </w:tr>
     </w:tbl>
-    <w:bookmarkEnd w:id="99"/>
-    <w:bookmarkStart w:id="100" w:name="h-19-privacy-and-security"/>
+    <w:bookmarkEnd w:id="131"/>
+    <w:bookmarkStart w:id="132" w:name="h-19-privacy-and-security"/>
     <w:p>
       <w:pPr>
         <w:pStyle w:val="Heading1"/>
@@ -5818,7 +8107,7 @@
       <w:pPr>
         <w:numPr>
           <w:ilvl w:val="0"/>
-          <w:numId w:val="1017"/>
+          <w:numId w:val="1022"/>
         </w:numPr>
         <w:pStyle w:val="Compact"/>
       </w:pPr>
@@ -5836,7 +8125,7 @@
       <w:pPr>
         <w:numPr>
           <w:ilvl w:val="0"/>
-          <w:numId w:val="1017"/>
+          <w:numId w:val="1022"/>
         </w:numPr>
         <w:pStyle w:val="Compact"/>
       </w:pPr>
@@ -5848,7 +8137,7 @@
       <w:pPr>
         <w:numPr>
           <w:ilvl w:val="0"/>
-          <w:numId w:val="1017"/>
+          <w:numId w:val="1022"/>
         </w:numPr>
         <w:pStyle w:val="Compact"/>
       </w:pPr>
@@ -5866,7 +8155,7 @@
       <w:pPr>
         <w:numPr>
           <w:ilvl w:val="0"/>
-          <w:numId w:val="1017"/>
+          <w:numId w:val="1022"/>
         </w:numPr>
         <w:pStyle w:val="Compact"/>
       </w:pPr>
@@ -5878,7 +8167,7 @@
       <w:pPr>
         <w:numPr>
           <w:ilvl w:val="0"/>
-          <w:numId w:val="1017"/>
+          <w:numId w:val="1022"/>
         </w:numPr>
         <w:pStyle w:val="Compact"/>
       </w:pPr>
@@ -5906,7 +8195,7 @@
       <w:pPr>
         <w:numPr>
           <w:ilvl w:val="0"/>
-          <w:numId w:val="1017"/>
+          <w:numId w:val="1022"/>
         </w:numPr>
         <w:pStyle w:val="Compact"/>
       </w:pPr>
@@ -5920,8 +8209,8 @@
         <w:t xml:space="preserve">browser’s push service (Apple, Google or Mozilla).</w:t>
       </w:r>
     </w:p>
-    <w:bookmarkEnd w:id="100"/>
-    <w:bookmarkStart w:id="102" w:name="h-20-for-the-administrator"/>
+    <w:bookmarkEnd w:id="132"/>
+    <w:bookmarkStart w:id="134" w:name="h-20-for-the-administrator"/>
     <w:p>
       <w:pPr>
         <w:pStyle w:val="Heading1"/>
@@ -5982,7 +8271,7 @@
       <w:pPr>
         <w:numPr>
           <w:ilvl w:val="0"/>
-          <w:numId w:val="1018"/>
+          <w:numId w:val="1023"/>
         </w:numPr>
         <w:pStyle w:val="Compact"/>
       </w:pPr>
@@ -6001,7 +8290,7 @@
       <w:pPr>
         <w:numPr>
           <w:ilvl w:val="0"/>
-          <w:numId w:val="1018"/>
+          <w:numId w:val="1023"/>
         </w:numPr>
         <w:pStyle w:val="Compact"/>
       </w:pPr>
@@ -6020,7 +8309,7 @@
       <w:pPr>
         <w:numPr>
           <w:ilvl w:val="0"/>
-          <w:numId w:val="1018"/>
+          <w:numId w:val="1023"/>
         </w:numPr>
         <w:pStyle w:val="Compact"/>
       </w:pPr>
@@ -6039,7 +8328,7 @@
       <w:pPr>
         <w:numPr>
           <w:ilvl w:val="0"/>
-          <w:numId w:val="1018"/>
+          <w:numId w:val="1023"/>
         </w:numPr>
         <w:pStyle w:val="Compact"/>
       </w:pPr>
@@ -6139,7 +8428,7 @@
       <w:r>
         <w:t xml:space="preserve"> </w:t>
       </w:r>
-      <w:hyperlink r:id="rId101">
+      <w:hyperlink r:id="rId133">
         <w:r>
           <w:rPr>
             <w:rStyle w:val="Hyperlink"/>
@@ -6151,8 +8440,8 @@
         <w:t xml:space="preserve">.</w:t>
       </w:r>
     </w:p>
-    <w:bookmarkEnd w:id="102"/>
-    <w:bookmarkStart w:id="105" w:name="h-21-questions-and-problems"/>
+    <w:bookmarkEnd w:id="134"/>
+    <w:bookmarkStart w:id="137" w:name="h-21-questions-and-problems"/>
     <w:p>
       <w:pPr>
         <w:pStyle w:val="Heading1"/>
@@ -6288,6 +8577,77 @@
       </w:r>
       <w:r>
         <w:t xml:space="preserve">warning about the background job, tell your administrator.</w:t>
+      </w:r>
+    </w:p>
+    <w:p>
+      <w:pPr>
+        <w:pStyle w:val="BodyText"/>
+      </w:pPr>
+      <w:r>
+        <w:rPr>
+          <w:bCs/>
+          <w:b/>
+        </w:rPr>
+        <w:t xml:space="preserve">My mailbox is (nearly) full.</w:t>
+      </w:r>
+      <w:r>
+        <w:t xml:space="preserve"> </w:t>
+      </w:r>
+      <w:r>
+        <w:t xml:space="preserve">Check at the bottom left how much space you use. Empty the trash and spam, and look under</w:t>
+      </w:r>
+      <w:r>
+        <w:t xml:space="preserve"> </w:t>
+      </w:r>
+      <w:r>
+        <w:rPr>
+          <w:bCs/>
+          <w:b/>
+        </w:rPr>
+        <w:t xml:space="preserve">Attachments</w:t>
+      </w:r>
+      <w:r>
+        <w:t xml:space="preserve"> </w:t>
+      </w:r>
+      <w:r>
+        <w:t xml:space="preserve">for large</w:t>
+      </w:r>
+      <w:r>
+        <w:t xml:space="preserve"> </w:t>
+      </w:r>
+      <w:r>
+        <w:t xml:space="preserve">files you no longer need. Need more space? Your administrator or hosting provider arranges that.</w:t>
+      </w:r>
+    </w:p>
+    <w:p>
+      <w:pPr>
+        <w:pStyle w:val="BodyText"/>
+      </w:pPr>
+      <w:r>
+        <w:rPr>
+          <w:bCs/>
+          <w:b/>
+        </w:rPr>
+        <w:t xml:space="preserve">A newsletter keeps coming after unsubscribing.</w:t>
+      </w:r>
+      <w:r>
+        <w:t xml:space="preserve"> </w:t>
+      </w:r>
+      <w:r>
+        <w:t xml:space="preserve">Some senders take a few days to process it. If it keeps coming, choose</w:t>
+      </w:r>
+      <w:r>
+        <w:t xml:space="preserve"> </w:t>
+      </w:r>
+      <w:r>
+        <w:rPr>
+          <w:bCs/>
+          <w:b/>
+        </w:rPr>
+        <w:t xml:space="preserve">⋮ → Block sender</w:t>
+      </w:r>
+      <w:r>
+        <w:t xml:space="preserve">.</w:t>
       </w:r>
     </w:p>
     <w:p>
@@ -6384,7 +8744,7 @@
       <w:r>
         <w:t xml:space="preserve"> </w:t>
       </w:r>
-      <w:hyperlink r:id="rId103">
+      <w:hyperlink r:id="rId135">
         <w:r>
           <w:rPr>
             <w:rStyle w:val="Hyperlink"/>
@@ -6419,7 +8779,7 @@
       <w:r>
         <w:t xml:space="preserve"> </w:t>
       </w:r>
-      <w:hyperlink r:id="rId104">
+      <w:hyperlink r:id="rId136">
         <w:r>
           <w:rPr>
             <w:rStyle w:val="Hyperlink"/>
@@ -6452,7 +8812,7 @@
         <w:t xml:space="preserve">.</w:t>
       </w:r>
     </w:p>
-    <w:bookmarkEnd w:id="105"/>
+    <w:bookmarkEnd w:id="137"/>
     <w:sectPr>
       <w:footerReference r:id="rId9" w:type="default"/>
       <w:pgSz w:h="16838" w:w="11906"/>
@@ -6483,7 +8843,7 @@
         <w:color w:val="677385"/>
         <w:sz w:val="17"/>
       </w:rPr>
-      <w:t xml:space="preserve">Postvak user guide 1.6.4 · PeopleDisplay</w:t>
+      <w:t xml:space="preserve">Postvak user guide 1.7.0 · PeopleDisplay</w:t>
     </w:r>
     <w:r>
       <w:rPr>
@@ -6875,34 +9235,7 @@
     <w:abstractNumId w:val="991"/>
   </w:num>
   <w:num w:numId="1010">
-    <w:abstractNumId w:val="99411"/>
-    <w:lvlOverride w:ilvl="0">
-      <w:startOverride w:val="1"/>
-    </w:lvlOverride>
-    <w:lvlOverride w:ilvl="1">
-      <w:startOverride w:val="1"/>
-    </w:lvlOverride>
-    <w:lvlOverride w:ilvl="2">
-      <w:startOverride w:val="1"/>
-    </w:lvlOverride>
-    <w:lvlOverride w:ilvl="3">
-      <w:startOverride w:val="1"/>
-    </w:lvlOverride>
-    <w:lvlOverride w:ilvl="4">
-      <w:startOverride w:val="1"/>
-    </w:lvlOverride>
-    <w:lvlOverride w:ilvl="5">
-      <w:startOverride w:val="1"/>
-    </w:lvlOverride>
-    <w:lvlOverride w:ilvl="6">
-      <w:startOverride w:val="1"/>
-    </w:lvlOverride>
-    <w:lvlOverride w:ilvl="7">
-      <w:startOverride w:val="1"/>
-    </w:lvlOverride>
-    <w:lvlOverride w:ilvl="8">
-      <w:startOverride w:val="1"/>
-    </w:lvlOverride>
+    <w:abstractNumId w:val="991"/>
   </w:num>
   <w:num w:numId="1011">
     <w:abstractNumId w:val="991"/>
@@ -6953,6 +9286,48 @@
     <w:abstractNumId w:val="991"/>
   </w:num>
   <w:num w:numId="1018">
+    <w:abstractNumId w:val="991"/>
+  </w:num>
+  <w:num w:numId="1019">
+    <w:abstractNumId w:val="99411"/>
+    <w:lvlOverride w:ilvl="0">
+      <w:startOverride w:val="1"/>
+    </w:lvlOverride>
+    <w:lvlOverride w:ilvl="1">
+      <w:startOverride w:val="1"/>
+    </w:lvlOverride>
+    <w:lvlOverride w:ilvl="2">
+      <w:startOverride w:val="1"/>
+    </w:lvlOverride>
+    <w:lvlOverride w:ilvl="3">
+      <w:startOverride w:val="1"/>
+    </w:lvlOverride>
+    <w:lvlOverride w:ilvl="4">
+      <w:startOverride w:val="1"/>
+    </w:lvlOverride>
+    <w:lvlOverride w:ilvl="5">
+      <w:startOverride w:val="1"/>
+    </w:lvlOverride>
+    <w:lvlOverride w:ilvl="6">
+      <w:startOverride w:val="1"/>
+    </w:lvlOverride>
+    <w:lvlOverride w:ilvl="7">
+      <w:startOverride w:val="1"/>
+    </w:lvlOverride>
+    <w:lvlOverride w:ilvl="8">
+      <w:startOverride w:val="1"/>
+    </w:lvlOverride>
+  </w:num>
+  <w:num w:numId="1020">
+    <w:abstractNumId w:val="991"/>
+  </w:num>
+  <w:num w:numId="1021">
+    <w:abstractNumId w:val="991"/>
+  </w:num>
+  <w:num w:numId="1022">
+    <w:abstractNumId w:val="991"/>
+  </w:num>
+  <w:num w:numId="1023">
     <w:abstractNumId w:val="991"/>
   </w:num>
 </w:numbering>

--- a/docs/manual/Postvak-User-Guide.docx
+++ b/docs/manual/Postvak-User-Guide.docx
@@ -70,7 +70,7 @@
         <w:pStyle w:val="Author"/>
       </w:pPr>
       <w:r>
-        <w:t xml:space="preserve">Version 1.7.0 · October 2026 · PeopleDisplay</w:t>
+        <w:t xml:space="preserve">Version 1.8.1 · October 2026 · PeopleDisplay</w:t>
       </w:r>
     </w:p>
     <w:p>
@@ -1287,7 +1287,7 @@
       </w:r>
     </w:p>
     <w:bookmarkEnd w:id="42"/>
-    <w:bookmarkStart w:id="47" w:name="h-3-the-screen"/>
+    <w:bookmarkStart w:id="53" w:name="h-3-the-screen"/>
     <w:p>
       <w:pPr>
         <w:pStyle w:val="Heading1"/>
@@ -1598,7 +1598,7 @@
         <w:t xml:space="preserve">reports this; then there is no bar.</w:t>
       </w:r>
     </w:p>
-    <w:bookmarkStart w:id="46" w:name="h-inbox-tabs"/>
+    <w:bookmarkStart w:id="52" w:name="h-inbox-tabs"/>
     <w:p>
       <w:pPr>
         <w:pStyle w:val="Heading2"/>
@@ -1795,111 +1795,54 @@
         <w:t xml:space="preserve">whole inbox.</w:t>
       </w:r>
     </w:p>
-    <w:bookmarkEnd w:id="46"/>
-    <w:bookmarkEnd w:id="47"/>
-    <w:bookmarkStart w:id="63" w:name="h-4-reading-mail"/>
-    <w:p>
-      <w:pPr>
-        <w:pStyle w:val="Heading1"/>
-      </w:pPr>
-      <w:r>
-        <w:t xml:space="preserve">4. Reading mail</w:t>
-      </w:r>
-    </w:p>
-    <w:p>
-      <w:pPr>
-        <w:pStyle w:val="FirstParagraph"/>
-      </w:pPr>
-      <w:r>
-        <w:t xml:space="preserve">Click or tap a message to open it. At the top are the buttons to archive it, delete it, mark it as spam, snooze</w:t>
-      </w:r>
-      <w:r>
-        <w:t xml:space="preserve"> </w:t>
-      </w:r>
-      <w:r>
-        <w:t xml:space="preserve">it, move it, turn it into a task, give it labels, mark it as unread or star it.</w:t>
-      </w:r>
-    </w:p>
     <w:p>
       <w:pPr>
         <w:pStyle w:val="BodyText"/>
       </w:pPr>
       <w:r>
-        <w:t xml:space="preserve">On a</w:t>
-      </w:r>
-      <w:r>
-        <w:t xml:space="preserve"> </w:t>
-      </w:r>
-      <w:r>
-        <w:rPr>
-          <w:bCs/>
-          <w:b/>
-        </w:rPr>
-        <w:t xml:space="preserve">phone</w:t>
-      </w:r>
-      <w:r>
-        <w:t xml:space="preserve"> </w:t>
-      </w:r>
-      <w:r>
-        <w:t xml:space="preserve">only the three most used buttons are at the top, extra large:</w:t>
-      </w:r>
-      <w:r>
-        <w:t xml:space="preserve"> </w:t>
-      </w:r>
-      <w:r>
-        <w:rPr>
-          <w:bCs/>
-          <w:b/>
-        </w:rPr>
-        <w:t xml:space="preserve">archive</w:t>
-      </w:r>
-      <w:r>
-        <w:t xml:space="preserve">,</w:t>
-      </w:r>
-      <w:r>
-        <w:t xml:space="preserve"> </w:t>
-      </w:r>
-      <w:r>
-        <w:rPr>
-          <w:bCs/>
-          <w:b/>
-        </w:rPr>
-        <w:t xml:space="preserve">delete</w:t>
-      </w:r>
-      <w:r>
-        <w:t xml:space="preserve"> </w:t>
-      </w:r>
-      <w:r>
-        <w:t xml:space="preserve">and</w:t>
-      </w:r>
-      <w:r>
-        <w:t xml:space="preserve"> </w:t>
-      </w:r>
-      <w:r>
-        <w:rPr>
-          <w:bCs/>
-          <w:b/>
-        </w:rPr>
-        <w:t xml:space="preserve">unread</w:t>
-      </w:r>
-      <w:r>
-        <w:t xml:space="preserve">. All other actions are under</w:t>
-      </w:r>
-      <w:r>
-        <w:t xml:space="preserve"> </w:t>
-      </w:r>
-      <w:r>
-        <w:rPr>
-          <w:bCs/>
-          <w:b/>
-        </w:rPr>
-        <w:t xml:space="preserve">⋮</w:t>
-      </w:r>
-      <w:r>
-        <w:t xml:space="preserve"> </w:t>
-      </w:r>
-      <w:r>
-        <w:t xml:space="preserve">(more actions), as in Gmail.</w:t>
+        <w:rPr>
+          <w:bCs/>
+          <w:b/>
+        </w:rPr>
+        <w:t xml:space="preserve">Choosing which tabs you see</w:t>
+      </w:r>
+      <w:r>
+        <w:t xml:space="preserve">: below the Inbox tabs option, tick the tabs you want, just like in Gmail.</w:t>
+      </w:r>
+      <w:r>
+        <w:t xml:space="preserve"> </w:t>
+      </w:r>
+      <w:r>
+        <w:rPr>
+          <w:bCs/>
+          <w:b/>
+        </w:rPr>
+        <w:t xml:space="preserve">Primary</w:t>
+      </w:r>
+      <w:r>
+        <w:t xml:space="preserve"> </w:t>
+      </w:r>
+      <w:r>
+        <w:t xml:space="preserve">is always on. Switch off</w:t>
+      </w:r>
+      <w:r>
+        <w:t xml:space="preserve"> </w:t>
+      </w:r>
+      <w:r>
+        <w:rPr>
+          <w:bCs/>
+          <w:b/>
+        </w:rPr>
+        <w:t xml:space="preserve">Social</w:t>
+      </w:r>
+      <w:r>
+        <w:t xml:space="preserve">, for example, and notifications from Facebook and LinkedIn simply</w:t>
+      </w:r>
+      <w:r>
+        <w:t xml:space="preserve"> </w:t>
+      </w:r>
+      <w:r>
+        <w:t xml:space="preserve">land in Primary.</w:t>
       </w:r>
     </w:p>
     <w:p>
@@ -1909,20 +1852,358 @@
       <w:r>
         <w:drawing>
           <wp:inline>
-            <wp:extent cx="2231999" cy="4830276"/>
+            <wp:extent cx="4139999" cy="912093"/>
             <wp:effectExtent b="0" l="0" r="0" t="0"/>
-            <wp:docPr descr="The more-actions menu on a phone" title="" id="49" name="Picture"/>
+            <wp:docPr descr="Choosing which inbox tabs you see" title="" id="47" name="Picture"/>
             <a:graphic>
               <a:graphicData uri="http://schemas.openxmlformats.org/drawingml/2006/picture">
                 <pic:pic>
                   <pic:nvPicPr>
-                    <pic:cNvPr descr="/home/claude/postvak/docs/user-guide/phone-message-menu.png" id="50" name="Picture"/>
+                    <pic:cNvPr descr="/home/claude/postvak/docs/user-guide/choose-tabs.png" id="48" name="Picture"/>
                     <pic:cNvPicPr>
                       <a:picLocks noChangeArrowheads="1" noChangeAspect="1"/>
                     </pic:cNvPicPr>
                   </pic:nvPicPr>
                   <pic:blipFill>
-                    <a:blip r:embed="rId48"/>
+                    <a:blip r:embed="rId46"/>
+                    <a:stretch>
+                      <a:fillRect/>
+                    </a:stretch>
+                  </pic:blipFill>
+                  <pic:spPr bwMode="auto">
+                    <a:xfrm>
+                      <a:off x="0" y="0"/>
+                      <a:ext cx="4139999" cy="912093"/>
+                    </a:xfrm>
+                    <a:prstGeom prst="rect">
+                      <a:avLst/>
+                    </a:prstGeom>
+                    <a:noFill/>
+                    <a:ln w="9525">
+                      <a:noFill/>
+                      <a:headEnd/>
+                      <a:tailEnd/>
+                    </a:ln>
+                  </pic:spPr>
+                </pic:pic>
+              </a:graphicData>
+            </a:graphic>
+          </wp:inline>
+        </w:drawing>
+      </w:r>
+    </w:p>
+    <w:p>
+      <w:pPr>
+        <w:pStyle w:val="ImageCaption"/>
+      </w:pPr>
+      <w:r>
+        <w:t xml:space="preserve">Choosing which inbox tabs you see</w:t>
+      </w:r>
+    </w:p>
+    <w:p>
+      <w:pPr>
+        <w:pStyle w:val="BodyText"/>
+      </w:pPr>
+      <w:r>
+        <w:rPr>
+          <w:bCs/>
+          <w:b/>
+        </w:rPr>
+        <w:t xml:space="preserve">Moving a message to another tab</w:t>
+      </w:r>
+      <w:r>
+        <w:t xml:space="preserve">: is a message in the wrong tab, say a mail from your sports club in</w:t>
+      </w:r>
+      <w:r>
+        <w:t xml:space="preserve"> </w:t>
+      </w:r>
+      <w:r>
+        <w:t xml:space="preserve">Promotions? Right-click the message (or choose</w:t>
+      </w:r>
+      <w:r>
+        <w:t xml:space="preserve"> </w:t>
+      </w:r>
+      <w:r>
+        <w:rPr>
+          <w:bCs/>
+          <w:b/>
+        </w:rPr>
+        <w:t xml:space="preserve">⋮</w:t>
+      </w:r>
+      <w:r>
+        <w:t xml:space="preserve"> </w:t>
+      </w:r>
+      <w:r>
+        <w:t xml:space="preserve">in the open message) →</w:t>
+      </w:r>
+      <w:r>
+        <w:t xml:space="preserve"> </w:t>
+      </w:r>
+      <w:r>
+        <w:rPr>
+          <w:bCs/>
+          <w:b/>
+        </w:rPr>
+        <w:t xml:space="preserve">Move to another tab</w:t>
+      </w:r>
+      <w:r>
+        <w:t xml:space="preserve"> </w:t>
+      </w:r>
+      <w:r>
+        <w:t xml:space="preserve">and pick the</w:t>
+      </w:r>
+      <w:r>
+        <w:t xml:space="preserve"> </w:t>
+      </w:r>
+      <w:r>
+        <w:t xml:space="preserve">right one. Postvak remembers this for that sender: their messages already in your inbox move along, and new mail</w:t>
+      </w:r>
+      <w:r>
+        <w:t xml:space="preserve"> </w:t>
+      </w:r>
+      <w:r>
+        <w:t xml:space="preserve">from that address goes straight to that tab from now on.</w:t>
+      </w:r>
+      <w:r>
+        <w:t xml:space="preserve"> </w:t>
+      </w:r>
+      <w:r>
+        <w:rPr>
+          <w:bCs/>
+          <w:b/>
+        </w:rPr>
+        <w:t xml:space="preserve">Undo</w:t>
+      </w:r>
+      <w:r>
+        <w:t xml:space="preserve"> </w:t>
+      </w:r>
+      <w:r>
+        <w:t xml:space="preserve">in the notification takes it back at once.</w:t>
+      </w:r>
+    </w:p>
+    <w:p>
+      <w:pPr>
+        <w:pStyle w:val="CaptionedFigure"/>
+      </w:pPr>
+      <w:r>
+        <w:drawing>
+          <wp:inline>
+            <wp:extent cx="3851999" cy="1895331"/>
+            <wp:effectExtent b="0" l="0" r="0" t="0"/>
+            <wp:docPr descr="Moving a message to another tab" title="" id="50" name="Picture"/>
+            <a:graphic>
+              <a:graphicData uri="http://schemas.openxmlformats.org/drawingml/2006/picture">
+                <pic:pic>
+                  <pic:nvPicPr>
+                    <pic:cNvPr descr="/home/claude/postvak/docs/user-guide/move-to-tab.png" id="51" name="Picture"/>
+                    <pic:cNvPicPr>
+                      <a:picLocks noChangeArrowheads="1" noChangeAspect="1"/>
+                    </pic:cNvPicPr>
+                  </pic:nvPicPr>
+                  <pic:blipFill>
+                    <a:blip r:embed="rId49"/>
+                    <a:stretch>
+                      <a:fillRect/>
+                    </a:stretch>
+                  </pic:blipFill>
+                  <pic:spPr bwMode="auto">
+                    <a:xfrm>
+                      <a:off x="0" y="0"/>
+                      <a:ext cx="3851999" cy="1895331"/>
+                    </a:xfrm>
+                    <a:prstGeom prst="rect">
+                      <a:avLst/>
+                    </a:prstGeom>
+                    <a:noFill/>
+                    <a:ln w="9525">
+                      <a:noFill/>
+                      <a:headEnd/>
+                      <a:tailEnd/>
+                    </a:ln>
+                  </pic:spPr>
+                </pic:pic>
+              </a:graphicData>
+            </a:graphic>
+          </wp:inline>
+        </w:drawing>
+      </w:r>
+    </w:p>
+    <w:p>
+      <w:pPr>
+        <w:pStyle w:val="ImageCaption"/>
+      </w:pPr>
+      <w:r>
+        <w:t xml:space="preserve">Moving a message to another tab</w:t>
+      </w:r>
+    </w:p>
+    <w:p>
+      <w:pPr>
+        <w:pStyle w:val="BodyText"/>
+      </w:pPr>
+      <w:r>
+        <w:t xml:space="preserve">The senders you placed yourself are listed under</w:t>
+      </w:r>
+      <w:r>
+        <w:t xml:space="preserve"> </w:t>
+      </w:r>
+      <w:r>
+        <w:rPr>
+          <w:bCs/>
+          <w:b/>
+        </w:rPr>
+        <w:t xml:space="preserve">Settings → General</w:t>
+      </w:r>
+      <w:r>
+        <w:t xml:space="preserve">, under</w:t>
+      </w:r>
+      <w:r>
+        <w:t xml:space="preserve"> </w:t>
+      </w:r>
+      <w:r>
+        <w:rPr>
+          <w:bCs/>
+          <w:b/>
+        </w:rPr>
+        <w:t xml:space="preserve">Senders you placed yourself</w:t>
+      </w:r>
+      <w:r>
+        <w:t xml:space="preserve">.</w:t>
+      </w:r>
+      <w:r>
+        <w:t xml:space="preserve"> </w:t>
+      </w:r>
+      <w:r>
+        <w:t xml:space="preserve">Click the cross there to let Postvak sort a sender automatically again.</w:t>
+      </w:r>
+    </w:p>
+    <w:bookmarkEnd w:id="52"/>
+    <w:bookmarkEnd w:id="53"/>
+    <w:bookmarkStart w:id="69" w:name="h-4-reading-mail"/>
+    <w:p>
+      <w:pPr>
+        <w:pStyle w:val="Heading1"/>
+      </w:pPr>
+      <w:r>
+        <w:t xml:space="preserve">4. Reading mail</w:t>
+      </w:r>
+    </w:p>
+    <w:p>
+      <w:pPr>
+        <w:pStyle w:val="FirstParagraph"/>
+      </w:pPr>
+      <w:r>
+        <w:t xml:space="preserve">Click or tap a message to open it. At the top are the buttons to archive it, delete it, mark it as spam, snooze</w:t>
+      </w:r>
+      <w:r>
+        <w:t xml:space="preserve"> </w:t>
+      </w:r>
+      <w:r>
+        <w:t xml:space="preserve">it, move it, turn it into a task, give it labels, mark it as unread or star it.</w:t>
+      </w:r>
+    </w:p>
+    <w:p>
+      <w:pPr>
+        <w:pStyle w:val="BodyText"/>
+      </w:pPr>
+      <w:r>
+        <w:t xml:space="preserve">On a</w:t>
+      </w:r>
+      <w:r>
+        <w:t xml:space="preserve"> </w:t>
+      </w:r>
+      <w:r>
+        <w:rPr>
+          <w:bCs/>
+          <w:b/>
+        </w:rPr>
+        <w:t xml:space="preserve">phone</w:t>
+      </w:r>
+      <w:r>
+        <w:t xml:space="preserve"> </w:t>
+      </w:r>
+      <w:r>
+        <w:t xml:space="preserve">only the three most used buttons are at the top, extra large:</w:t>
+      </w:r>
+      <w:r>
+        <w:t xml:space="preserve"> </w:t>
+      </w:r>
+      <w:r>
+        <w:rPr>
+          <w:bCs/>
+          <w:b/>
+        </w:rPr>
+        <w:t xml:space="preserve">archive</w:t>
+      </w:r>
+      <w:r>
+        <w:t xml:space="preserve">,</w:t>
+      </w:r>
+      <w:r>
+        <w:t xml:space="preserve"> </w:t>
+      </w:r>
+      <w:r>
+        <w:rPr>
+          <w:bCs/>
+          <w:b/>
+        </w:rPr>
+        <w:t xml:space="preserve">delete</w:t>
+      </w:r>
+      <w:r>
+        <w:t xml:space="preserve"> </w:t>
+      </w:r>
+      <w:r>
+        <w:t xml:space="preserve">and</w:t>
+      </w:r>
+      <w:r>
+        <w:t xml:space="preserve"> </w:t>
+      </w:r>
+      <w:r>
+        <w:rPr>
+          <w:bCs/>
+          <w:b/>
+        </w:rPr>
+        <w:t xml:space="preserve">unread</w:t>
+      </w:r>
+      <w:r>
+        <w:t xml:space="preserve">. All other actions are under</w:t>
+      </w:r>
+      <w:r>
+        <w:t xml:space="preserve"> </w:t>
+      </w:r>
+      <w:r>
+        <w:rPr>
+          <w:bCs/>
+          <w:b/>
+        </w:rPr>
+        <w:t xml:space="preserve">⋮</w:t>
+      </w:r>
+      <w:r>
+        <w:t xml:space="preserve"> </w:t>
+      </w:r>
+      <w:r>
+        <w:t xml:space="preserve">(more actions), as in Gmail.</w:t>
+      </w:r>
+    </w:p>
+    <w:p>
+      <w:pPr>
+        <w:pStyle w:val="CaptionedFigure"/>
+      </w:pPr>
+      <w:r>
+        <w:drawing>
+          <wp:inline>
+            <wp:extent cx="2231999" cy="4830276"/>
+            <wp:effectExtent b="0" l="0" r="0" t="0"/>
+            <wp:docPr descr="The more-actions menu on a phone" title="" id="55" name="Picture"/>
+            <a:graphic>
+              <a:graphicData uri="http://schemas.openxmlformats.org/drawingml/2006/picture">
+                <pic:pic>
+                  <pic:nvPicPr>
+                    <pic:cNvPr descr="/home/claude/postvak/docs/user-guide/phone-message-menu.png" id="56" name="Picture"/>
+                    <pic:cNvPicPr>
+                      <a:picLocks noChangeArrowheads="1" noChangeAspect="1"/>
+                    </pic:cNvPicPr>
+                  </pic:nvPicPr>
+                  <pic:blipFill>
+                    <a:blip r:embed="rId54"/>
                     <a:stretch>
                       <a:fillRect/>
                     </a:stretch>
@@ -2262,7 +2543,7 @@
         <w:t xml:space="preserve">saves it as a file, for example to send to your administrator or a help desk.</w:t>
       </w:r>
     </w:p>
-    <w:bookmarkStart w:id="54" w:name="h-warning-for-suspicious-mail"/>
+    <w:bookmarkStart w:id="60" w:name="h-warning-for-suspicious-mail"/>
     <w:p>
       <w:pPr>
         <w:pStyle w:val="Heading2"/>
@@ -2280,18 +2561,18 @@
           <wp:inline>
             <wp:extent cx="4139999" cy="2587499"/>
             <wp:effectExtent b="0" l="0" r="0" t="0"/>
-            <wp:docPr descr="An amber warning above a message" title="" id="52" name="Picture"/>
+            <wp:docPr descr="An amber warning above a message" title="" id="58" name="Picture"/>
             <a:graphic>
               <a:graphicData uri="http://schemas.openxmlformats.org/drawingml/2006/picture">
                 <pic:pic>
                   <pic:nvPicPr>
-                    <pic:cNvPr descr="/home/claude/postvak/docs/user-guide/warning.png" id="53" name="Picture"/>
+                    <pic:cNvPr descr="/home/claude/postvak/docs/user-guide/warning.png" id="59" name="Picture"/>
                     <pic:cNvPicPr>
                       <a:picLocks noChangeArrowheads="1" noChangeAspect="1"/>
                     </pic:cNvPicPr>
                   </pic:nvPicPr>
                   <pic:blipFill>
-                    <a:blip r:embed="rId51"/>
+                    <a:blip r:embed="rId57"/>
                     <a:stretch>
                       <a:fillRect/>
                     </a:stretch>
@@ -2426,8 +2707,8 @@
         <w:t xml:space="preserve">In doubt? Contact the sender through an address or phone number you already had.</w:t>
       </w:r>
     </w:p>
-    <w:bookmarkEnd w:id="54"/>
-    <w:bookmarkStart w:id="58" w:name="h-unsubscribing-from-newsletters"/>
+    <w:bookmarkEnd w:id="60"/>
+    <w:bookmarkStart w:id="64" w:name="h-unsubscribing-from-newsletters"/>
     <w:p>
       <w:pPr>
         <w:pStyle w:val="Heading2"/>
@@ -2445,18 +2726,18 @@
           <wp:inline>
             <wp:extent cx="4139999" cy="2587499"/>
             <wp:effectExtent b="0" l="0" r="0" t="0"/>
-            <wp:docPr descr="The Unsubscribe button on a newsletter" title="" id="56" name="Picture"/>
+            <wp:docPr descr="The Unsubscribe button on a newsletter" title="" id="62" name="Picture"/>
             <a:graphic>
               <a:graphicData uri="http://schemas.openxmlformats.org/drawingml/2006/picture">
                 <pic:pic>
                   <pic:nvPicPr>
-                    <pic:cNvPr descr="/home/claude/postvak/docs/user-guide/unsubscribe.png" id="57" name="Picture"/>
+                    <pic:cNvPr descr="/home/claude/postvak/docs/user-guide/unsubscribe.png" id="63" name="Picture"/>
                     <pic:cNvPicPr>
                       <a:picLocks noChangeArrowheads="1" noChangeAspect="1"/>
                     </pic:cNvPicPr>
                   </pic:nvPicPr>
                   <pic:blipFill>
-                    <a:blip r:embed="rId55"/>
+                    <a:blip r:embed="rId61"/>
                     <a:stretch>
                       <a:fillRect/>
                     </a:stretch>
@@ -2527,8 +2808,8 @@
         <w:t xml:space="preserve">unsubscribe page in a new tab.</w:t>
       </w:r>
     </w:p>
-    <w:bookmarkEnd w:id="58"/>
-    <w:bookmarkStart w:id="62" w:name="h-reminder-no-reply-yet"/>
+    <w:bookmarkEnd w:id="64"/>
+    <w:bookmarkStart w:id="68" w:name="h-reminder-no-reply-yet"/>
     <w:p>
       <w:pPr>
         <w:pStyle w:val="Heading2"/>
@@ -2546,18 +2827,18 @@
           <wp:inline>
             <wp:extent cx="4139999" cy="2587499"/>
             <wp:effectExtent b="0" l="0" r="0" t="0"/>
-            <wp:docPr descr="A message that comes back because nobody replied" title="" id="60" name="Picture"/>
+            <wp:docPr descr="A message that comes back because nobody replied" title="" id="66" name="Picture"/>
             <a:graphic>
               <a:graphicData uri="http://schemas.openxmlformats.org/drawingml/2006/picture">
                 <pic:pic>
                   <pic:nvPicPr>
-                    <pic:cNvPr descr="/home/claude/postvak/docs/user-guide/follow-up.png" id="61" name="Picture"/>
+                    <pic:cNvPr descr="/home/claude/postvak/docs/user-guide/follow-up.png" id="67" name="Picture"/>
                     <pic:cNvPicPr>
                       <a:picLocks noChangeArrowheads="1" noChangeAspect="1"/>
                     </pic:cNvPicPr>
                   </pic:nvPicPr>
                   <pic:blipFill>
-                    <a:blip r:embed="rId59"/>
+                    <a:blip r:embed="rId65"/>
                     <a:stretch>
                       <a:fillRect/>
                     </a:stretch>
@@ -2642,9 +2923,9 @@
         <w:t xml:space="preserve">friendly reminder straight away.</w:t>
       </w:r>
     </w:p>
-    <w:bookmarkEnd w:id="62"/>
-    <w:bookmarkEnd w:id="63"/>
-    <w:bookmarkStart w:id="67" w:name="h-5-tidying-up"/>
+    <w:bookmarkEnd w:id="68"/>
+    <w:bookmarkEnd w:id="69"/>
+    <w:bookmarkStart w:id="73" w:name="h-5-tidying-up"/>
     <w:p>
       <w:pPr>
         <w:pStyle w:val="Heading1"/>
@@ -3445,18 +3726,18 @@
           <wp:inline>
             <wp:extent cx="4139999" cy="5027142"/>
             <wp:effectExtent b="0" l="0" r="0" t="0"/>
-            <wp:docPr descr="The right-click menu" title="" id="65" name="Picture"/>
+            <wp:docPr descr="The right-click menu" title="" id="71" name="Picture"/>
             <a:graphic>
               <a:graphicData uri="http://schemas.openxmlformats.org/drawingml/2006/picture">
                 <pic:pic>
                   <pic:nvPicPr>
-                    <pic:cNvPr descr="/home/claude/postvak/docs/user-guide/right-click.png" id="66" name="Picture"/>
+                    <pic:cNvPr descr="/home/claude/postvak/docs/user-guide/right-click.png" id="72" name="Picture"/>
                     <pic:cNvPicPr>
                       <a:picLocks noChangeArrowheads="1" noChangeAspect="1"/>
                     </pic:cNvPicPr>
                   </pic:nvPicPr>
                   <pic:blipFill>
-                    <a:blip r:embed="rId64"/>
+                    <a:blip r:embed="rId70"/>
                     <a:stretch>
                       <a:fillRect/>
                     </a:stretch>
@@ -3491,8 +3772,8 @@
         <w:t xml:space="preserve">The right-click menu</w:t>
       </w:r>
     </w:p>
-    <w:bookmarkEnd w:id="67"/>
-    <w:bookmarkStart w:id="75" w:name="h-6-searching-and-filtering"/>
+    <w:bookmarkEnd w:id="73"/>
+    <w:bookmarkStart w:id="81" w:name="h-6-searching-and-filtering"/>
     <w:p>
       <w:pPr>
         <w:pStyle w:val="Heading1"/>
@@ -3510,18 +3791,18 @@
           <wp:inline>
             <wp:extent cx="4139999" cy="2720571"/>
             <wp:effectExtent b="0" l="0" r="0" t="0"/>
-            <wp:docPr descr="Searching with filters" title="" id="69" name="Picture"/>
+            <wp:docPr descr="Searching with filters" title="" id="75" name="Picture"/>
             <a:graphic>
               <a:graphicData uri="http://schemas.openxmlformats.org/drawingml/2006/picture">
                 <pic:pic>
                   <pic:nvPicPr>
-                    <pic:cNvPr descr="/home/claude/postvak/docs/user-guide/search.png" id="70" name="Picture"/>
+                    <pic:cNvPr descr="/home/claude/postvak/docs/user-guide/search.png" id="76" name="Picture"/>
                     <pic:cNvPicPr>
                       <a:picLocks noChangeArrowheads="1" noChangeAspect="1"/>
                     </pic:cNvPicPr>
                   </pic:nvPicPr>
                   <pic:blipFill>
-                    <a:blip r:embed="rId68"/>
+                    <a:blip r:embed="rId74"/>
                     <a:stretch>
                       <a:fillRect/>
                     </a:stretch>
@@ -3720,7 +4001,7 @@
         <w:t xml:space="preserve">switches all filters off; the back arrow closes the search.</w:t>
       </w:r>
     </w:p>
-    <w:bookmarkStart w:id="74" w:name="h-all-attachments-at-a-glance"/>
+    <w:bookmarkStart w:id="80" w:name="h-all-attachments-at-a-glance"/>
     <w:p>
       <w:pPr>
         <w:pStyle w:val="Heading2"/>
@@ -3738,18 +4019,18 @@
           <wp:inline>
             <wp:extent cx="5939999" cy="3712499"/>
             <wp:effectExtent b="0" l="0" r="0" t="0"/>
-            <wp:docPr descr="The overview of all attachments" title="" id="72" name="Picture"/>
+            <wp:docPr descr="The overview of all attachments" title="" id="78" name="Picture"/>
             <a:graphic>
               <a:graphicData uri="http://schemas.openxmlformats.org/drawingml/2006/picture">
                 <pic:pic>
                   <pic:nvPicPr>
-                    <pic:cNvPr descr="/home/claude/postvak/docs/user-guide/attachments.png" id="73" name="Picture"/>
+                    <pic:cNvPr descr="/home/claude/postvak/docs/user-guide/attachments.png" id="79" name="Picture"/>
                     <pic:cNvPicPr>
                       <a:picLocks noChangeArrowheads="1" noChangeAspect="1"/>
                     </pic:cNvPicPr>
                   </pic:nvPicPr>
                   <pic:blipFill>
-                    <a:blip r:embed="rId71"/>
+                    <a:blip r:embed="rId77"/>
                     <a:stretch>
                       <a:fillRect/>
                     </a:stretch>
@@ -3960,9 +4241,9 @@
         <w:t xml:space="preserve">extra data.</w:t>
       </w:r>
     </w:p>
-    <w:bookmarkEnd w:id="74"/>
-    <w:bookmarkEnd w:id="75"/>
-    <w:bookmarkStart w:id="79" w:name="h-7-labels"/>
+    <w:bookmarkEnd w:id="80"/>
+    <w:bookmarkEnd w:id="81"/>
+    <w:bookmarkStart w:id="85" w:name="h-7-labels"/>
     <w:p>
       <w:pPr>
         <w:pStyle w:val="Heading1"/>
@@ -3980,18 +4261,18 @@
           <wp:inline>
             <wp:extent cx="3563999" cy="2338874"/>
             <wp:effectExtent b="0" l="0" r="0" t="0"/>
-            <wp:docPr descr="Giving a message a label" title="" id="77" name="Picture"/>
+            <wp:docPr descr="Giving a message a label" title="" id="83" name="Picture"/>
             <a:graphic>
               <a:graphicData uri="http://schemas.openxmlformats.org/drawingml/2006/picture">
                 <pic:pic>
                   <pic:nvPicPr>
-                    <pic:cNvPr descr="/home/claude/postvak/docs/user-guide/labels.png" id="78" name="Picture"/>
+                    <pic:cNvPr descr="/home/claude/postvak/docs/user-guide/labels.png" id="84" name="Picture"/>
                     <pic:cNvPicPr>
                       <a:picLocks noChangeArrowheads="1" noChangeAspect="1"/>
                     </pic:cNvPicPr>
                   </pic:nvPicPr>
                   <pic:blipFill>
-                    <a:blip r:embed="rId76"/>
+                    <a:blip r:embed="rId82"/>
                     <a:stretch>
                       <a:fillRect/>
                     </a:stretch>
@@ -4156,8 +4437,8 @@
         <w:t xml:space="preserve">, so you see them in both programs.</w:t>
       </w:r>
     </w:p>
-    <w:bookmarkEnd w:id="79"/>
-    <w:bookmarkStart w:id="88" w:name="h-8-writing-mail"/>
+    <w:bookmarkEnd w:id="85"/>
+    <w:bookmarkStart w:id="94" w:name="h-8-writing-mail"/>
     <w:p>
       <w:pPr>
         <w:pStyle w:val="Heading1"/>
@@ -4175,18 +4456,18 @@
           <wp:inline>
             <wp:extent cx="3851999" cy="4402285"/>
             <wp:effectExtent b="0" l="0" r="0" t="0"/>
-            <wp:docPr descr="The compose window" title="" id="81" name="Picture"/>
+            <wp:docPr descr="The compose window" title="" id="87" name="Picture"/>
             <a:graphic>
               <a:graphicData uri="http://schemas.openxmlformats.org/drawingml/2006/picture">
                 <pic:pic>
                   <pic:nvPicPr>
-                    <pic:cNvPr descr="/home/claude/postvak/docs/user-guide/compose.png" id="82" name="Picture"/>
+                    <pic:cNvPr descr="/home/claude/postvak/docs/user-guide/compose.png" id="88" name="Picture"/>
                     <pic:cNvPicPr>
                       <a:picLocks noChangeArrowheads="1" noChangeAspect="1"/>
                     </pic:cNvPicPr>
                   </pic:nvPicPr>
                   <pic:blipFill>
-                    <a:blip r:embed="rId80"/>
+                    <a:blip r:embed="rId86"/>
                     <a:stretch>
                       <a:fillRect/>
                     </a:stretch>
@@ -4685,7 +4966,7 @@
         <w:t xml:space="preserve">sends the message.</w:t>
       </w:r>
     </w:p>
-    <w:bookmarkStart w:id="86" w:name="h-quick-reply"/>
+    <w:bookmarkStart w:id="92" w:name="h-quick-reply"/>
     <w:p>
       <w:pPr>
         <w:pStyle w:val="Heading2"/>
@@ -4703,18 +4984,18 @@
           <wp:inline>
             <wp:extent cx="4139999" cy="5174999"/>
             <wp:effectExtent b="0" l="0" r="0" t="0"/>
-            <wp:docPr descr="Quick reply below a message" title="" id="84" name="Picture"/>
+            <wp:docPr descr="Quick reply below a message" title="" id="90" name="Picture"/>
             <a:graphic>
               <a:graphicData uri="http://schemas.openxmlformats.org/drawingml/2006/picture">
                 <pic:pic>
                   <pic:nvPicPr>
-                    <pic:cNvPr descr="/home/claude/postvak/docs/user-guide/quick-reply.png" id="85" name="Picture"/>
+                    <pic:cNvPr descr="/home/claude/postvak/docs/user-guide/quick-reply.png" id="91" name="Picture"/>
                     <pic:cNvPicPr>
                       <a:picLocks noChangeArrowheads="1" noChangeAspect="1"/>
                     </pic:cNvPicPr>
                   </pic:nvPicPr>
                   <pic:blipFill>
-                    <a:blip r:embed="rId83"/>
+                    <a:blip r:embed="rId89"/>
                     <a:stretch>
                       <a:fillRect/>
                     </a:stretch>
@@ -4845,8 +5126,8 @@
         <w:t xml:space="preserve">opens the normal compose window with your text in it.</w:t>
       </w:r>
     </w:p>
-    <w:bookmarkEnd w:id="86"/>
-    <w:bookmarkStart w:id="87" w:name="h-signatures"/>
+    <w:bookmarkEnd w:id="92"/>
+    <w:bookmarkStart w:id="93" w:name="h-signatures"/>
     <w:p>
       <w:pPr>
         <w:pStyle w:val="Heading2"/>
@@ -5020,9 +5301,9 @@
         <w:t xml:space="preserve">In the compose window, the signature icon at the top switches to another signature; the old one is replaced.</w:t>
       </w:r>
     </w:p>
-    <w:bookmarkEnd w:id="87"/>
-    <w:bookmarkEnd w:id="88"/>
-    <w:bookmarkStart w:id="92" w:name="h-9-sending-large-files"/>
+    <w:bookmarkEnd w:id="93"/>
+    <w:bookmarkEnd w:id="94"/>
+    <w:bookmarkStart w:id="98" w:name="h-9-sending-large-files"/>
     <w:p>
       <w:pPr>
         <w:pStyle w:val="Heading1"/>
@@ -5040,18 +5321,18 @@
           <wp:inline>
             <wp:extent cx="3851999" cy="4402285"/>
             <wp:effectExtent b="0" l="0" r="0" t="0"/>
-            <wp:docPr descr="A large file as a download link" title="" id="90" name="Picture"/>
+            <wp:docPr descr="A large file as a download link" title="" id="96" name="Picture"/>
             <a:graphic>
               <a:graphicData uri="http://schemas.openxmlformats.org/drawingml/2006/picture">
                 <pic:pic>
                   <pic:nvPicPr>
-                    <pic:cNvPr descr="/home/claude/postvak/docs/user-guide/large-file.png" id="91" name="Picture"/>
+                    <pic:cNvPr descr="/home/claude/postvak/docs/user-guide/large-file.png" id="97" name="Picture"/>
                     <pic:cNvPicPr>
                       <a:picLocks noChangeArrowheads="1" noChangeAspect="1"/>
                     </pic:cNvPicPr>
                   </pic:nvPicPr>
                   <pic:blipFill>
-                    <a:blip r:embed="rId89"/>
+                    <a:blip r:embed="rId95"/>
                     <a:stretch>
                       <a:fillRect/>
                     </a:stretch>
@@ -5208,8 +5489,8 @@
         <w:t xml:space="preserve">were downloaded, and you can copy the link or remove the file earlier. A file can be at most 2 GB.</w:t>
       </w:r>
     </w:p>
-    <w:bookmarkEnd w:id="92"/>
-    <w:bookmarkStart w:id="93" w:name="h-10-several-mail-addresses"/>
+    <w:bookmarkEnd w:id="98"/>
+    <w:bookmarkStart w:id="99" w:name="h-10-several-mail-addresses"/>
     <w:p>
       <w:pPr>
         <w:pStyle w:val="Heading1"/>
@@ -5316,8 +5597,8 @@
         <w:t xml:space="preserve">For each account you choose a name, colour, signature and whether you want notifications for it.</w:t>
       </w:r>
     </w:p>
-    <w:bookmarkEnd w:id="93"/>
-    <w:bookmarkStart w:id="97" w:name="h-11-rules-and-out-of-office-reply"/>
+    <w:bookmarkEnd w:id="99"/>
+    <w:bookmarkStart w:id="103" w:name="h-11-rules-and-out-of-office-reply"/>
     <w:p>
       <w:pPr>
         <w:pStyle w:val="Heading1"/>
@@ -5335,18 +5616,18 @@
           <wp:inline>
             <wp:extent cx="4751999" cy="2969999"/>
             <wp:effectExtent b="0" l="0" r="0" t="0"/>
-            <wp:docPr descr="Rules and out-of-office reply" title="" id="95" name="Picture"/>
+            <wp:docPr descr="Rules and out-of-office reply" title="" id="101" name="Picture"/>
             <a:graphic>
               <a:graphicData uri="http://schemas.openxmlformats.org/drawingml/2006/picture">
                 <pic:pic>
                   <pic:nvPicPr>
-                    <pic:cNvPr descr="/home/claude/postvak/docs/user-guide/settings-rules.png" id="96" name="Picture"/>
+                    <pic:cNvPr descr="/home/claude/postvak/docs/user-guide/settings-rules.png" id="102" name="Picture"/>
                     <pic:cNvPicPr>
                       <a:picLocks noChangeArrowheads="1" noChangeAspect="1"/>
                     </pic:cNvPicPr>
                   </pic:nvPicPr>
                   <pic:blipFill>
-                    <a:blip r:embed="rId94"/>
+                    <a:blip r:embed="rId100"/>
                     <a:stretch>
                       <a:fillRect/>
                     </a:stretch>
@@ -5495,8 +5776,8 @@
         <w:t xml:space="preserve">same time, or people get two.</w:t>
       </w:r>
     </w:p>
-    <w:bookmarkEnd w:id="97"/>
-    <w:bookmarkStart w:id="104" w:name="h-12-calendar"/>
+    <w:bookmarkEnd w:id="103"/>
+    <w:bookmarkStart w:id="110" w:name="h-12-calendar"/>
     <w:p>
       <w:pPr>
         <w:pStyle w:val="Heading1"/>
@@ -5514,18 +5795,18 @@
           <wp:inline>
             <wp:extent cx="5939999" cy="3712499"/>
             <wp:effectExtent b="0" l="0" r="0" t="0"/>
-            <wp:docPr descr="The calendar in week view" title="" id="99" name="Picture"/>
+            <wp:docPr descr="The calendar in week view" title="" id="105" name="Picture"/>
             <a:graphic>
               <a:graphicData uri="http://schemas.openxmlformats.org/drawingml/2006/picture">
                 <pic:pic>
                   <pic:nvPicPr>
-                    <pic:cNvPr descr="/home/claude/postvak/docs/user-guide/calendar.png" id="100" name="Picture"/>
+                    <pic:cNvPr descr="/home/claude/postvak/docs/user-guide/calendar.png" id="106" name="Picture"/>
                     <pic:cNvPicPr>
                       <a:picLocks noChangeArrowheads="1" noChangeAspect="1"/>
                     </pic:cNvPicPr>
                   </pic:nvPicPr>
                   <pic:blipFill>
-                    <a:blip r:embed="rId98"/>
+                    <a:blip r:embed="rId104"/>
                     <a:stretch>
                       <a:fillRect/>
                     </a:stretch>
@@ -5723,18 +6004,18 @@
           <wp:inline>
             <wp:extent cx="5939999" cy="3712499"/>
             <wp:effectExtent b="0" l="0" r="0" t="0"/>
-            <wp:docPr descr="Month view with a birthday" title="" id="102" name="Picture"/>
+            <wp:docPr descr="Month view with a birthday" title="" id="108" name="Picture"/>
             <a:graphic>
               <a:graphicData uri="http://schemas.openxmlformats.org/drawingml/2006/picture">
                 <pic:pic>
                   <pic:nvPicPr>
-                    <pic:cNvPr descr="/home/claude/postvak/docs/user-guide/birthdays.png" id="103" name="Picture"/>
+                    <pic:cNvPr descr="/home/claude/postvak/docs/user-guide/birthdays.png" id="109" name="Picture"/>
                     <pic:cNvPicPr>
                       <a:picLocks noChangeArrowheads="1" noChangeAspect="1"/>
                     </pic:cNvPicPr>
                   </pic:nvPicPr>
                   <pic:blipFill>
-                    <a:blip r:embed="rId101"/>
+                    <a:blip r:embed="rId107"/>
                     <a:stretch>
                       <a:fillRect/>
                     </a:stretch>
@@ -5911,8 +6192,8 @@
         <w:t xml:space="preserve">.</w:t>
       </w:r>
     </w:p>
-    <w:bookmarkEnd w:id="104"/>
-    <w:bookmarkStart w:id="108" w:name="h-13-tasks"/>
+    <w:bookmarkEnd w:id="110"/>
+    <w:bookmarkStart w:id="114" w:name="h-13-tasks"/>
     <w:p>
       <w:pPr>
         <w:pStyle w:val="Heading1"/>
@@ -5930,18 +6211,18 @@
           <wp:inline>
             <wp:extent cx="5939999" cy="3712499"/>
             <wp:effectExtent b="0" l="0" r="0" t="0"/>
-            <wp:docPr descr="Task lists" title="" id="106" name="Picture"/>
+            <wp:docPr descr="Task lists" title="" id="112" name="Picture"/>
             <a:graphic>
               <a:graphicData uri="http://schemas.openxmlformats.org/drawingml/2006/picture">
                 <pic:pic>
                   <pic:nvPicPr>
-                    <pic:cNvPr descr="/home/claude/postvak/docs/user-guide/tasks.png" id="107" name="Picture"/>
+                    <pic:cNvPr descr="/home/claude/postvak/docs/user-guide/tasks.png" id="113" name="Picture"/>
                     <pic:cNvPicPr>
                       <a:picLocks noChangeArrowheads="1" noChangeAspect="1"/>
                     </pic:cNvPicPr>
                   </pic:nvPicPr>
                   <pic:blipFill>
-                    <a:blip r:embed="rId105"/>
+                    <a:blip r:embed="rId111"/>
                     <a:stretch>
                       <a:fillRect/>
                     </a:stretch>
@@ -6006,8 +6287,8 @@
         <w:t xml:space="preserve">Turn a mail into a task with one click: the check-mark icon at the top of an open message.</w:t>
       </w:r>
     </w:p>
-    <w:bookmarkEnd w:id="108"/>
-    <w:bookmarkStart w:id="115" w:name="h-14-contacts"/>
+    <w:bookmarkEnd w:id="114"/>
+    <w:bookmarkStart w:id="121" w:name="h-14-contacts"/>
     <w:p>
       <w:pPr>
         <w:pStyle w:val="Heading1"/>
@@ -6025,18 +6306,18 @@
           <wp:inline>
             <wp:extent cx="5939999" cy="3712499"/>
             <wp:effectExtent b="0" l="0" r="0" t="0"/>
-            <wp:docPr descr="Contacts" title="" id="110" name="Picture"/>
+            <wp:docPr descr="Contacts" title="" id="116" name="Picture"/>
             <a:graphic>
               <a:graphicData uri="http://schemas.openxmlformats.org/drawingml/2006/picture">
                 <pic:pic>
                   <pic:nvPicPr>
-                    <pic:cNvPr descr="/home/claude/postvak/docs/user-guide/contacts.png" id="111" name="Picture"/>
+                    <pic:cNvPr descr="/home/claude/postvak/docs/user-guide/contacts.png" id="117" name="Picture"/>
                     <pic:cNvPicPr>
                       <a:picLocks noChangeArrowheads="1" noChangeAspect="1"/>
                     </pic:cNvPicPr>
                   </pic:nvPicPr>
                   <pic:blipFill>
-                    <a:blip r:embed="rId109"/>
+                    <a:blip r:embed="rId115"/>
                     <a:stretch>
                       <a:fillRect/>
                     </a:stretch>
@@ -6335,18 +6616,18 @@
           <wp:inline>
             <wp:extent cx="4751999" cy="4319999"/>
             <wp:effectExtent b="0" l="0" r="0" t="0"/>
-            <wp:docPr descr="Editing a contact" title="" id="113" name="Picture"/>
+            <wp:docPr descr="Editing a contact" title="" id="119" name="Picture"/>
             <a:graphic>
               <a:graphicData uri="http://schemas.openxmlformats.org/drawingml/2006/picture">
                 <pic:pic>
                   <pic:nvPicPr>
-                    <pic:cNvPr descr="/home/claude/postvak/docs/user-guide/contact-edit.png" id="114" name="Picture"/>
+                    <pic:cNvPr descr="/home/claude/postvak/docs/user-guide/contact-edit.png" id="120" name="Picture"/>
                     <pic:cNvPicPr>
                       <a:picLocks noChangeArrowheads="1" noChangeAspect="1"/>
                     </pic:cNvPicPr>
                   </pic:nvPicPr>
                   <pic:blipFill>
-                    <a:blip r:embed="rId112"/>
+                    <a:blip r:embed="rId118"/>
                     <a:stretch>
                       <a:fillRect/>
                     </a:stretch>
@@ -6543,8 +6824,8 @@
         <w:t xml:space="preserve">).</w:t>
       </w:r>
     </w:p>
-    <w:bookmarkEnd w:id="115"/>
-    <w:bookmarkStart w:id="119" w:name="X673c97e110e5dd617b1340a3333126be38536be"/>
+    <w:bookmarkEnd w:id="121"/>
+    <w:bookmarkStart w:id="125" w:name="X673c97e110e5dd617b1340a3333126be38536be"/>
     <w:p>
       <w:pPr>
         <w:pStyle w:val="Heading1"/>
@@ -6562,18 +6843,18 @@
           <wp:inline>
             <wp:extent cx="4751999" cy="2969999"/>
             <wp:effectExtent b="0" l="0" r="0" t="0"/>
-            <wp:docPr descr="Setting up sync" title="" id="117" name="Picture"/>
+            <wp:docPr descr="Setting up sync" title="" id="123" name="Picture"/>
             <a:graphic>
               <a:graphicData uri="http://schemas.openxmlformats.org/drawingml/2006/picture">
                 <pic:pic>
                   <pic:nvPicPr>
-                    <pic:cNvPr descr="/home/claude/postvak/docs/user-guide/settings-calendar.png" id="118" name="Picture"/>
+                    <pic:cNvPr descr="/home/claude/postvak/docs/user-guide/settings-calendar.png" id="124" name="Picture"/>
                     <pic:cNvPicPr>
                       <a:picLocks noChangeArrowheads="1" noChangeAspect="1"/>
                     </pic:cNvPicPr>
                   </pic:nvPicPr>
                   <pic:blipFill>
-                    <a:blip r:embed="rId116"/>
+                    <a:blip r:embed="rId122"/>
                     <a:stretch>
                       <a:fillRect/>
                     </a:stretch>
@@ -6868,8 +7149,8 @@
         <w:t xml:space="preserve">The server and your user name are on that page, ready to copy.</w:t>
       </w:r>
     </w:p>
-    <w:bookmarkEnd w:id="119"/>
-    <w:bookmarkStart w:id="120" w:name="h-16-notifications-for-new-mail"/>
+    <w:bookmarkEnd w:id="125"/>
+    <w:bookmarkStart w:id="126" w:name="h-16-notifications-for-new-mail"/>
     <w:p>
       <w:pPr>
         <w:pStyle w:val="Heading1"/>
@@ -7028,8 +7309,8 @@
         <w:t xml:space="preserve">and reload the page.</w:t>
       </w:r>
     </w:p>
-    <w:bookmarkEnd w:id="120"/>
-    <w:bookmarkStart w:id="130" w:name="h-17-settings"/>
+    <w:bookmarkEnd w:id="126"/>
+    <w:bookmarkStart w:id="136" w:name="h-17-settings"/>
     <w:p>
       <w:pPr>
         <w:pStyle w:val="Heading1"/>
@@ -7047,18 +7328,18 @@
           <wp:inline>
             <wp:extent cx="4751999" cy="2969999"/>
             <wp:effectExtent b="0" l="0" r="0" t="0"/>
-            <wp:docPr descr="Settings, General tab" title="" id="122" name="Picture"/>
+            <wp:docPr descr="Settings, General tab" title="" id="128" name="Picture"/>
             <a:graphic>
               <a:graphicData uri="http://schemas.openxmlformats.org/drawingml/2006/picture">
                 <pic:pic>
                   <pic:nvPicPr>
-                    <pic:cNvPr descr="/home/claude/postvak/docs/user-guide/settings-general.png" id="123" name="Picture"/>
+                    <pic:cNvPr descr="/home/claude/postvak/docs/user-guide/settings-general.png" id="129" name="Picture"/>
                     <pic:cNvPicPr>
                       <a:picLocks noChangeArrowheads="1" noChangeAspect="1"/>
                     </pic:cNvPicPr>
                   </pic:nvPicPr>
                   <pic:blipFill>
-                    <a:blip r:embed="rId121"/>
+                    <a:blip r:embed="rId127"/>
                     <a:stretch>
                       <a:fillRect/>
                     </a:stretch>
@@ -7182,7 +7463,7 @@
               <w:jc w:val="left"/>
             </w:pPr>
             <w:r>
-              <w:t xml:space="preserve">Language, how often Postvak checks for new mail, messages to load at a time (phone/tablet and computer), offline reading, inbox tabs, what happens after deleting or archiving, all inboxes together, conversations, undo send, mark as read when opened, version and updates, log out</w:t>
+              <w:t xml:space="preserve">Language, how often Postvak checks for new mail, messages to load at a time (phone/tablet and computer), offline reading, inbox tabs (which ones you see, senders you placed yourself), what happens after deleting or archiving, all inboxes together, conversations, undo send, mark as read when opened, version and updates, log out</w:t>
             </w:r>
           </w:p>
         </w:tc>
@@ -7497,18 +7778,18 @@
           <wp:inline>
             <wp:extent cx="2879999" cy="1799999"/>
             <wp:effectExtent b="0" l="0" r="0" t="0"/>
-            <wp:docPr descr="" title="" id="125" name="Picture"/>
+            <wp:docPr descr="" title="" id="131" name="Picture"/>
             <a:graphic>
               <a:graphicData uri="http://schemas.openxmlformats.org/drawingml/2006/picture">
                 <pic:pic>
                   <pic:nvPicPr>
-                    <pic:cNvPr descr="/home/claude/postvak/docs/user-guide/settings-appearance.png" id="126" name="Picture"/>
+                    <pic:cNvPr descr="/home/claude/postvak/docs/user-guide/settings-appearance.png" id="132" name="Picture"/>
                     <pic:cNvPicPr>
                       <a:picLocks noChangeArrowheads="1" noChangeAspect="1"/>
                     </pic:cNvPicPr>
                   </pic:nvPicPr>
                   <pic:blipFill>
-                    <a:blip r:embed="rId124"/>
+                    <a:blip r:embed="rId130"/>
                     <a:stretch>
                       <a:fillRect/>
                     </a:stretch>
@@ -7542,18 +7823,18 @@
           <wp:inline>
             <wp:extent cx="2879999" cy="1799999"/>
             <wp:effectExtent b="0" l="0" r="0" t="0"/>
-            <wp:docPr descr="" title="" id="128" name="Picture"/>
+            <wp:docPr descr="" title="" id="134" name="Picture"/>
             <a:graphic>
               <a:graphicData uri="http://schemas.openxmlformats.org/drawingml/2006/picture">
                 <pic:pic>
                   <pic:nvPicPr>
-                    <pic:cNvPr descr="/home/claude/postvak/docs/user-guide/settings-privacy.png" id="129" name="Picture"/>
+                    <pic:cNvPr descr="/home/claude/postvak/docs/user-guide/settings-privacy.png" id="135" name="Picture"/>
                     <pic:cNvPicPr>
                       <a:picLocks noChangeArrowheads="1" noChangeAspect="1"/>
                     </pic:cNvPicPr>
                   </pic:nvPicPr>
                   <pic:blipFill>
-                    <a:blip r:embed="rId127"/>
+                    <a:blip r:embed="rId133"/>
                     <a:stretch>
                       <a:fillRect/>
                     </a:stretch>
@@ -7583,8 +7864,8 @@
         <w:br/>
       </w:r>
     </w:p>
-    <w:bookmarkEnd w:id="130"/>
-    <w:bookmarkStart w:id="131" w:name="h-18-keyboard-shortcuts"/>
+    <w:bookmarkEnd w:id="136"/>
+    <w:bookmarkStart w:id="137" w:name="h-18-keyboard-shortcuts"/>
     <w:p>
       <w:pPr>
         <w:pStyle w:val="Heading1"/>
@@ -8093,8 +8374,8 @@
         </w:tc>
       </w:tr>
     </w:tbl>
-    <w:bookmarkEnd w:id="131"/>
-    <w:bookmarkStart w:id="132" w:name="h-19-privacy-and-security"/>
+    <w:bookmarkEnd w:id="137"/>
+    <w:bookmarkStart w:id="138" w:name="h-19-privacy-and-security"/>
     <w:p>
       <w:pPr>
         <w:pStyle w:val="Heading1"/>
@@ -8209,8 +8490,8 @@
         <w:t xml:space="preserve">browser’s push service (Apple, Google or Mozilla).</w:t>
       </w:r>
     </w:p>
-    <w:bookmarkEnd w:id="132"/>
-    <w:bookmarkStart w:id="134" w:name="h-20-for-the-administrator"/>
+    <w:bookmarkEnd w:id="138"/>
+    <w:bookmarkStart w:id="140" w:name="h-20-for-the-administrator"/>
     <w:p>
       <w:pPr>
         <w:pStyle w:val="Heading1"/>
@@ -8428,7 +8709,7 @@
       <w:r>
         <w:t xml:space="preserve"> </w:t>
       </w:r>
-      <w:hyperlink r:id="rId133">
+      <w:hyperlink r:id="rId139">
         <w:r>
           <w:rPr>
             <w:rStyle w:val="Hyperlink"/>
@@ -8440,8 +8721,8 @@
         <w:t xml:space="preserve">.</w:t>
       </w:r>
     </w:p>
-    <w:bookmarkEnd w:id="134"/>
-    <w:bookmarkStart w:id="137" w:name="h-21-questions-and-problems"/>
+    <w:bookmarkEnd w:id="140"/>
+    <w:bookmarkStart w:id="143" w:name="h-21-questions-and-problems"/>
     <w:p>
       <w:pPr>
         <w:pStyle w:val="Heading1"/>
@@ -8617,6 +8898,46 @@
       </w:r>
       <w:r>
         <w:t xml:space="preserve">files you no longer need. Need more space? Your administrator or hosting provider arranges that.</w:t>
+      </w:r>
+    </w:p>
+    <w:p>
+      <w:pPr>
+        <w:pStyle w:val="BodyText"/>
+      </w:pPr>
+      <w:r>
+        <w:rPr>
+          <w:bCs/>
+          <w:b/>
+        </w:rPr>
+        <w:t xml:space="preserve">A message is in the wrong inbox tab.</w:t>
+      </w:r>
+      <w:r>
+        <w:t xml:space="preserve"> </w:t>
+      </w:r>
+      <w:r>
+        <w:t xml:space="preserve">Choose</w:t>
+      </w:r>
+      <w:r>
+        <w:t xml:space="preserve"> </w:t>
+      </w:r>
+      <w:r>
+        <w:rPr>
+          <w:bCs/>
+          <w:b/>
+        </w:rPr>
+        <w:t xml:space="preserve">⋮ → Move to another tab</w:t>
+      </w:r>
+      <w:r>
+        <w:t xml:space="preserve"> </w:t>
+      </w:r>
+      <w:r>
+        <w:t xml:space="preserve">on the message (or right-click it in the list). New mail from that sender will</w:t>
+      </w:r>
+      <w:r>
+        <w:t xml:space="preserve"> </w:t>
+      </w:r>
+      <w:r>
+        <w:t xml:space="preserve">then go to the right tab by itself.</w:t>
       </w:r>
     </w:p>
     <w:p>
@@ -8744,7 +9065,7 @@
       <w:r>
         <w:t xml:space="preserve"> </w:t>
       </w:r>
-      <w:hyperlink r:id="rId135">
+      <w:hyperlink r:id="rId141">
         <w:r>
           <w:rPr>
             <w:rStyle w:val="Hyperlink"/>
@@ -8779,7 +9100,7 @@
       <w:r>
         <w:t xml:space="preserve"> </w:t>
       </w:r>
-      <w:hyperlink r:id="rId136">
+      <w:hyperlink r:id="rId142">
         <w:r>
           <w:rPr>
             <w:rStyle w:val="Hyperlink"/>
@@ -8812,7 +9133,7 @@
         <w:t xml:space="preserve">.</w:t>
       </w:r>
     </w:p>
-    <w:bookmarkEnd w:id="137"/>
+    <w:bookmarkEnd w:id="143"/>
     <w:sectPr>
       <w:footerReference r:id="rId9" w:type="default"/>
       <w:pgSz w:h="16838" w:w="11906"/>
@@ -8843,7 +9164,7 @@
         <w:color w:val="677385"/>
         <w:sz w:val="17"/>
       </w:rPr>
-      <w:t xml:space="preserve">Postvak user guide 1.7.0 · PeopleDisplay</w:t>
+      <w:t xml:space="preserve">Postvak user guide 1.8.1 · PeopleDisplay</w:t>
     </w:r>
     <w:r>
       <w:rPr>

--- a/docs/manual/Postvak-User-Guide.docx
+++ b/docs/manual/Postvak-User-Guide.docx
@@ -70,7 +70,7 @@
         <w:pStyle w:val="Author"/>
       </w:pPr>
       <w:r>
-        <w:t xml:space="preserve">Version 1.8.1 · October 2026 · PeopleDisplay</w:t>
+        <w:t xml:space="preserve">Version 1.8.2 · October 2026 · PeopleDisplay</w:t>
       </w:r>
     </w:p>
     <w:p>
@@ -2298,7 +2298,7 @@
         <w:t xml:space="preserve">Show now</w:t>
       </w:r>
       <w:r>
-        <w:t xml:space="preserve">, or</w:t>
+        <w:t xml:space="preserve">, or under</w:t>
       </w:r>
       <w:r>
         <w:t xml:space="preserve"> </w:t>
@@ -2314,7 +2314,7 @@
         <w:t xml:space="preserve"> </w:t>
       </w:r>
       <w:r>
-        <w:t xml:space="preserve">for that sender or domain.</w:t>
+        <w:t xml:space="preserve">that sender or the whole domain.</w:t>
       </w:r>
     </w:p>
     <w:p>
@@ -2355,7 +2355,7 @@
         <w:t xml:space="preserve"> </w:t>
       </w:r>
       <w:r>
-        <w:t xml:space="preserve">are three buttons:</w:t>
+        <w:t xml:space="preserve">a computer shows three buttons:</w:t>
       </w:r>
       <w:r>
         <w:t xml:space="preserve"> </w:t>
@@ -2400,7 +2400,73 @@
         <w:t xml:space="preserve">add to contacts</w:t>
       </w:r>
       <w:r>
-        <w:t xml:space="preserve">.</w:t>
+        <w:t xml:space="preserve">. On a phone, tap</w:t>
+      </w:r>
+      <w:r>
+        <w:t xml:space="preserve"> </w:t>
+      </w:r>
+      <w:r>
+        <w:rPr>
+          <w:bCs/>
+          <w:b/>
+        </w:rPr>
+        <w:t xml:space="preserve">to …</w:t>
+      </w:r>
+      <w:r>
+        <w:t xml:space="preserve"> </w:t>
+      </w:r>
+      <w:r>
+        <w:t xml:space="preserve">under the name to see the full addresses and date,</w:t>
+      </w:r>
+      <w:r>
+        <w:t xml:space="preserve"> </w:t>
+      </w:r>
+      <w:r>
+        <w:t xml:space="preserve">with the same three buttons.</w:t>
+      </w:r>
+    </w:p>
+    <w:p>
+      <w:pPr>
+        <w:numPr>
+          <w:ilvl w:val="0"/>
+          <w:numId w:val="1005"/>
+        </w:numPr>
+        <w:pStyle w:val="Compact"/>
+      </w:pPr>
+      <w:r>
+        <w:rPr>
+          <w:bCs/>
+          <w:b/>
+        </w:rPr>
+        <w:t xml:space="preserve">Wide newsletters</w:t>
+      </w:r>
+      <w:r>
+        <w:t xml:space="preserve"> </w:t>
+      </w:r>
+      <w:r>
+        <w:t xml:space="preserve">are fitted to your screen, as in Gmail, so you do not have to scroll sideways. Want the</w:t>
+      </w:r>
+      <w:r>
+        <w:t xml:space="preserve"> </w:t>
+      </w:r>
+      <w:r>
+        <w:t xml:space="preserve">message at its original size after all (to zoom in on a detail)? Tap</w:t>
+      </w:r>
+      <w:r>
+        <w:t xml:space="preserve"> </w:t>
+      </w:r>
+      <w:r>
+        <w:rPr>
+          <w:bCs/>
+          <w:b/>
+        </w:rPr>
+        <w:t xml:space="preserve">Show original size</w:t>
+      </w:r>
+      <w:r>
+        <w:t xml:space="preserve"> </w:t>
+      </w:r>
+      <w:r>
+        <w:t xml:space="preserve">below the message.</w:t>
       </w:r>
     </w:p>
     <w:p>
@@ -7493,7 +7559,7 @@
               <w:jc w:val="left"/>
             </w:pPr>
             <w:r>
-              <w:t xml:space="preserve">Light or dark, accent colour, text size, comfortable or compact, manage labels</w:t>
+              <w:t xml:space="preserve">Light or dark, accent colour, text size (small to extra large, also for the text of your mail), comfortable or compact, a preview, manage labels</w:t>
             </w:r>
           </w:p>
         </w:tc>
@@ -7769,6 +7835,100 @@
         </w:tc>
       </w:tr>
     </w:tbl>
+    <w:p>
+      <w:pPr>
+        <w:pStyle w:val="BodyText"/>
+      </w:pPr>
+      <w:r>
+        <w:t xml:space="preserve">Under</w:t>
+      </w:r>
+      <w:r>
+        <w:t xml:space="preserve"> </w:t>
+      </w:r>
+      <w:r>
+        <w:rPr>
+          <w:bCs/>
+          <w:b/>
+        </w:rPr>
+        <w:t xml:space="preserve">Appearance</w:t>
+      </w:r>
+      <w:r>
+        <w:t xml:space="preserve"> </w:t>
+      </w:r>
+      <w:r>
+        <w:t xml:space="preserve">a</w:t>
+      </w:r>
+      <w:r>
+        <w:t xml:space="preserve"> </w:t>
+      </w:r>
+      <w:r>
+        <w:rPr>
+          <w:bCs/>
+          <w:b/>
+        </w:rPr>
+        <w:t xml:space="preserve">preview</w:t>
+      </w:r>
+      <w:r>
+        <w:t xml:space="preserve"> </w:t>
+      </w:r>
+      <w:r>
+        <w:t xml:space="preserve">of the message list and a message shows straight away what the settings do:</w:t>
+      </w:r>
+      <w:r>
+        <w:t xml:space="preserve"> </w:t>
+      </w:r>
+      <w:r>
+        <w:rPr>
+          <w:bCs/>
+          <w:b/>
+        </w:rPr>
+        <w:t xml:space="preserve">Text size</w:t>
+      </w:r>
+      <w:r>
+        <w:t xml:space="preserve"> </w:t>
+      </w:r>
+      <w:r>
+        <w:t xml:space="preserve">makes all text larger or smaller, the text of your mail included;</w:t>
+      </w:r>
+      <w:r>
+        <w:t xml:space="preserve"> </w:t>
+      </w:r>
+      <w:r>
+        <w:rPr>
+          <w:bCs/>
+          <w:b/>
+        </w:rPr>
+        <w:t xml:space="preserve">Comfortable</w:t>
+      </w:r>
+      <w:r>
+        <w:t xml:space="preserve"> </w:t>
+      </w:r>
+      <w:r>
+        <w:t xml:space="preserve">shows a picture</w:t>
+      </w:r>
+      <w:r>
+        <w:t xml:space="preserve"> </w:t>
+      </w:r>
+      <w:r>
+        <w:t xml:space="preserve">circle and a preview line,</w:t>
+      </w:r>
+      <w:r>
+        <w:t xml:space="preserve"> </w:t>
+      </w:r>
+      <w:r>
+        <w:rPr>
+          <w:bCs/>
+          <w:b/>
+        </w:rPr>
+        <w:t xml:space="preserve">Compact</w:t>
+      </w:r>
+      <w:r>
+        <w:t xml:space="preserve"> </w:t>
+      </w:r>
+      <w:r>
+        <w:t xml:space="preserve">fits more messages on the screen.</w:t>
+      </w:r>
+    </w:p>
     <w:p>
       <w:pPr>
         <w:pStyle w:val="BodyText"/>
@@ -9164,7 +9324,7 @@
         <w:color w:val="677385"/>
         <w:sz w:val="17"/>
       </w:rPr>
-      <w:t xml:space="preserve">Postvak user guide 1.8.1 · PeopleDisplay</w:t>
+      <w:t xml:space="preserve">Postvak user guide 1.8.2 · PeopleDisplay</w:t>
     </w:r>
     <w:r>
       <w:rPr>

--- a/docs/manual/Postvak-User-Guide.docx
+++ b/docs/manual/Postvak-User-Guide.docx
@@ -70,7 +70,7 @@
         <w:pStyle w:val="Author"/>
       </w:pPr>
       <w:r>
-        <w:t xml:space="preserve">Version 1.8.2 · October 2026 · PeopleDisplay</w:t>
+        <w:t xml:space="preserve">Version 1.8.3 · October 2026 · PeopleDisplay</w:t>
       </w:r>
     </w:p>
     <w:p>
@@ -9324,7 +9324,7 @@
         <w:color w:val="677385"/>
         <w:sz w:val="17"/>
       </w:rPr>
-      <w:t xml:space="preserve">Postvak user guide 1.8.2 · PeopleDisplay</w:t>
+      <w:t xml:space="preserve">Postvak user guide 1.8.3 · PeopleDisplay</w:t>
     </w:r>
     <w:r>
       <w:rPr>

--- a/docs/manual/Postvak-User-Guide.docx
+++ b/docs/manual/Postvak-User-Guide.docx
@@ -70,7 +70,7 @@
         <w:pStyle w:val="Author"/>
       </w:pPr>
       <w:r>
-        <w:t xml:space="preserve">Version 1.8.3 · October 2026 · PeopleDisplay</w:t>
+        <w:t xml:space="preserve">Version 1.8.4 · October 2026 · PeopleDisplay</w:t>
       </w:r>
     </w:p>
     <w:p>
@@ -2333,7 +2333,68 @@
         <w:t xml:space="preserve">Attachments</w:t>
       </w:r>
       <w:r>
-        <w:t xml:space="preserve">: images and PDFs open in Postvak itself; other files are downloaded.</w:t>
+        <w:t xml:space="preserve">: images and PDFs open in Postvak itself. In a PDF, zoom with</w:t>
+      </w:r>
+      <w:r>
+        <w:t xml:space="preserve"> </w:t>
+      </w:r>
+      <w:r>
+        <w:rPr>
+          <w:bCs/>
+          <w:b/>
+        </w:rPr>
+        <w:t xml:space="preserve">+</w:t>
+      </w:r>
+      <w:r>
+        <w:t xml:space="preserve"> </w:t>
+      </w:r>
+      <w:r>
+        <w:t xml:space="preserve">and</w:t>
+      </w:r>
+      <w:r>
+        <w:t xml:space="preserve"> </w:t>
+      </w:r>
+      <w:r>
+        <w:rPr>
+          <w:bCs/>
+          <w:b/>
+        </w:rPr>
+        <w:t xml:space="preserve">−</w:t>
+      </w:r>
+      <w:r>
+        <w:t xml:space="preserve">;</w:t>
+      </w:r>
+      <w:r>
+        <w:t xml:space="preserve"> </w:t>
+      </w:r>
+      <w:r>
+        <w:rPr>
+          <w:bCs/>
+          <w:b/>
+        </w:rPr>
+        <w:t xml:space="preserve">download</w:t>
+      </w:r>
+      <w:r>
+        <w:t xml:space="preserve"> </w:t>
+      </w:r>
+      <w:r>
+        <w:t xml:space="preserve">and</w:t>
+      </w:r>
+      <w:r>
+        <w:t xml:space="preserve"> </w:t>
+      </w:r>
+      <w:r>
+        <w:rPr>
+          <w:bCs/>
+          <w:b/>
+        </w:rPr>
+        <w:t xml:space="preserve">close</w:t>
+      </w:r>
+      <w:r>
+        <w:t xml:space="preserve"> </w:t>
+      </w:r>
+      <w:r>
+        <w:t xml:space="preserve">(✕) are at the top right. Other files are downloaded.</w:t>
       </w:r>
     </w:p>
     <w:p>
@@ -9324,7 +9385,7 @@
         <w:color w:val="677385"/>
         <w:sz w:val="17"/>
       </w:rPr>
-      <w:t xml:space="preserve">Postvak user guide 1.8.3 · PeopleDisplay</w:t>
+      <w:t xml:space="preserve">Postvak user guide 1.8.4 · PeopleDisplay</w:t>
     </w:r>
     <w:r>
       <w:rPr>

--- a/docs/manual/Postvak-User-Guide.docx
+++ b/docs/manual/Postvak-User-Guide.docx
@@ -70,7 +70,7 @@
         <w:pStyle w:val="Author"/>
       </w:pPr>
       <w:r>
-        <w:t xml:space="preserve">Version 1.8.4 · October 2026 · PeopleDisplay</w:t>
+        <w:t xml:space="preserve">Version 1.8.5 · October 2026 · PeopleDisplay</w:t>
       </w:r>
     </w:p>
     <w:p>
@@ -2078,7 +2078,7 @@
     </w:p>
     <w:bookmarkEnd w:id="52"/>
     <w:bookmarkEnd w:id="53"/>
-    <w:bookmarkStart w:id="69" w:name="h-4-reading-mail"/>
+    <w:bookmarkStart w:id="73" w:name="h-4-reading-mail"/>
     <w:p>
       <w:pPr>
         <w:pStyle w:val="Heading1"/>
@@ -2835,13 +2835,98 @@
       </w:r>
     </w:p>
     <w:bookmarkEnd w:id="60"/>
-    <w:bookmarkStart w:id="64" w:name="h-unsubscribing-from-newsletters"/>
+    <w:bookmarkStart w:id="64" w:name="h-where-does-a-link-go"/>
     <w:p>
       <w:pPr>
         <w:pStyle w:val="Heading2"/>
       </w:pPr>
       <w:r>
-        <w:t xml:space="preserve">Unsubscribing from newsletters</w:t>
+        <w:t xml:space="preserve">Where does a link go?</w:t>
+      </w:r>
+    </w:p>
+    <w:p>
+      <w:pPr>
+        <w:pStyle w:val="FirstParagraph"/>
+      </w:pPr>
+      <w:r>
+        <w:t xml:space="preserve">On a computer, rest the mouse on a link in a message and the bottom left shows where the link really goes: first</w:t>
+      </w:r>
+      <w:r>
+        <w:t xml:space="preserve"> </w:t>
+      </w:r>
+      <w:r>
+        <w:t xml:space="preserve">the website (in bold), then the full address. That way you can check a link before you click it, also in the</w:t>
+      </w:r>
+      <w:r>
+        <w:t xml:space="preserve"> </w:t>
+      </w:r>
+      <w:r>
+        <w:t xml:space="preserve">installed app (which has no status bar like a browser).</w:t>
+      </w:r>
+    </w:p>
+    <w:p>
+      <w:pPr>
+        <w:pStyle w:val="BodyText"/>
+      </w:pPr>
+      <w:r>
+        <w:t xml:space="preserve">If the text of a link shows a website (say</w:t>
+      </w:r>
+      <w:r>
+        <w:t xml:space="preserve"> </w:t>
+      </w:r>
+      <w:r>
+        <w:rPr>
+          <w:iCs/>
+          <w:i/>
+        </w:rPr>
+        <w:t xml:space="preserve">www.ing.nl</w:t>
+      </w:r>
+      <w:r>
+        <w:t xml:space="preserve">) while the link goes to a</w:t>
+      </w:r>
+      <w:r>
+        <w:t xml:space="preserve"> </w:t>
+      </w:r>
+      <w:r>
+        <w:rPr>
+          <w:bCs/>
+          <w:b/>
+        </w:rPr>
+        <w:t xml:space="preserve">different</w:t>
+      </w:r>
+      <w:r>
+        <w:t xml:space="preserve"> </w:t>
+      </w:r>
+      <w:r>
+        <w:t xml:space="preserve">website, the bar</w:t>
+      </w:r>
+      <w:r>
+        <w:t xml:space="preserve"> </w:t>
+      </w:r>
+      <w:r>
+        <w:t xml:space="preserve">turns orange. Click it anyway and Postvak first asks whether you really want to open it. This works on phones too.</w:t>
+      </w:r>
+      <w:r>
+        <w:t xml:space="preserve"> </w:t>
+      </w:r>
+      <w:r>
+        <w:t xml:space="preserve">Choose</w:t>
+      </w:r>
+      <w:r>
+        <w:t xml:space="preserve"> </w:t>
+      </w:r>
+      <w:r>
+        <w:rPr>
+          <w:bCs/>
+          <w:b/>
+        </w:rPr>
+        <w:t xml:space="preserve">Don’t open</w:t>
+      </w:r>
+      <w:r>
+        <w:t xml:space="preserve"> </w:t>
+      </w:r>
+      <w:r>
+        <w:t xml:space="preserve">when in doubt.</w:t>
       </w:r>
     </w:p>
     <w:p>
@@ -2851,14 +2936,14 @@
       <w:r>
         <w:drawing>
           <wp:inline>
-            <wp:extent cx="4139999" cy="2587499"/>
+            <wp:extent cx="3563999" cy="2613599"/>
             <wp:effectExtent b="0" l="0" r="0" t="0"/>
-            <wp:docPr descr="The Unsubscribe button on a newsletter" title="" id="62" name="Picture"/>
+            <wp:docPr descr="Postvak asks you to check a link" title="" id="62" name="Picture"/>
             <a:graphic>
               <a:graphicData uri="http://schemas.openxmlformats.org/drawingml/2006/picture">
                 <pic:pic>
                   <pic:nvPicPr>
-                    <pic:cNvPr descr="/home/claude/postvak/docs/user-guide/unsubscribe.png" id="63" name="Picture"/>
+                    <pic:cNvPr descr="/home/claude/postvak/docs/user-guide/link-check.png" id="63" name="Picture"/>
                     <pic:cNvPicPr>
                       <a:picLocks noChangeArrowheads="1" noChangeAspect="1"/>
                     </pic:cNvPicPr>
@@ -2872,7 +2957,7 @@
                   <pic:spPr bwMode="auto">
                     <a:xfrm>
                       <a:off x="0" y="0"/>
-                      <a:ext cx="4139999" cy="2587499"/>
+                      <a:ext cx="3563999" cy="2613599"/>
                     </a:xfrm>
                     <a:prstGeom prst="rect">
                       <a:avLst/>
@@ -2896,53 +2981,17 @@
         <w:pStyle w:val="ImageCaption"/>
       </w:pPr>
       <w:r>
-        <w:t xml:space="preserve">The Unsubscribe button on a newsletter</w:t>
-      </w:r>
-    </w:p>
-    <w:p>
-      <w:pPr>
-        <w:pStyle w:val="BodyText"/>
-      </w:pPr>
-      <w:r>
-        <w:t xml:space="preserve">Newsletters and promotional mail have an</w:t>
-      </w:r>
-      <w:r>
-        <w:t xml:space="preserve"> </w:t>
-      </w:r>
-      <w:r>
-        <w:rPr>
-          <w:bCs/>
-          <w:b/>
-        </w:rPr>
-        <w:t xml:space="preserve">Unsubscribe</w:t>
-      </w:r>
-      <w:r>
-        <w:t xml:space="preserve"> </w:t>
-      </w:r>
-      <w:r>
-        <w:t xml:space="preserve">button next to the sender. Postvak unsubscribes you with</w:t>
-      </w:r>
-      <w:r>
-        <w:t xml:space="preserve"> </w:t>
-      </w:r>
-      <w:r>
-        <w:t xml:space="preserve">one click (with most senders without opening a website). If that is not possible, Postvak opens the sender’s</w:t>
-      </w:r>
-      <w:r>
-        <w:t xml:space="preserve"> </w:t>
-      </w:r>
-      <w:r>
-        <w:t xml:space="preserve">unsubscribe page in a new tab.</w:t>
+        <w:t xml:space="preserve">Postvak asks you to check a link</w:t>
       </w:r>
     </w:p>
     <w:bookmarkEnd w:id="64"/>
-    <w:bookmarkStart w:id="68" w:name="h-reminder-no-reply-yet"/>
+    <w:bookmarkStart w:id="68" w:name="h-unsubscribing-from-newsletters"/>
     <w:p>
       <w:pPr>
         <w:pStyle w:val="Heading2"/>
       </w:pPr>
       <w:r>
-        <w:t xml:space="preserve">Reminder: no reply yet</w:t>
+        <w:t xml:space="preserve">Unsubscribing from newsletters</w:t>
       </w:r>
     </w:p>
     <w:p>
@@ -2954,12 +3003,12 @@
           <wp:inline>
             <wp:extent cx="4139999" cy="2587499"/>
             <wp:effectExtent b="0" l="0" r="0" t="0"/>
-            <wp:docPr descr="A message that comes back because nobody replied" title="" id="66" name="Picture"/>
+            <wp:docPr descr="The Unsubscribe button on a newsletter" title="" id="66" name="Picture"/>
             <a:graphic>
               <a:graphicData uri="http://schemas.openxmlformats.org/drawingml/2006/picture">
                 <pic:pic>
                   <pic:nvPicPr>
-                    <pic:cNvPr descr="/home/claude/postvak/docs/user-guide/follow-up.png" id="67" name="Picture"/>
+                    <pic:cNvPr descr="/home/claude/postvak/docs/user-guide/unsubscribe.png" id="67" name="Picture"/>
                     <pic:cNvPicPr>
                       <a:picLocks noChangeArrowheads="1" noChangeAspect="1"/>
                     </pic:cNvPicPr>
@@ -2997,6 +3046,107 @@
         <w:pStyle w:val="ImageCaption"/>
       </w:pPr>
       <w:r>
+        <w:t xml:space="preserve">The Unsubscribe button on a newsletter</w:t>
+      </w:r>
+    </w:p>
+    <w:p>
+      <w:pPr>
+        <w:pStyle w:val="BodyText"/>
+      </w:pPr>
+      <w:r>
+        <w:t xml:space="preserve">Newsletters and promotional mail have an</w:t>
+      </w:r>
+      <w:r>
+        <w:t xml:space="preserve"> </w:t>
+      </w:r>
+      <w:r>
+        <w:rPr>
+          <w:bCs/>
+          <w:b/>
+        </w:rPr>
+        <w:t xml:space="preserve">Unsubscribe</w:t>
+      </w:r>
+      <w:r>
+        <w:t xml:space="preserve"> </w:t>
+      </w:r>
+      <w:r>
+        <w:t xml:space="preserve">button next to the sender. Postvak unsubscribes you with</w:t>
+      </w:r>
+      <w:r>
+        <w:t xml:space="preserve"> </w:t>
+      </w:r>
+      <w:r>
+        <w:t xml:space="preserve">one click (with most senders without opening a website). If that is not possible, Postvak opens the sender’s</w:t>
+      </w:r>
+      <w:r>
+        <w:t xml:space="preserve"> </w:t>
+      </w:r>
+      <w:r>
+        <w:t xml:space="preserve">unsubscribe page in a new tab.</w:t>
+      </w:r>
+    </w:p>
+    <w:bookmarkEnd w:id="68"/>
+    <w:bookmarkStart w:id="72" w:name="h-reminder-no-reply-yet"/>
+    <w:p>
+      <w:pPr>
+        <w:pStyle w:val="Heading2"/>
+      </w:pPr>
+      <w:r>
+        <w:t xml:space="preserve">Reminder: no reply yet</w:t>
+      </w:r>
+    </w:p>
+    <w:p>
+      <w:pPr>
+        <w:pStyle w:val="CaptionedFigure"/>
+      </w:pPr>
+      <w:r>
+        <w:drawing>
+          <wp:inline>
+            <wp:extent cx="4139999" cy="2587499"/>
+            <wp:effectExtent b="0" l="0" r="0" t="0"/>
+            <wp:docPr descr="A message that comes back because nobody replied" title="" id="70" name="Picture"/>
+            <a:graphic>
+              <a:graphicData uri="http://schemas.openxmlformats.org/drawingml/2006/picture">
+                <pic:pic>
+                  <pic:nvPicPr>
+                    <pic:cNvPr descr="/home/claude/postvak/docs/user-guide/follow-up.png" id="71" name="Picture"/>
+                    <pic:cNvPicPr>
+                      <a:picLocks noChangeArrowheads="1" noChangeAspect="1"/>
+                    </pic:cNvPicPr>
+                  </pic:nvPicPr>
+                  <pic:blipFill>
+                    <a:blip r:embed="rId69"/>
+                    <a:stretch>
+                      <a:fillRect/>
+                    </a:stretch>
+                  </pic:blipFill>
+                  <pic:spPr bwMode="auto">
+                    <a:xfrm>
+                      <a:off x="0" y="0"/>
+                      <a:ext cx="4139999" cy="2587499"/>
+                    </a:xfrm>
+                    <a:prstGeom prst="rect">
+                      <a:avLst/>
+                    </a:prstGeom>
+                    <a:noFill/>
+                    <a:ln w="9525">
+                      <a:noFill/>
+                      <a:headEnd/>
+                      <a:tailEnd/>
+                    </a:ln>
+                  </pic:spPr>
+                </pic:pic>
+              </a:graphicData>
+            </a:graphic>
+          </wp:inline>
+        </w:drawing>
+      </w:r>
+    </w:p>
+    <w:p>
+      <w:pPr>
+        <w:pStyle w:val="ImageCaption"/>
+      </w:pPr>
+      <w:r>
         <w:t xml:space="preserve">A message that comes back because nobody replied</w:t>
       </w:r>
     </w:p>
@@ -3050,9 +3200,9 @@
         <w:t xml:space="preserve">friendly reminder straight away.</w:t>
       </w:r>
     </w:p>
-    <w:bookmarkEnd w:id="68"/>
-    <w:bookmarkEnd w:id="69"/>
-    <w:bookmarkStart w:id="73" w:name="h-5-tidying-up"/>
+    <w:bookmarkEnd w:id="72"/>
+    <w:bookmarkEnd w:id="73"/>
+    <w:bookmarkStart w:id="77" w:name="h-5-tidying-up"/>
     <w:p>
       <w:pPr>
         <w:pStyle w:val="Heading1"/>
@@ -3853,18 +4003,18 @@
           <wp:inline>
             <wp:extent cx="4139999" cy="5027142"/>
             <wp:effectExtent b="0" l="0" r="0" t="0"/>
-            <wp:docPr descr="The right-click menu" title="" id="71" name="Picture"/>
+            <wp:docPr descr="The right-click menu" title="" id="75" name="Picture"/>
             <a:graphic>
               <a:graphicData uri="http://schemas.openxmlformats.org/drawingml/2006/picture">
                 <pic:pic>
                   <pic:nvPicPr>
-                    <pic:cNvPr descr="/home/claude/postvak/docs/user-guide/right-click.png" id="72" name="Picture"/>
+                    <pic:cNvPr descr="/home/claude/postvak/docs/user-guide/right-click.png" id="76" name="Picture"/>
                     <pic:cNvPicPr>
                       <a:picLocks noChangeArrowheads="1" noChangeAspect="1"/>
                     </pic:cNvPicPr>
                   </pic:nvPicPr>
                   <pic:blipFill>
-                    <a:blip r:embed="rId70"/>
+                    <a:blip r:embed="rId74"/>
                     <a:stretch>
                       <a:fillRect/>
                     </a:stretch>
@@ -3899,8 +4049,8 @@
         <w:t xml:space="preserve">The right-click menu</w:t>
       </w:r>
     </w:p>
-    <w:bookmarkEnd w:id="73"/>
-    <w:bookmarkStart w:id="81" w:name="h-6-searching-and-filtering"/>
+    <w:bookmarkEnd w:id="77"/>
+    <w:bookmarkStart w:id="85" w:name="h-6-searching-and-filtering"/>
     <w:p>
       <w:pPr>
         <w:pStyle w:val="Heading1"/>
@@ -3918,18 +4068,18 @@
           <wp:inline>
             <wp:extent cx="4139999" cy="2720571"/>
             <wp:effectExtent b="0" l="0" r="0" t="0"/>
-            <wp:docPr descr="Searching with filters" title="" id="75" name="Picture"/>
+            <wp:docPr descr="Searching with filters" title="" id="79" name="Picture"/>
             <a:graphic>
               <a:graphicData uri="http://schemas.openxmlformats.org/drawingml/2006/picture">
                 <pic:pic>
                   <pic:nvPicPr>
-                    <pic:cNvPr descr="/home/claude/postvak/docs/user-guide/search.png" id="76" name="Picture"/>
+                    <pic:cNvPr descr="/home/claude/postvak/docs/user-guide/search.png" id="80" name="Picture"/>
                     <pic:cNvPicPr>
                       <a:picLocks noChangeArrowheads="1" noChangeAspect="1"/>
                     </pic:cNvPicPr>
                   </pic:nvPicPr>
                   <pic:blipFill>
-                    <a:blip r:embed="rId74"/>
+                    <a:blip r:embed="rId78"/>
                     <a:stretch>
                       <a:fillRect/>
                     </a:stretch>
@@ -4128,7 +4278,7 @@
         <w:t xml:space="preserve">switches all filters off; the back arrow closes the search.</w:t>
       </w:r>
     </w:p>
-    <w:bookmarkStart w:id="80" w:name="h-all-attachments-at-a-glance"/>
+    <w:bookmarkStart w:id="84" w:name="h-all-attachments-at-a-glance"/>
     <w:p>
       <w:pPr>
         <w:pStyle w:val="Heading2"/>
@@ -4146,18 +4296,18 @@
           <wp:inline>
             <wp:extent cx="5939999" cy="3712499"/>
             <wp:effectExtent b="0" l="0" r="0" t="0"/>
-            <wp:docPr descr="The overview of all attachments" title="" id="78" name="Picture"/>
+            <wp:docPr descr="The overview of all attachments" title="" id="82" name="Picture"/>
             <a:graphic>
               <a:graphicData uri="http://schemas.openxmlformats.org/drawingml/2006/picture">
                 <pic:pic>
                   <pic:nvPicPr>
-                    <pic:cNvPr descr="/home/claude/postvak/docs/user-guide/attachments.png" id="79" name="Picture"/>
+                    <pic:cNvPr descr="/home/claude/postvak/docs/user-guide/attachments.png" id="83" name="Picture"/>
                     <pic:cNvPicPr>
                       <a:picLocks noChangeArrowheads="1" noChangeAspect="1"/>
                     </pic:cNvPicPr>
                   </pic:nvPicPr>
                   <pic:blipFill>
-                    <a:blip r:embed="rId77"/>
+                    <a:blip r:embed="rId81"/>
                     <a:stretch>
                       <a:fillRect/>
                     </a:stretch>
@@ -4368,9 +4518,9 @@
         <w:t xml:space="preserve">extra data.</w:t>
       </w:r>
     </w:p>
-    <w:bookmarkEnd w:id="80"/>
-    <w:bookmarkEnd w:id="81"/>
-    <w:bookmarkStart w:id="85" w:name="h-7-labels"/>
+    <w:bookmarkEnd w:id="84"/>
+    <w:bookmarkEnd w:id="85"/>
+    <w:bookmarkStart w:id="89" w:name="h-7-labels"/>
     <w:p>
       <w:pPr>
         <w:pStyle w:val="Heading1"/>
@@ -4388,18 +4538,18 @@
           <wp:inline>
             <wp:extent cx="3563999" cy="2338874"/>
             <wp:effectExtent b="0" l="0" r="0" t="0"/>
-            <wp:docPr descr="Giving a message a label" title="" id="83" name="Picture"/>
+            <wp:docPr descr="Giving a message a label" title="" id="87" name="Picture"/>
             <a:graphic>
               <a:graphicData uri="http://schemas.openxmlformats.org/drawingml/2006/picture">
                 <pic:pic>
                   <pic:nvPicPr>
-                    <pic:cNvPr descr="/home/claude/postvak/docs/user-guide/labels.png" id="84" name="Picture"/>
+                    <pic:cNvPr descr="/home/claude/postvak/docs/user-guide/labels.png" id="88" name="Picture"/>
                     <pic:cNvPicPr>
                       <a:picLocks noChangeArrowheads="1" noChangeAspect="1"/>
                     </pic:cNvPicPr>
                   </pic:nvPicPr>
                   <pic:blipFill>
-                    <a:blip r:embed="rId82"/>
+                    <a:blip r:embed="rId86"/>
                     <a:stretch>
                       <a:fillRect/>
                     </a:stretch>
@@ -4564,8 +4714,8 @@
         <w:t xml:space="preserve">, so you see them in both programs.</w:t>
       </w:r>
     </w:p>
-    <w:bookmarkEnd w:id="85"/>
-    <w:bookmarkStart w:id="94" w:name="h-8-writing-mail"/>
+    <w:bookmarkEnd w:id="89"/>
+    <w:bookmarkStart w:id="98" w:name="h-8-writing-mail"/>
     <w:p>
       <w:pPr>
         <w:pStyle w:val="Heading1"/>
@@ -4583,18 +4733,18 @@
           <wp:inline>
             <wp:extent cx="3851999" cy="4402285"/>
             <wp:effectExtent b="0" l="0" r="0" t="0"/>
-            <wp:docPr descr="The compose window" title="" id="87" name="Picture"/>
+            <wp:docPr descr="The compose window" title="" id="91" name="Picture"/>
             <a:graphic>
               <a:graphicData uri="http://schemas.openxmlformats.org/drawingml/2006/picture">
                 <pic:pic>
                   <pic:nvPicPr>
-                    <pic:cNvPr descr="/home/claude/postvak/docs/user-guide/compose.png" id="88" name="Picture"/>
+                    <pic:cNvPr descr="/home/claude/postvak/docs/user-guide/compose.png" id="92" name="Picture"/>
                     <pic:cNvPicPr>
                       <a:picLocks noChangeArrowheads="1" noChangeAspect="1"/>
                     </pic:cNvPicPr>
                   </pic:nvPicPr>
                   <pic:blipFill>
-                    <a:blip r:embed="rId86"/>
+                    <a:blip r:embed="rId90"/>
                     <a:stretch>
                       <a:fillRect/>
                     </a:stretch>
@@ -5093,7 +5243,7 @@
         <w:t xml:space="preserve">sends the message.</w:t>
       </w:r>
     </w:p>
-    <w:bookmarkStart w:id="92" w:name="h-quick-reply"/>
+    <w:bookmarkStart w:id="96" w:name="h-quick-reply"/>
     <w:p>
       <w:pPr>
         <w:pStyle w:val="Heading2"/>
@@ -5111,18 +5261,18 @@
           <wp:inline>
             <wp:extent cx="4139999" cy="5174999"/>
             <wp:effectExtent b="0" l="0" r="0" t="0"/>
-            <wp:docPr descr="Quick reply below a message" title="" id="90" name="Picture"/>
+            <wp:docPr descr="Quick reply below a message" title="" id="94" name="Picture"/>
             <a:graphic>
               <a:graphicData uri="http://schemas.openxmlformats.org/drawingml/2006/picture">
                 <pic:pic>
                   <pic:nvPicPr>
-                    <pic:cNvPr descr="/home/claude/postvak/docs/user-guide/quick-reply.png" id="91" name="Picture"/>
+                    <pic:cNvPr descr="/home/claude/postvak/docs/user-guide/quick-reply.png" id="95" name="Picture"/>
                     <pic:cNvPicPr>
                       <a:picLocks noChangeArrowheads="1" noChangeAspect="1"/>
                     </pic:cNvPicPr>
                   </pic:nvPicPr>
                   <pic:blipFill>
-                    <a:blip r:embed="rId89"/>
+                    <a:blip r:embed="rId93"/>
                     <a:stretch>
                       <a:fillRect/>
                     </a:stretch>
@@ -5253,8 +5403,8 @@
         <w:t xml:space="preserve">opens the normal compose window with your text in it.</w:t>
       </w:r>
     </w:p>
-    <w:bookmarkEnd w:id="92"/>
-    <w:bookmarkStart w:id="93" w:name="h-signatures"/>
+    <w:bookmarkEnd w:id="96"/>
+    <w:bookmarkStart w:id="97" w:name="h-signatures"/>
     <w:p>
       <w:pPr>
         <w:pStyle w:val="Heading2"/>
@@ -5428,9 +5578,9 @@
         <w:t xml:space="preserve">In the compose window, the signature icon at the top switches to another signature; the old one is replaced.</w:t>
       </w:r>
     </w:p>
-    <w:bookmarkEnd w:id="93"/>
-    <w:bookmarkEnd w:id="94"/>
-    <w:bookmarkStart w:id="98" w:name="h-9-sending-large-files"/>
+    <w:bookmarkEnd w:id="97"/>
+    <w:bookmarkEnd w:id="98"/>
+    <w:bookmarkStart w:id="102" w:name="h-9-sending-large-files"/>
     <w:p>
       <w:pPr>
         <w:pStyle w:val="Heading1"/>
@@ -5448,18 +5598,18 @@
           <wp:inline>
             <wp:extent cx="3851999" cy="4402285"/>
             <wp:effectExtent b="0" l="0" r="0" t="0"/>
-            <wp:docPr descr="A large file as a download link" title="" id="96" name="Picture"/>
+            <wp:docPr descr="A large file as a download link" title="" id="100" name="Picture"/>
             <a:graphic>
               <a:graphicData uri="http://schemas.openxmlformats.org/drawingml/2006/picture">
                 <pic:pic>
                   <pic:nvPicPr>
-                    <pic:cNvPr descr="/home/claude/postvak/docs/user-guide/large-file.png" id="97" name="Picture"/>
+                    <pic:cNvPr descr="/home/claude/postvak/docs/user-guide/large-file.png" id="101" name="Picture"/>
                     <pic:cNvPicPr>
                       <a:picLocks noChangeArrowheads="1" noChangeAspect="1"/>
                     </pic:cNvPicPr>
                   </pic:nvPicPr>
                   <pic:blipFill>
-                    <a:blip r:embed="rId95"/>
+                    <a:blip r:embed="rId99"/>
                     <a:stretch>
                       <a:fillRect/>
                     </a:stretch>
@@ -5616,8 +5766,8 @@
         <w:t xml:space="preserve">were downloaded, and you can copy the link or remove the file earlier. A file can be at most 2 GB.</w:t>
       </w:r>
     </w:p>
-    <w:bookmarkEnd w:id="98"/>
-    <w:bookmarkStart w:id="99" w:name="h-10-several-mail-addresses"/>
+    <w:bookmarkEnd w:id="102"/>
+    <w:bookmarkStart w:id="103" w:name="h-10-several-mail-addresses"/>
     <w:p>
       <w:pPr>
         <w:pStyle w:val="Heading1"/>
@@ -5724,8 +5874,8 @@
         <w:t xml:space="preserve">For each account you choose a name, colour, signature and whether you want notifications for it.</w:t>
       </w:r>
     </w:p>
-    <w:bookmarkEnd w:id="99"/>
-    <w:bookmarkStart w:id="103" w:name="h-11-rules-and-out-of-office-reply"/>
+    <w:bookmarkEnd w:id="103"/>
+    <w:bookmarkStart w:id="107" w:name="h-11-rules-and-out-of-office-reply"/>
     <w:p>
       <w:pPr>
         <w:pStyle w:val="Heading1"/>
@@ -5743,18 +5893,18 @@
           <wp:inline>
             <wp:extent cx="4751999" cy="2969999"/>
             <wp:effectExtent b="0" l="0" r="0" t="0"/>
-            <wp:docPr descr="Rules and out-of-office reply" title="" id="101" name="Picture"/>
+            <wp:docPr descr="Rules and out-of-office reply" title="" id="105" name="Picture"/>
             <a:graphic>
               <a:graphicData uri="http://schemas.openxmlformats.org/drawingml/2006/picture">
                 <pic:pic>
                   <pic:nvPicPr>
-                    <pic:cNvPr descr="/home/claude/postvak/docs/user-guide/settings-rules.png" id="102" name="Picture"/>
+                    <pic:cNvPr descr="/home/claude/postvak/docs/user-guide/settings-rules.png" id="106" name="Picture"/>
                     <pic:cNvPicPr>
                       <a:picLocks noChangeArrowheads="1" noChangeAspect="1"/>
                     </pic:cNvPicPr>
                   </pic:nvPicPr>
                   <pic:blipFill>
-                    <a:blip r:embed="rId100"/>
+                    <a:blip r:embed="rId104"/>
                     <a:stretch>
                       <a:fillRect/>
                     </a:stretch>
@@ -5903,8 +6053,8 @@
         <w:t xml:space="preserve">same time, or people get two.</w:t>
       </w:r>
     </w:p>
-    <w:bookmarkEnd w:id="103"/>
-    <w:bookmarkStart w:id="110" w:name="h-12-calendar"/>
+    <w:bookmarkEnd w:id="107"/>
+    <w:bookmarkStart w:id="114" w:name="h-12-calendar"/>
     <w:p>
       <w:pPr>
         <w:pStyle w:val="Heading1"/>
@@ -5922,18 +6072,18 @@
           <wp:inline>
             <wp:extent cx="5939999" cy="3712499"/>
             <wp:effectExtent b="0" l="0" r="0" t="0"/>
-            <wp:docPr descr="The calendar in week view" title="" id="105" name="Picture"/>
+            <wp:docPr descr="The calendar in week view" title="" id="109" name="Picture"/>
             <a:graphic>
               <a:graphicData uri="http://schemas.openxmlformats.org/drawingml/2006/picture">
                 <pic:pic>
                   <pic:nvPicPr>
-                    <pic:cNvPr descr="/home/claude/postvak/docs/user-guide/calendar.png" id="106" name="Picture"/>
+                    <pic:cNvPr descr="/home/claude/postvak/docs/user-guide/calendar.png" id="110" name="Picture"/>
                     <pic:cNvPicPr>
                       <a:picLocks noChangeArrowheads="1" noChangeAspect="1"/>
                     </pic:cNvPicPr>
                   </pic:nvPicPr>
                   <pic:blipFill>
-                    <a:blip r:embed="rId104"/>
+                    <a:blip r:embed="rId108"/>
                     <a:stretch>
                       <a:fillRect/>
                     </a:stretch>
@@ -6131,219 +6281,12 @@
           <wp:inline>
             <wp:extent cx="5939999" cy="3712499"/>
             <wp:effectExtent b="0" l="0" r="0" t="0"/>
-            <wp:docPr descr="Month view with a birthday" title="" id="108" name="Picture"/>
+            <wp:docPr descr="Month view with a birthday" title="" id="112" name="Picture"/>
             <a:graphic>
               <a:graphicData uri="http://schemas.openxmlformats.org/drawingml/2006/picture">
                 <pic:pic>
                   <pic:nvPicPr>
-                    <pic:cNvPr descr="/home/claude/postvak/docs/user-guide/birthdays.png" id="109" name="Picture"/>
-                    <pic:cNvPicPr>
-                      <a:picLocks noChangeArrowheads="1" noChangeAspect="1"/>
-                    </pic:cNvPicPr>
-                  </pic:nvPicPr>
-                  <pic:blipFill>
-                    <a:blip r:embed="rId107"/>
-                    <a:stretch>
-                      <a:fillRect/>
-                    </a:stretch>
-                  </pic:blipFill>
-                  <pic:spPr bwMode="auto">
-                    <a:xfrm>
-                      <a:off x="0" y="0"/>
-                      <a:ext cx="5939999" cy="3712499"/>
-                    </a:xfrm>
-                    <a:prstGeom prst="rect">
-                      <a:avLst/>
-                    </a:prstGeom>
-                    <a:noFill/>
-                    <a:ln w="9525">
-                      <a:noFill/>
-                      <a:headEnd/>
-                      <a:tailEnd/>
-                    </a:ln>
-                  </pic:spPr>
-                </pic:pic>
-              </a:graphicData>
-            </a:graphic>
-          </wp:inline>
-        </w:drawing>
-      </w:r>
-      <w:r>
-        <w:t xml:space="preserve"> </w:t>
-      </w:r>
-      <w:r>
-        <w:t xml:space="preserve">-</w:t>
-      </w:r>
-      <w:r>
-        <w:t xml:space="preserve"> </w:t>
-      </w:r>
-      <w:r>
-        <w:rPr>
-          <w:bCs/>
-          <w:b/>
-        </w:rPr>
-        <w:t xml:space="preserve">Invitations</w:t>
-      </w:r>
-      <w:r>
-        <w:t xml:space="preserve"> </w:t>
-      </w:r>
-      <w:r>
-        <w:t xml:space="preserve">you get by mail are answered from the message (see</w:t>
-      </w:r>
-      <w:r>
-        <w:t xml:space="preserve"> </w:t>
-      </w:r>
-      <w:hyperlink w:anchor="h-4-reading-mail">
-        <w:r>
-          <w:rPr>
-            <w:rStyle w:val="Hyperlink"/>
-          </w:rPr>
-          <w:t xml:space="preserve">Reading mail</w:t>
-        </w:r>
-      </w:hyperlink>
-      <w:r>
-        <w:t xml:space="preserve">).</w:t>
-      </w:r>
-      <w:r>
-        <w:t xml:space="preserve"> </w:t>
-      </w:r>
-      <w:r>
-        <w:t xml:space="preserve">-</w:t>
-      </w:r>
-      <w:r>
-        <w:t xml:space="preserve"> </w:t>
-      </w:r>
-      <w:r>
-        <w:rPr>
-          <w:bCs/>
-          <w:b/>
-        </w:rPr>
-        <w:t xml:space="preserve">A calendar from elsewhere</w:t>
-      </w:r>
-      <w:r>
-        <w:t xml:space="preserve"> </w:t>
-      </w:r>
-      <w:r>
-        <w:t xml:space="preserve">(Google, Outlook, your sports club or public holidays): paste its iCal address</w:t>
-      </w:r>
-      <w:r>
-        <w:t xml:space="preserve"> </w:t>
-      </w:r>
-      <w:r>
-        <w:t xml:space="preserve">under Settings → Calendar &amp; tasks →</w:t>
-      </w:r>
-      <w:r>
-        <w:t xml:space="preserve"> </w:t>
-      </w:r>
-      <w:r>
-        <w:rPr>
-          <w:bCs/>
-          <w:b/>
-        </w:rPr>
-        <w:t xml:space="preserve">Add a calendar from elsewhere</w:t>
-      </w:r>
-      <w:r>
-        <w:t xml:space="preserve">. Postvak fetches it every half hour; it is</w:t>
-      </w:r>
-      <w:r>
-        <w:t xml:space="preserve"> </w:t>
-      </w:r>
-      <w:r>
-        <w:t xml:space="preserve">read-only. For a Google calendar use the</w:t>
-      </w:r>
-      <w:r>
-        <w:t xml:space="preserve"> </w:t>
-      </w:r>
-      <w:r>
-        <w:rPr>
-          <w:bCs/>
-          <w:b/>
-        </w:rPr>
-        <w:t xml:space="preserve">Secret address in iCal format</w:t>
-      </w:r>
-      <w:r>
-        <w:t xml:space="preserve">; the steps are on that page.</w:t>
-      </w:r>
-      <w:r>
-        <w:t xml:space="preserve"> </w:t>
-      </w:r>
-      <w:r>
-        <w:t xml:space="preserve">-</w:t>
-      </w:r>
-      <w:r>
-        <w:t xml:space="preserve"> </w:t>
-      </w:r>
-      <w:r>
-        <w:rPr>
-          <w:bCs/>
-          <w:b/>
-        </w:rPr>
-        <w:t xml:space="preserve">See your Postvak calendar in Google or Outlook</w:t>
-      </w:r>
-      <w:r>
-        <w:t xml:space="preserve">: make a</w:t>
-      </w:r>
-      <w:r>
-        <w:t xml:space="preserve"> </w:t>
-      </w:r>
-      <w:r>
-        <w:rPr>
-          <w:bCs/>
-          <w:b/>
-        </w:rPr>
-        <w:t xml:space="preserve">Share link</w:t>
-      </w:r>
-      <w:r>
-        <w:t xml:space="preserve"> </w:t>
-      </w:r>
-      <w:r>
-        <w:t xml:space="preserve">for the calendar and add it in Google</w:t>
-      </w:r>
-      <w:r>
-        <w:t xml:space="preserve"> </w:t>
-      </w:r>
-      <w:r>
-        <w:t xml:space="preserve">under</w:t>
-      </w:r>
-      <w:r>
-        <w:t xml:space="preserve"> </w:t>
-      </w:r>
-      <w:r>
-        <w:rPr>
-          <w:bCs/>
-          <w:b/>
-        </w:rPr>
-        <w:t xml:space="preserve">Other calendars → + → From URL</w:t>
-      </w:r>
-      <w:r>
-        <w:t xml:space="preserve">.</w:t>
-      </w:r>
-    </w:p>
-    <w:bookmarkEnd w:id="110"/>
-    <w:bookmarkStart w:id="114" w:name="h-13-tasks"/>
-    <w:p>
-      <w:pPr>
-        <w:pStyle w:val="Heading1"/>
-      </w:pPr>
-      <w:r>
-        <w:t xml:space="preserve">13. Tasks</w:t>
-      </w:r>
-    </w:p>
-    <w:p>
-      <w:pPr>
-        <w:pStyle w:val="CaptionedFigure"/>
-      </w:pPr>
-      <w:r>
-        <w:drawing>
-          <wp:inline>
-            <wp:extent cx="5939999" cy="3712499"/>
-            <wp:effectExtent b="0" l="0" r="0" t="0"/>
-            <wp:docPr descr="Task lists" title="" id="112" name="Picture"/>
-            <a:graphic>
-              <a:graphicData uri="http://schemas.openxmlformats.org/drawingml/2006/picture">
-                <pic:pic>
-                  <pic:nvPicPr>
-                    <pic:cNvPr descr="/home/claude/postvak/docs/user-guide/tasks.png" id="113" name="Picture"/>
+                    <pic:cNvPr descr="/home/claude/postvak/docs/user-guide/birthdays.png" id="113" name="Picture"/>
                     <pic:cNvPicPr>
                       <a:picLocks noChangeArrowheads="1" noChangeAspect="1"/>
                     </pic:cNvPicPr>
@@ -6375,53 +6318,165 @@
           </wp:inline>
         </w:drawing>
       </w:r>
-    </w:p>
-    <w:p>
-      <w:pPr>
-        <w:pStyle w:val="ImageCaption"/>
-      </w:pPr>
-      <w:r>
-        <w:t xml:space="preserve">Task lists</w:t>
-      </w:r>
-    </w:p>
-    <w:p>
-      <w:pPr>
-        <w:pStyle w:val="BodyText"/>
-      </w:pPr>
-      <w:r>
-        <w:t xml:space="preserve">Choose</w:t>
-      </w:r>
-      <w:r>
-        <w:t xml:space="preserve"> </w:t>
-      </w:r>
-      <w:r>
-        <w:rPr>
-          <w:bCs/>
-          <w:b/>
-        </w:rPr>
-        <w:t xml:space="preserve">Tasks</w:t>
-      </w:r>
-      <w:r>
-        <w:t xml:space="preserve"> </w:t>
-      </w:r>
-      <w:r>
-        <w:t xml:space="preserve">on the left. You can have several task lists, with a due date, priority and reminder per task.</w:t>
-      </w:r>
-      <w:r>
-        <w:t xml:space="preserve"> </w:t>
-      </w:r>
-      <w:r>
-        <w:t xml:space="preserve">Turn a mail into a task with one click: the check-mark icon at the top of an open message.</w:t>
+      <w:r>
+        <w:t xml:space="preserve"> </w:t>
+      </w:r>
+      <w:r>
+        <w:t xml:space="preserve">-</w:t>
+      </w:r>
+      <w:r>
+        <w:t xml:space="preserve"> </w:t>
+      </w:r>
+      <w:r>
+        <w:rPr>
+          <w:bCs/>
+          <w:b/>
+        </w:rPr>
+        <w:t xml:space="preserve">Invitations</w:t>
+      </w:r>
+      <w:r>
+        <w:t xml:space="preserve"> </w:t>
+      </w:r>
+      <w:r>
+        <w:t xml:space="preserve">you get by mail are answered from the message (see</w:t>
+      </w:r>
+      <w:r>
+        <w:t xml:space="preserve"> </w:t>
+      </w:r>
+      <w:hyperlink w:anchor="h-4-reading-mail">
+        <w:r>
+          <w:rPr>
+            <w:rStyle w:val="Hyperlink"/>
+          </w:rPr>
+          <w:t xml:space="preserve">Reading mail</w:t>
+        </w:r>
+      </w:hyperlink>
+      <w:r>
+        <w:t xml:space="preserve">).</w:t>
+      </w:r>
+      <w:r>
+        <w:t xml:space="preserve"> </w:t>
+      </w:r>
+      <w:r>
+        <w:t xml:space="preserve">-</w:t>
+      </w:r>
+      <w:r>
+        <w:t xml:space="preserve"> </w:t>
+      </w:r>
+      <w:r>
+        <w:rPr>
+          <w:bCs/>
+          <w:b/>
+        </w:rPr>
+        <w:t xml:space="preserve">A calendar from elsewhere</w:t>
+      </w:r>
+      <w:r>
+        <w:t xml:space="preserve"> </w:t>
+      </w:r>
+      <w:r>
+        <w:t xml:space="preserve">(Google, Outlook, your sports club or public holidays): paste its iCal address</w:t>
+      </w:r>
+      <w:r>
+        <w:t xml:space="preserve"> </w:t>
+      </w:r>
+      <w:r>
+        <w:t xml:space="preserve">under Settings → Calendar &amp; tasks →</w:t>
+      </w:r>
+      <w:r>
+        <w:t xml:space="preserve"> </w:t>
+      </w:r>
+      <w:r>
+        <w:rPr>
+          <w:bCs/>
+          <w:b/>
+        </w:rPr>
+        <w:t xml:space="preserve">Add a calendar from elsewhere</w:t>
+      </w:r>
+      <w:r>
+        <w:t xml:space="preserve">. Postvak fetches it every half hour; it is</w:t>
+      </w:r>
+      <w:r>
+        <w:t xml:space="preserve"> </w:t>
+      </w:r>
+      <w:r>
+        <w:t xml:space="preserve">read-only. For a Google calendar use the</w:t>
+      </w:r>
+      <w:r>
+        <w:t xml:space="preserve"> </w:t>
+      </w:r>
+      <w:r>
+        <w:rPr>
+          <w:bCs/>
+          <w:b/>
+        </w:rPr>
+        <w:t xml:space="preserve">Secret address in iCal format</w:t>
+      </w:r>
+      <w:r>
+        <w:t xml:space="preserve">; the steps are on that page.</w:t>
+      </w:r>
+      <w:r>
+        <w:t xml:space="preserve"> </w:t>
+      </w:r>
+      <w:r>
+        <w:t xml:space="preserve">-</w:t>
+      </w:r>
+      <w:r>
+        <w:t xml:space="preserve"> </w:t>
+      </w:r>
+      <w:r>
+        <w:rPr>
+          <w:bCs/>
+          <w:b/>
+        </w:rPr>
+        <w:t xml:space="preserve">See your Postvak calendar in Google or Outlook</w:t>
+      </w:r>
+      <w:r>
+        <w:t xml:space="preserve">: make a</w:t>
+      </w:r>
+      <w:r>
+        <w:t xml:space="preserve"> </w:t>
+      </w:r>
+      <w:r>
+        <w:rPr>
+          <w:bCs/>
+          <w:b/>
+        </w:rPr>
+        <w:t xml:space="preserve">Share link</w:t>
+      </w:r>
+      <w:r>
+        <w:t xml:space="preserve"> </w:t>
+      </w:r>
+      <w:r>
+        <w:t xml:space="preserve">for the calendar and add it in Google</w:t>
+      </w:r>
+      <w:r>
+        <w:t xml:space="preserve"> </w:t>
+      </w:r>
+      <w:r>
+        <w:t xml:space="preserve">under</w:t>
+      </w:r>
+      <w:r>
+        <w:t xml:space="preserve"> </w:t>
+      </w:r>
+      <w:r>
+        <w:rPr>
+          <w:bCs/>
+          <w:b/>
+        </w:rPr>
+        <w:t xml:space="preserve">Other calendars → + → From URL</w:t>
+      </w:r>
+      <w:r>
+        <w:t xml:space="preserve">.</w:t>
       </w:r>
     </w:p>
     <w:bookmarkEnd w:id="114"/>
-    <w:bookmarkStart w:id="121" w:name="h-14-contacts"/>
+    <w:bookmarkStart w:id="118" w:name="h-13-tasks"/>
     <w:p>
       <w:pPr>
         <w:pStyle w:val="Heading1"/>
       </w:pPr>
       <w:r>
-        <w:t xml:space="preserve">14. Contacts</w:t>
+        <w:t xml:space="preserve">13. Tasks</w:t>
       </w:r>
     </w:p>
     <w:p>
@@ -6433,12 +6488,12 @@
           <wp:inline>
             <wp:extent cx="5939999" cy="3712499"/>
             <wp:effectExtent b="0" l="0" r="0" t="0"/>
-            <wp:docPr descr="Contacts" title="" id="116" name="Picture"/>
+            <wp:docPr descr="Task lists" title="" id="116" name="Picture"/>
             <a:graphic>
               <a:graphicData uri="http://schemas.openxmlformats.org/drawingml/2006/picture">
                 <pic:pic>
                   <pic:nvPicPr>
-                    <pic:cNvPr descr="/home/claude/postvak/docs/user-guide/contacts.png" id="117" name="Picture"/>
+                    <pic:cNvPr descr="/home/claude/postvak/docs/user-guide/tasks.png" id="117" name="Picture"/>
                     <pic:cNvPicPr>
                       <a:picLocks noChangeArrowheads="1" noChangeAspect="1"/>
                     </pic:cNvPicPr>
@@ -6476,7 +6531,7 @@
         <w:pStyle w:val="ImageCaption"/>
       </w:pPr>
       <w:r>
-        <w:t xml:space="preserve">Contacts</w:t>
+        <w:t xml:space="preserve">Task lists</w:t>
       </w:r>
     </w:p>
     <w:p>
@@ -6494,244 +6549,29 @@
           <w:bCs/>
           <w:b/>
         </w:rPr>
-        <w:t xml:space="preserve">Contacts</w:t>
-      </w:r>
-      <w:r>
-        <w:t xml:space="preserve"> </w:t>
-      </w:r>
-      <w:r>
-        <w:t xml:space="preserve">on the left. As in Google Contacts, every contact has its own card with:</w:t>
-      </w:r>
-    </w:p>
-    <w:p>
-      <w:pPr>
-        <w:numPr>
-          <w:ilvl w:val="0"/>
-          <w:numId w:val="1017"/>
-        </w:numPr>
-        <w:pStyle w:val="Compact"/>
-      </w:pPr>
-      <w:r>
-        <w:t xml:space="preserve">a</w:t>
-      </w:r>
-      <w:r>
-        <w:t xml:space="preserve"> </w:t>
-      </w:r>
-      <w:r>
-        <w:rPr>
-          <w:bCs/>
-          <w:b/>
-        </w:rPr>
-        <w:t xml:space="preserve">photo</w:t>
-      </w:r>
-      <w:r>
-        <w:t xml:space="preserve">,</w:t>
-      </w:r>
-      <w:r>
-        <w:t xml:space="preserve"> </w:t>
-      </w:r>
-      <w:r>
-        <w:rPr>
-          <w:bCs/>
-          <w:b/>
-        </w:rPr>
-        <w:t xml:space="preserve">first and last name</w:t>
-      </w:r>
-      <w:r>
-        <w:t xml:space="preserve">, nickname,</w:t>
-      </w:r>
-      <w:r>
-        <w:t xml:space="preserve"> </w:t>
-      </w:r>
-      <w:r>
-        <w:rPr>
-          <w:bCs/>
-          <w:b/>
-        </w:rPr>
-        <w:t xml:space="preserve">company, job title and department</w:t>
-      </w:r>
-      <w:r>
-        <w:t xml:space="preserve">;</w:t>
-      </w:r>
-    </w:p>
-    <w:p>
-      <w:pPr>
-        <w:numPr>
-          <w:ilvl w:val="0"/>
-          <w:numId w:val="1017"/>
-        </w:numPr>
-        <w:pStyle w:val="Compact"/>
-      </w:pPr>
-      <w:r>
-        <w:t xml:space="preserve">several</w:t>
-      </w:r>
-      <w:r>
-        <w:t xml:space="preserve"> </w:t>
-      </w:r>
-      <w:r>
-        <w:rPr>
-          <w:bCs/>
-          <w:b/>
-        </w:rPr>
-        <w:t xml:space="preserve">email addresses</w:t>
-      </w:r>
-      <w:r>
-        <w:t xml:space="preserve"> </w:t>
-      </w:r>
-      <w:r>
-        <w:t xml:space="preserve">and</w:t>
-      </w:r>
-      <w:r>
-        <w:t xml:space="preserve"> </w:t>
-      </w:r>
-      <w:r>
-        <w:rPr>
-          <w:bCs/>
-          <w:b/>
-        </w:rPr>
-        <w:t xml:space="preserve">phone numbers</w:t>
-      </w:r>
-      <w:r>
-        <w:t xml:space="preserve">, each with a type (home, work, mobile, …);</w:t>
-      </w:r>
-    </w:p>
-    <w:p>
-      <w:pPr>
-        <w:numPr>
-          <w:ilvl w:val="0"/>
-          <w:numId w:val="1017"/>
-        </w:numPr>
-        <w:pStyle w:val="Compact"/>
-      </w:pPr>
-      <w:r>
-        <w:rPr>
-          <w:bCs/>
-          <w:b/>
-        </w:rPr>
-        <w:t xml:space="preserve">addresses</w:t>
-      </w:r>
-      <w:r>
-        <w:t xml:space="preserve"> </w:t>
-      </w:r>
-      <w:r>
-        <w:t xml:space="preserve">(with a link to the map), a</w:t>
-      </w:r>
-      <w:r>
-        <w:t xml:space="preserve"> </w:t>
-      </w:r>
-      <w:r>
-        <w:rPr>
-          <w:bCs/>
-          <w:b/>
-        </w:rPr>
-        <w:t xml:space="preserve">birthday</w:t>
-      </w:r>
-      <w:r>
-        <w:t xml:space="preserve"> </w:t>
-      </w:r>
-      <w:r>
-        <w:t xml:space="preserve">(also without a year),</w:t>
-      </w:r>
-      <w:r>
-        <w:t xml:space="preserve"> </w:t>
-      </w:r>
-      <w:r>
-        <w:rPr>
-          <w:bCs/>
-          <w:b/>
-        </w:rPr>
-        <w:t xml:space="preserve">websites</w:t>
-      </w:r>
-      <w:r>
-        <w:t xml:space="preserve"> </w:t>
-      </w:r>
-      <w:r>
-        <w:t xml:space="preserve">and</w:t>
-      </w:r>
-      <w:r>
-        <w:t xml:space="preserve"> </w:t>
-      </w:r>
-      <w:r>
-        <w:rPr>
-          <w:bCs/>
-          <w:b/>
-        </w:rPr>
-        <w:t xml:space="preserve">notes</w:t>
-      </w:r>
-      <w:r>
-        <w:t xml:space="preserve">;</w:t>
-      </w:r>
-    </w:p>
-    <w:p>
-      <w:pPr>
-        <w:numPr>
-          <w:ilvl w:val="0"/>
-          <w:numId w:val="1017"/>
-        </w:numPr>
-        <w:pStyle w:val="Compact"/>
-      </w:pPr>
-      <w:r>
-        <w:rPr>
-          <w:bCs/>
-          <w:b/>
-        </w:rPr>
-        <w:t xml:space="preserve">groups</w:t>
-      </w:r>
-      <w:r>
-        <w:t xml:space="preserve">, such as Family, Work or Band. Click a group at the top of the list to see only those contacts.</w:t>
-      </w:r>
-    </w:p>
-    <w:p>
-      <w:pPr>
-        <w:pStyle w:val="FirstParagraph"/>
-      </w:pPr>
-      <w:r>
-        <w:rPr>
-          <w:bCs/>
-          <w:b/>
-        </w:rPr>
-        <w:t xml:space="preserve">Send mail</w:t>
-      </w:r>
-      <w:r>
-        <w:t xml:space="preserve"> </w:t>
-      </w:r>
-      <w:r>
-        <w:t xml:space="preserve">and</w:t>
-      </w:r>
-      <w:r>
-        <w:t xml:space="preserve"> </w:t>
-      </w:r>
-      <w:r>
-        <w:rPr>
-          <w:bCs/>
-          <w:b/>
-        </w:rPr>
-        <w:t xml:space="preserve">Call</w:t>
-      </w:r>
-      <w:r>
-        <w:t xml:space="preserve"> </w:t>
-      </w:r>
-      <w:r>
-        <w:t xml:space="preserve">get in touch straight away. Birthdays in the coming week are at the top of the list</w:t>
-      </w:r>
-      <w:r>
-        <w:t xml:space="preserve"> </w:t>
-      </w:r>
-      <w:r>
-        <w:t xml:space="preserve">under</w:t>
-      </w:r>
-      <w:r>
-        <w:t xml:space="preserve"> </w:t>
-      </w:r>
-      <w:r>
-        <w:rPr>
-          <w:bCs/>
-          <w:b/>
-        </w:rPr>
-        <w:t xml:space="preserve">Birthdays coming up</w:t>
-      </w:r>
-      <w:r>
-        <w:t xml:space="preserve">. Search looks at names, addresses, phone numbers, companies, cities and groups.</w:t>
+        <w:t xml:space="preserve">Tasks</w:t>
+      </w:r>
+      <w:r>
+        <w:t xml:space="preserve"> </w:t>
+      </w:r>
+      <w:r>
+        <w:t xml:space="preserve">on the left. You can have several task lists, with a due date, priority and reminder per task.</w:t>
+      </w:r>
+      <w:r>
+        <w:t xml:space="preserve"> </w:t>
+      </w:r>
+      <w:r>
+        <w:t xml:space="preserve">Turn a mail into a task with one click: the check-mark icon at the top of an open message.</w:t>
+      </w:r>
+    </w:p>
+    <w:bookmarkEnd w:id="118"/>
+    <w:bookmarkStart w:id="125" w:name="h-14-contacts"/>
+    <w:p>
+      <w:pPr>
+        <w:pStyle w:val="Heading1"/>
+      </w:pPr>
+      <w:r>
+        <w:t xml:space="preserve">14. Contacts</w:t>
       </w:r>
     </w:p>
     <w:p>
@@ -6741,20 +6581,330 @@
       <w:r>
         <w:drawing>
           <wp:inline>
-            <wp:extent cx="4751999" cy="4319999"/>
+            <wp:extent cx="5939999" cy="3712499"/>
             <wp:effectExtent b="0" l="0" r="0" t="0"/>
-            <wp:docPr descr="Editing a contact" title="" id="119" name="Picture"/>
+            <wp:docPr descr="Contacts" title="" id="120" name="Picture"/>
             <a:graphic>
               <a:graphicData uri="http://schemas.openxmlformats.org/drawingml/2006/picture">
                 <pic:pic>
                   <pic:nvPicPr>
-                    <pic:cNvPr descr="/home/claude/postvak/docs/user-guide/contact-edit.png" id="120" name="Picture"/>
+                    <pic:cNvPr descr="/home/claude/postvak/docs/user-guide/contacts.png" id="121" name="Picture"/>
                     <pic:cNvPicPr>
                       <a:picLocks noChangeArrowheads="1" noChangeAspect="1"/>
                     </pic:cNvPicPr>
                   </pic:nvPicPr>
                   <pic:blipFill>
-                    <a:blip r:embed="rId118"/>
+                    <a:blip r:embed="rId119"/>
+                    <a:stretch>
+                      <a:fillRect/>
+                    </a:stretch>
+                  </pic:blipFill>
+                  <pic:spPr bwMode="auto">
+                    <a:xfrm>
+                      <a:off x="0" y="0"/>
+                      <a:ext cx="5939999" cy="3712499"/>
+                    </a:xfrm>
+                    <a:prstGeom prst="rect">
+                      <a:avLst/>
+                    </a:prstGeom>
+                    <a:noFill/>
+                    <a:ln w="9525">
+                      <a:noFill/>
+                      <a:headEnd/>
+                      <a:tailEnd/>
+                    </a:ln>
+                  </pic:spPr>
+                </pic:pic>
+              </a:graphicData>
+            </a:graphic>
+          </wp:inline>
+        </w:drawing>
+      </w:r>
+    </w:p>
+    <w:p>
+      <w:pPr>
+        <w:pStyle w:val="ImageCaption"/>
+      </w:pPr>
+      <w:r>
+        <w:t xml:space="preserve">Contacts</w:t>
+      </w:r>
+    </w:p>
+    <w:p>
+      <w:pPr>
+        <w:pStyle w:val="BodyText"/>
+      </w:pPr>
+      <w:r>
+        <w:t xml:space="preserve">Choose</w:t>
+      </w:r>
+      <w:r>
+        <w:t xml:space="preserve"> </w:t>
+      </w:r>
+      <w:r>
+        <w:rPr>
+          <w:bCs/>
+          <w:b/>
+        </w:rPr>
+        <w:t xml:space="preserve">Contacts</w:t>
+      </w:r>
+      <w:r>
+        <w:t xml:space="preserve"> </w:t>
+      </w:r>
+      <w:r>
+        <w:t xml:space="preserve">on the left. As in Google Contacts, every contact has its own card with:</w:t>
+      </w:r>
+    </w:p>
+    <w:p>
+      <w:pPr>
+        <w:numPr>
+          <w:ilvl w:val="0"/>
+          <w:numId w:val="1017"/>
+        </w:numPr>
+        <w:pStyle w:val="Compact"/>
+      </w:pPr>
+      <w:r>
+        <w:t xml:space="preserve">a</w:t>
+      </w:r>
+      <w:r>
+        <w:t xml:space="preserve"> </w:t>
+      </w:r>
+      <w:r>
+        <w:rPr>
+          <w:bCs/>
+          <w:b/>
+        </w:rPr>
+        <w:t xml:space="preserve">photo</w:t>
+      </w:r>
+      <w:r>
+        <w:t xml:space="preserve">,</w:t>
+      </w:r>
+      <w:r>
+        <w:t xml:space="preserve"> </w:t>
+      </w:r>
+      <w:r>
+        <w:rPr>
+          <w:bCs/>
+          <w:b/>
+        </w:rPr>
+        <w:t xml:space="preserve">first and last name</w:t>
+      </w:r>
+      <w:r>
+        <w:t xml:space="preserve">, nickname,</w:t>
+      </w:r>
+      <w:r>
+        <w:t xml:space="preserve"> </w:t>
+      </w:r>
+      <w:r>
+        <w:rPr>
+          <w:bCs/>
+          <w:b/>
+        </w:rPr>
+        <w:t xml:space="preserve">company, job title and department</w:t>
+      </w:r>
+      <w:r>
+        <w:t xml:space="preserve">;</w:t>
+      </w:r>
+    </w:p>
+    <w:p>
+      <w:pPr>
+        <w:numPr>
+          <w:ilvl w:val="0"/>
+          <w:numId w:val="1017"/>
+        </w:numPr>
+        <w:pStyle w:val="Compact"/>
+      </w:pPr>
+      <w:r>
+        <w:t xml:space="preserve">several</w:t>
+      </w:r>
+      <w:r>
+        <w:t xml:space="preserve"> </w:t>
+      </w:r>
+      <w:r>
+        <w:rPr>
+          <w:bCs/>
+          <w:b/>
+        </w:rPr>
+        <w:t xml:space="preserve">email addresses</w:t>
+      </w:r>
+      <w:r>
+        <w:t xml:space="preserve"> </w:t>
+      </w:r>
+      <w:r>
+        <w:t xml:space="preserve">and</w:t>
+      </w:r>
+      <w:r>
+        <w:t xml:space="preserve"> </w:t>
+      </w:r>
+      <w:r>
+        <w:rPr>
+          <w:bCs/>
+          <w:b/>
+        </w:rPr>
+        <w:t xml:space="preserve">phone numbers</w:t>
+      </w:r>
+      <w:r>
+        <w:t xml:space="preserve">, each with a type (home, work, mobile, …);</w:t>
+      </w:r>
+    </w:p>
+    <w:p>
+      <w:pPr>
+        <w:numPr>
+          <w:ilvl w:val="0"/>
+          <w:numId w:val="1017"/>
+        </w:numPr>
+        <w:pStyle w:val="Compact"/>
+      </w:pPr>
+      <w:r>
+        <w:rPr>
+          <w:bCs/>
+          <w:b/>
+        </w:rPr>
+        <w:t xml:space="preserve">addresses</w:t>
+      </w:r>
+      <w:r>
+        <w:t xml:space="preserve"> </w:t>
+      </w:r>
+      <w:r>
+        <w:t xml:space="preserve">(with a link to the map), a</w:t>
+      </w:r>
+      <w:r>
+        <w:t xml:space="preserve"> </w:t>
+      </w:r>
+      <w:r>
+        <w:rPr>
+          <w:bCs/>
+          <w:b/>
+        </w:rPr>
+        <w:t xml:space="preserve">birthday</w:t>
+      </w:r>
+      <w:r>
+        <w:t xml:space="preserve"> </w:t>
+      </w:r>
+      <w:r>
+        <w:t xml:space="preserve">(also without a year),</w:t>
+      </w:r>
+      <w:r>
+        <w:t xml:space="preserve"> </w:t>
+      </w:r>
+      <w:r>
+        <w:rPr>
+          <w:bCs/>
+          <w:b/>
+        </w:rPr>
+        <w:t xml:space="preserve">websites</w:t>
+      </w:r>
+      <w:r>
+        <w:t xml:space="preserve"> </w:t>
+      </w:r>
+      <w:r>
+        <w:t xml:space="preserve">and</w:t>
+      </w:r>
+      <w:r>
+        <w:t xml:space="preserve"> </w:t>
+      </w:r>
+      <w:r>
+        <w:rPr>
+          <w:bCs/>
+          <w:b/>
+        </w:rPr>
+        <w:t xml:space="preserve">notes</w:t>
+      </w:r>
+      <w:r>
+        <w:t xml:space="preserve">;</w:t>
+      </w:r>
+    </w:p>
+    <w:p>
+      <w:pPr>
+        <w:numPr>
+          <w:ilvl w:val="0"/>
+          <w:numId w:val="1017"/>
+        </w:numPr>
+        <w:pStyle w:val="Compact"/>
+      </w:pPr>
+      <w:r>
+        <w:rPr>
+          <w:bCs/>
+          <w:b/>
+        </w:rPr>
+        <w:t xml:space="preserve">groups</w:t>
+      </w:r>
+      <w:r>
+        <w:t xml:space="preserve">, such as Family, Work or Band. Click a group at the top of the list to see only those contacts.</w:t>
+      </w:r>
+    </w:p>
+    <w:p>
+      <w:pPr>
+        <w:pStyle w:val="FirstParagraph"/>
+      </w:pPr>
+      <w:r>
+        <w:rPr>
+          <w:bCs/>
+          <w:b/>
+        </w:rPr>
+        <w:t xml:space="preserve">Send mail</w:t>
+      </w:r>
+      <w:r>
+        <w:t xml:space="preserve"> </w:t>
+      </w:r>
+      <w:r>
+        <w:t xml:space="preserve">and</w:t>
+      </w:r>
+      <w:r>
+        <w:t xml:space="preserve"> </w:t>
+      </w:r>
+      <w:r>
+        <w:rPr>
+          <w:bCs/>
+          <w:b/>
+        </w:rPr>
+        <w:t xml:space="preserve">Call</w:t>
+      </w:r>
+      <w:r>
+        <w:t xml:space="preserve"> </w:t>
+      </w:r>
+      <w:r>
+        <w:t xml:space="preserve">get in touch straight away. Birthdays in the coming week are at the top of the list</w:t>
+      </w:r>
+      <w:r>
+        <w:t xml:space="preserve"> </w:t>
+      </w:r>
+      <w:r>
+        <w:t xml:space="preserve">under</w:t>
+      </w:r>
+      <w:r>
+        <w:t xml:space="preserve"> </w:t>
+      </w:r>
+      <w:r>
+        <w:rPr>
+          <w:bCs/>
+          <w:b/>
+        </w:rPr>
+        <w:t xml:space="preserve">Birthdays coming up</w:t>
+      </w:r>
+      <w:r>
+        <w:t xml:space="preserve">. Search looks at names, addresses, phone numbers, companies, cities and groups.</w:t>
+      </w:r>
+    </w:p>
+    <w:p>
+      <w:pPr>
+        <w:pStyle w:val="CaptionedFigure"/>
+      </w:pPr>
+      <w:r>
+        <w:drawing>
+          <wp:inline>
+            <wp:extent cx="4751999" cy="4319999"/>
+            <wp:effectExtent b="0" l="0" r="0" t="0"/>
+            <wp:docPr descr="Editing a contact" title="" id="123" name="Picture"/>
+            <a:graphic>
+              <a:graphicData uri="http://schemas.openxmlformats.org/drawingml/2006/picture">
+                <pic:pic>
+                  <pic:nvPicPr>
+                    <pic:cNvPr descr="/home/claude/postvak/docs/user-guide/contact-edit.png" id="124" name="Picture"/>
+                    <pic:cNvPicPr>
+                      <a:picLocks noChangeArrowheads="1" noChangeAspect="1"/>
+                    </pic:cNvPicPr>
+                  </pic:nvPicPr>
+                  <pic:blipFill>
+                    <a:blip r:embed="rId122"/>
                     <a:stretch>
                       <a:fillRect/>
                     </a:stretch>
@@ -6951,8 +7101,8 @@
         <w:t xml:space="preserve">).</w:t>
       </w:r>
     </w:p>
-    <w:bookmarkEnd w:id="121"/>
-    <w:bookmarkStart w:id="125" w:name="X673c97e110e5dd617b1340a3333126be38536be"/>
+    <w:bookmarkEnd w:id="125"/>
+    <w:bookmarkStart w:id="129" w:name="X673c97e110e5dd617b1340a3333126be38536be"/>
     <w:p>
       <w:pPr>
         <w:pStyle w:val="Heading1"/>
@@ -6970,18 +7120,18 @@
           <wp:inline>
             <wp:extent cx="4751999" cy="2969999"/>
             <wp:effectExtent b="0" l="0" r="0" t="0"/>
-            <wp:docPr descr="Setting up sync" title="" id="123" name="Picture"/>
+            <wp:docPr descr="Setting up sync" title="" id="127" name="Picture"/>
             <a:graphic>
               <a:graphicData uri="http://schemas.openxmlformats.org/drawingml/2006/picture">
                 <pic:pic>
                   <pic:nvPicPr>
-                    <pic:cNvPr descr="/home/claude/postvak/docs/user-guide/settings-calendar.png" id="124" name="Picture"/>
+                    <pic:cNvPr descr="/home/claude/postvak/docs/user-guide/settings-calendar.png" id="128" name="Picture"/>
                     <pic:cNvPicPr>
                       <a:picLocks noChangeArrowheads="1" noChangeAspect="1"/>
                     </pic:cNvPicPr>
                   </pic:nvPicPr>
                   <pic:blipFill>
-                    <a:blip r:embed="rId122"/>
+                    <a:blip r:embed="rId126"/>
                     <a:stretch>
                       <a:fillRect/>
                     </a:stretch>
@@ -7276,8 +7426,8 @@
         <w:t xml:space="preserve">The server and your user name are on that page, ready to copy.</w:t>
       </w:r>
     </w:p>
-    <w:bookmarkEnd w:id="125"/>
-    <w:bookmarkStart w:id="126" w:name="h-16-notifications-for-new-mail"/>
+    <w:bookmarkEnd w:id="129"/>
+    <w:bookmarkStart w:id="130" w:name="h-16-notifications-for-new-mail"/>
     <w:p>
       <w:pPr>
         <w:pStyle w:val="Heading1"/>
@@ -7436,8 +7586,8 @@
         <w:t xml:space="preserve">and reload the page.</w:t>
       </w:r>
     </w:p>
-    <w:bookmarkEnd w:id="126"/>
-    <w:bookmarkStart w:id="136" w:name="h-17-settings"/>
+    <w:bookmarkEnd w:id="130"/>
+    <w:bookmarkStart w:id="140" w:name="h-17-settings"/>
     <w:p>
       <w:pPr>
         <w:pStyle w:val="Heading1"/>
@@ -7455,18 +7605,18 @@
           <wp:inline>
             <wp:extent cx="4751999" cy="2969999"/>
             <wp:effectExtent b="0" l="0" r="0" t="0"/>
-            <wp:docPr descr="Settings, General tab" title="" id="128" name="Picture"/>
+            <wp:docPr descr="Settings, General tab" title="" id="132" name="Picture"/>
             <a:graphic>
               <a:graphicData uri="http://schemas.openxmlformats.org/drawingml/2006/picture">
                 <pic:pic>
                   <pic:nvPicPr>
-                    <pic:cNvPr descr="/home/claude/postvak/docs/user-guide/settings-general.png" id="129" name="Picture"/>
+                    <pic:cNvPr descr="/home/claude/postvak/docs/user-guide/settings-general.png" id="133" name="Picture"/>
                     <pic:cNvPicPr>
                       <a:picLocks noChangeArrowheads="1" noChangeAspect="1"/>
                     </pic:cNvPicPr>
                   </pic:nvPicPr>
                   <pic:blipFill>
-                    <a:blip r:embed="rId127"/>
+                    <a:blip r:embed="rId131"/>
                     <a:stretch>
                       <a:fillRect/>
                     </a:stretch>
@@ -7999,18 +8149,18 @@
           <wp:inline>
             <wp:extent cx="2879999" cy="1799999"/>
             <wp:effectExtent b="0" l="0" r="0" t="0"/>
-            <wp:docPr descr="" title="" id="131" name="Picture"/>
+            <wp:docPr descr="" title="" id="135" name="Picture"/>
             <a:graphic>
               <a:graphicData uri="http://schemas.openxmlformats.org/drawingml/2006/picture">
                 <pic:pic>
                   <pic:nvPicPr>
-                    <pic:cNvPr descr="/home/claude/postvak/docs/user-guide/settings-appearance.png" id="132" name="Picture"/>
+                    <pic:cNvPr descr="/home/claude/postvak/docs/user-guide/settings-appearance.png" id="136" name="Picture"/>
                     <pic:cNvPicPr>
                       <a:picLocks noChangeArrowheads="1" noChangeAspect="1"/>
                     </pic:cNvPicPr>
                   </pic:nvPicPr>
                   <pic:blipFill>
-                    <a:blip r:embed="rId130"/>
+                    <a:blip r:embed="rId134"/>
                     <a:stretch>
                       <a:fillRect/>
                     </a:stretch>
@@ -8044,18 +8194,18 @@
           <wp:inline>
             <wp:extent cx="2879999" cy="1799999"/>
             <wp:effectExtent b="0" l="0" r="0" t="0"/>
-            <wp:docPr descr="" title="" id="134" name="Picture"/>
+            <wp:docPr descr="" title="" id="138" name="Picture"/>
             <a:graphic>
               <a:graphicData uri="http://schemas.openxmlformats.org/drawingml/2006/picture">
                 <pic:pic>
                   <pic:nvPicPr>
-                    <pic:cNvPr descr="/home/claude/postvak/docs/user-guide/settings-privacy.png" id="135" name="Picture"/>
+                    <pic:cNvPr descr="/home/claude/postvak/docs/user-guide/settings-privacy.png" id="139" name="Picture"/>
                     <pic:cNvPicPr>
                       <a:picLocks noChangeArrowheads="1" noChangeAspect="1"/>
                     </pic:cNvPicPr>
                   </pic:nvPicPr>
                   <pic:blipFill>
-                    <a:blip r:embed="rId133"/>
+                    <a:blip r:embed="rId137"/>
                     <a:stretch>
                       <a:fillRect/>
                     </a:stretch>
@@ -8085,8 +8235,8 @@
         <w:br/>
       </w:r>
     </w:p>
-    <w:bookmarkEnd w:id="136"/>
-    <w:bookmarkStart w:id="137" w:name="h-18-keyboard-shortcuts"/>
+    <w:bookmarkEnd w:id="140"/>
+    <w:bookmarkStart w:id="141" w:name="h-18-keyboard-shortcuts"/>
     <w:p>
       <w:pPr>
         <w:pStyle w:val="Heading1"/>
@@ -8595,8 +8745,8 @@
         </w:tc>
       </w:tr>
     </w:tbl>
-    <w:bookmarkEnd w:id="137"/>
-    <w:bookmarkStart w:id="138" w:name="h-19-privacy-and-security"/>
+    <w:bookmarkEnd w:id="141"/>
+    <w:bookmarkStart w:id="142" w:name="h-19-privacy-and-security"/>
     <w:p>
       <w:pPr>
         <w:pStyle w:val="Heading1"/>
@@ -8711,8 +8861,8 @@
         <w:t xml:space="preserve">browser’s push service (Apple, Google or Mozilla).</w:t>
       </w:r>
     </w:p>
-    <w:bookmarkEnd w:id="138"/>
-    <w:bookmarkStart w:id="140" w:name="h-20-for-the-administrator"/>
+    <w:bookmarkEnd w:id="142"/>
+    <w:bookmarkStart w:id="144" w:name="h-20-for-the-administrator"/>
     <w:p>
       <w:pPr>
         <w:pStyle w:val="Heading1"/>
@@ -8930,7 +9080,7 @@
       <w:r>
         <w:t xml:space="preserve"> </w:t>
       </w:r>
-      <w:hyperlink r:id="rId139">
+      <w:hyperlink r:id="rId143">
         <w:r>
           <w:rPr>
             <w:rStyle w:val="Hyperlink"/>
@@ -8942,8 +9092,8 @@
         <w:t xml:space="preserve">.</w:t>
       </w:r>
     </w:p>
-    <w:bookmarkEnd w:id="140"/>
-    <w:bookmarkStart w:id="143" w:name="h-21-questions-and-problems"/>
+    <w:bookmarkEnd w:id="144"/>
+    <w:bookmarkStart w:id="147" w:name="h-21-questions-and-problems"/>
     <w:p>
       <w:pPr>
         <w:pStyle w:val="Heading1"/>
@@ -9159,6 +9309,36 @@
       </w:r>
       <w:r>
         <w:t xml:space="preserve">then go to the right tab by itself.</w:t>
+      </w:r>
+    </w:p>
+    <w:p>
+      <w:pPr>
+        <w:pStyle w:val="BodyText"/>
+      </w:pPr>
+      <w:r>
+        <w:rPr>
+          <w:bCs/>
+          <w:b/>
+        </w:rPr>
+        <w:t xml:space="preserve">New messages already show as read.</w:t>
+      </w:r>
+      <w:r>
+        <w:t xml:space="preserve"> </w:t>
+      </w:r>
+      <w:r>
+        <w:t xml:space="preserve">Postvak only marks a message read when you open it while it is on your screen (you can switch this off under</w:t>
+      </w:r>
+      <w:r>
+        <w:t xml:space="preserve"> </w:t>
+      </w:r>
+      <w:r>
+        <w:t xml:space="preserve">Settings → General → Mark as read when opened). If another mail program or the mail app on your phone reads the</w:t>
+      </w:r>
+      <w:r>
+        <w:t xml:space="preserve"> </w:t>
+      </w:r>
+      <w:r>
+        <w:t xml:space="preserve">same mailbox, that program can mark messages read too.</w:t>
       </w:r>
     </w:p>
     <w:p>
@@ -9286,7 +9466,7 @@
       <w:r>
         <w:t xml:space="preserve"> </w:t>
       </w:r>
-      <w:hyperlink r:id="rId141">
+      <w:hyperlink r:id="rId145">
         <w:r>
           <w:rPr>
             <w:rStyle w:val="Hyperlink"/>
@@ -9321,7 +9501,7 @@
       <w:r>
         <w:t xml:space="preserve"> </w:t>
       </w:r>
-      <w:hyperlink r:id="rId142">
+      <w:hyperlink r:id="rId146">
         <w:r>
           <w:rPr>
             <w:rStyle w:val="Hyperlink"/>
@@ -9354,7 +9534,7 @@
         <w:t xml:space="preserve">.</w:t>
       </w:r>
     </w:p>
-    <w:bookmarkEnd w:id="143"/>
+    <w:bookmarkEnd w:id="147"/>
     <w:sectPr>
       <w:footerReference r:id="rId9" w:type="default"/>
       <w:pgSz w:h="16838" w:w="11906"/>
@@ -9385,7 +9565,7 @@
         <w:color w:val="677385"/>
         <w:sz w:val="17"/>
       </w:rPr>
-      <w:t xml:space="preserve">Postvak user guide 1.8.4 · PeopleDisplay</w:t>
+      <w:t xml:space="preserve">Postvak user guide 1.8.5 · PeopleDisplay</w:t>
     </w:r>
     <w:r>
       <w:rPr>

--- a/docs/manual/Postvak-User-Guide.docx
+++ b/docs/manual/Postvak-User-Guide.docx
@@ -70,7 +70,7 @@
         <w:pStyle w:val="Author"/>
       </w:pPr>
       <w:r>
-        <w:t xml:space="preserve">Version 1.8.5 · October 2026 · PeopleDisplay</w:t>
+        <w:t xml:space="preserve">Version 1.8.6 · October 2026 · PeopleDisplay</w:t>
       </w:r>
     </w:p>
     <w:p>
@@ -9565,7 +9565,7 @@
         <w:color w:val="677385"/>
         <w:sz w:val="17"/>
       </w:rPr>
-      <w:t xml:space="preserve">Postvak user guide 1.8.5 · PeopleDisplay</w:t>
+      <w:t xml:space="preserve">Postvak user guide 1.8.6 · PeopleDisplay</w:t>
     </w:r>
     <w:r>
       <w:rPr>
